--- a/plantillas_maestras/17_seguro_no_especificado/materia_general_asegurativa/2_o_mas_ddos_varios/varon/TPL_2180_2025_SEGURO_NO_ESPECIFICADO_MATERIA_GENERAL_ASEGURATIVA_ASEGURADORA_VARON_R1.DOCX
+++ b/plantillas_maestras/17_seguro_no_especificado/materia_general_asegurativa/2_o_mas_ddos_varios/varon/TPL_2180_2025_SEGURO_NO_ESPECIFICADO_MATERIA_GENERAL_ASEGURATIVA_ASEGURADORA_VARON_R1.DOCX
@@ -323,7 +323,7 @@
           <w14:ligatures w14:val="none"/>
         </w:rPr>
         <w:tab/>
-        <w:t xml:space="preserve">:       </w:t>
+        <w:t xml:space="preserve">: </w:t>
       </w:r>
       <w:r>
         <w:rPr>
@@ -691,7 +691,7 @@
           <w:lang w:val="es-ES" w:eastAsia="es-ES"/>
           <w14:ligatures w14:val="none"/>
         </w:rPr>
-        <w:t>por presuntas infracciones a la Ley N°29571, Código de Protección y Defensa del Consumidor (en adelante, Código)</w:t>
+        <w:t>por presuntas infracciones a la Ley 29571, Código de Protección y Defensa del Consumidor (en adelante, Código)</w:t>
       </w:r>
       <w:r>
         <w:rPr>
@@ -771,7 +771,7 @@
           <w:lang w:eastAsia="es-ES"/>
           <w14:ligatures w14:val="none"/>
         </w:rPr>
-        <w:t>Con anterioridad al 13 de junio de 2025, adquirió el Seguro de Protección de Tarjetas – Póliza N° 1000001429 emitida por Pacífico</w:t>
+        <w:t>Con anterioridad al 13 de junio de 2025, adquirió el Seguro de Protección de Tarjetas – Póliza 1000001429 emitida por Pacífico</w:t>
       </w:r>
       <w:r>
         <w:rPr>
@@ -1472,7 +1472,7 @@
           <w:lang w:eastAsia="es-PE"/>
           <w14:ligatures w14:val="none"/>
         </w:rPr>
-        <w:t>La Secretaría Técnica de la Comisión de Protección al Consumidor N°1 (en adelante, la Secretaría Técnica), en ejercicio de sus facultades</w:t>
+        <w:t>La Secretaría Técnica de la Comisión de Protección al Consumidor 1 (en adelante, la Secretaría Técnica), en ejercicio de sus facultades</w:t>
       </w:r>
       <w:bookmarkEnd w:id="1"/>
       <w:bookmarkEnd w:id="2"/>
@@ -1547,7 +1547,7 @@
           <w:lang w:eastAsia="es-PE"/>
           <w14:ligatures w14:val="none"/>
         </w:rPr>
-        <w:t>N°</w:t>
+        <w:t/>
       </w:r>
       <w:proofErr w:type="spellEnd"/>
       <w:r>
@@ -1577,7 +1577,7 @@
           <w:lang w:eastAsia="es-PE"/>
           <w14:ligatures w14:val="none"/>
         </w:rPr>
-        <w:t>°</w:t>
+        <w:t/>
       </w:r>
       <w:r>
         <w:rPr>
@@ -1595,7 +1595,7 @@
           <w:lang w:eastAsia="es-PE"/>
           <w14:ligatures w14:val="none"/>
         </w:rPr>
-        <w:t>°</w:t>
+        <w:t/>
       </w:r>
       <w:r>
         <w:rPr>
@@ -1842,7 +1842,7 @@
           <w:lang w:val="es-ES" w:eastAsia="es-ES"/>
           <w14:ligatures w14:val="none"/>
         </w:rPr>
-        <w:t>N°</w:t>
+        <w:t/>
       </w:r>
       <w:proofErr w:type="spellEnd"/>
       <w:r>
@@ -1977,7 +1977,7 @@
           <w:lang w:eastAsia="es-PE"/>
           <w14:ligatures w14:val="none"/>
         </w:rPr>
-        <w:t xml:space="preserve">RESOLUCIÓN DE LA SECRETARÍA TÉCNICA  </w:t>
+        <w:t xml:space="preserve">RESOLUCIÓN DE LA SECRETARÍA TÉCNICA </w:t>
       </w:r>
     </w:p>
     <w:p>
@@ -2183,7 +2183,7 @@
           <w:kern w:val="0"/>
           <w14:ligatures w14:val="none"/>
         </w:rPr>
-        <w:t xml:space="preserve">resunta infracción a los artículos 18° y 19° de la Ley 29571, Código de Protección y Defensa del Consumidor, en tanto </w:t>
+        <w:t xml:space="preserve">resunta infracción a los artículos 18 y 19 de la Ley 29571, Código de Protección y Defensa del Consumidor, en tanto </w:t>
       </w:r>
       <w:bookmarkStart w:id="4" w:name="_Hlk211600306"/>
       <w:r>
@@ -2229,7 +2229,7 @@
           <w:lang w:eastAsia="es-PE"/>
           <w14:ligatures w14:val="none"/>
         </w:rPr>
-        <w:t xml:space="preserve">la cobertura del Seguro de Protección de Tarjetas – Póliza N° 1000001429 </w:t>
+        <w:t xml:space="preserve">la cobertura del Seguro de Protección de Tarjetas – Póliza 1000001429 </w:t>
       </w:r>
       <w:r>
         <w:rPr>
@@ -2543,7 +2543,7 @@
           <w:lang w:eastAsia="es-PE"/>
           <w14:ligatures w14:val="none"/>
         </w:rPr>
-        <w:t>°</w:t>
+        <w:t/>
       </w:r>
       <w:r>
         <w:rPr>
@@ -2639,7 +2639,7 @@
           <w:lang w:eastAsia="es-PE"/>
           <w14:ligatures w14:val="none"/>
         </w:rPr>
-        <w:t>°</w:t>
+        <w:t/>
       </w:r>
       <w:r>
         <w:rPr>
@@ -2851,7 +2851,7 @@
           <w:lang w:eastAsia="es-PE"/>
           <w14:ligatures w14:val="none"/>
         </w:rPr>
-        <w:t>°</w:t>
+        <w:t/>
       </w:r>
       <w:r>
         <w:rPr>
@@ -2983,7 +2983,7 @@
           <w:lang w:val="es-ES" w:eastAsia="es-ES"/>
           <w14:ligatures w14:val="none"/>
         </w:rPr>
-        <w:t xml:space="preserve"> (i) presentar una copia completa, legible y debidamente suscrita de la Póliza N° 1000001429 del Seguro de Protección de Tarjetas, así como el cargo de remisión de la póliza; (</w:t>
+        <w:t xml:space="preserve"> (i) presentar una copia completa, legible y debidamente suscrita de la Póliza 1000001429 del Seguro de Protección de Tarjetas, así como el cargo de remisión de la póliza; (</w:t>
       </w:r>
       <w:proofErr w:type="spellStart"/>
       <w:r>
@@ -3106,7 +3106,7 @@
           <w:lang w:eastAsia="es-PE"/>
           <w14:ligatures w14:val="none"/>
         </w:rPr>
-        <w:t>°</w:t>
+        <w:t/>
       </w:r>
       <w:r>
         <w:rPr>
@@ -3158,7 +3158,7 @@
           <w:lang w:eastAsia="es-PE"/>
           <w14:ligatures w14:val="none"/>
         </w:rPr>
-        <w:t>°</w:t>
+        <w:t/>
       </w:r>
       <w:r>
         <w:rPr>
@@ -3178,7 +3178,7 @@
           <w:lang w:eastAsia="es-PE"/>
           <w14:ligatures w14:val="none"/>
         </w:rPr>
-        <w:t>°</w:t>
+        <w:t/>
       </w:r>
       <w:r>
         <w:rPr>
@@ -3198,7 +3198,7 @@
           <w:lang w:eastAsia="es-PE"/>
           <w14:ligatures w14:val="none"/>
         </w:rPr>
-        <w:t>°</w:t>
+        <w:t/>
       </w:r>
       <w:r>
         <w:rPr>
@@ -3251,7 +3251,7 @@
           <w:lang w:eastAsia="es-PE"/>
           <w14:ligatures w14:val="none"/>
         </w:rPr>
-        <w:t>°</w:t>
+        <w:t/>
       </w:r>
       <w:r>
         <w:rPr>
@@ -3342,7 +3342,7 @@
           <w:lang w:eastAsia="es-PE"/>
           <w14:ligatures w14:val="none"/>
         </w:rPr>
-        <w:t>°</w:t>
+        <w:t/>
       </w:r>
       <w:r>
         <w:rPr>
@@ -3434,7 +3434,7 @@
           <w:lang w:eastAsia="es-PE"/>
           <w14:ligatures w14:val="none"/>
         </w:rPr>
-        <w:t>°</w:t>
+        <w:t/>
       </w:r>
       <w:r>
         <w:rPr>
@@ -3442,7 +3442,7 @@
           <w:kern w:val="0"/>
           <w14:ligatures w14:val="none"/>
         </w:rPr>
-        <w:t xml:space="preserve"> del Decreto Legislativo N° 807</w:t>
+        <w:t xml:space="preserve"> del Decreto Legislativo 807</w:t>
       </w:r>
       <w:r>
         <w:rPr>
@@ -3665,7 +3665,7 @@
           <w:lang w:eastAsia="es-PE"/>
           <w14:ligatures w14:val="none"/>
         </w:rPr>
-        <w:t>°</w:t>
+        <w:t/>
       </w:r>
       <w:r>
         <w:rPr>
@@ -3682,7 +3682,7 @@
           <w:lang w:eastAsia="es-PE"/>
           <w14:ligatures w14:val="none"/>
         </w:rPr>
-        <w:t>°</w:t>
+        <w:t/>
       </w:r>
       <w:r>
         <w:rPr>
@@ -3998,7 +3998,7 @@
           <w:kern w:val="0"/>
           <w14:ligatures w14:val="none"/>
         </w:rPr>
-        <w:t> Protección al Consumidor N° 1</w:t>
+        <w:t> Protección al Consumidor 1</w:t>
       </w:r>
     </w:p>
     <w:p>
@@ -4306,7 +4306,7 @@
           <w:sz w:val="16"/>
           <w:szCs w:val="16"/>
         </w:rPr>
-        <w:t xml:space="preserve">  </w:t>
+        <w:t xml:space="preserve"> </w:t>
       </w:r>
       <w:r>
         <w:rPr>
@@ -4324,7 +4324,7 @@
           <w:sz w:val="16"/>
           <w:szCs w:val="16"/>
         </w:rPr>
-        <w:t xml:space="preserve">LEY N° 29571, CÓDIGO DE PROTECCIÓN Y DEFENSA DEL CONSUMIDOR, publicado el 2 de setiembre de 2010 y modificado por Decreto Legislativo N° 1308 </w:t>
+        <w:t xml:space="preserve">LEY 29571, CÓDIGO DE PROTECCIÓN Y DEFENSA DEL CONSUMIDOR, publicado el 2 de setiembre de 2010 y modificado por Decreto Legislativo 1308 </w:t>
       </w:r>
     </w:p>
     <w:p>
@@ -4376,7 +4376,7 @@
           <w:szCs w:val="16"/>
         </w:rPr>
         <w:tab/>
-        <w:t xml:space="preserve">El Instituto Nacional de Defensa de la Competencia y de la Protección de la Propiedad Intelectual (Indecopi) es la autoridad con competencia primaria y de alcance nacional para conocer las presuntas infracciones a las disposiciones contenidas en el presente Código, así como para imponer las sanciones y medidas correctivas establecidas en el presente capítulo, conforme al Decreto Legislativo N° 1033, Ley de Organización y Funciones del Indecopi. Dicha competencia solo puede ser negada cuando ella haya sido asignada o se asigne a favor de otro organismo por norma expresa con rango de ley. </w:t>
+        <w:t xml:space="preserve">El Instituto Nacional de Defensa de la Competencia y de la Protección de la Propiedad Intelectual (Indecopi) es la autoridad con competencia primaria y de alcance nacional para conocer las presuntas infracciones a las disposiciones contenidas en el presente Código, así como para imponer las sanciones y medidas correctivas establecidas en el presente capítulo, conforme al Decreto Legislativo 1033, Ley de Organización y Funciones del Indecopi. Dicha competencia solo puede ser negada cuando ella haya sido asignada o se asigne a favor de otro organismo por norma expresa con rango de ley. </w:t>
       </w:r>
     </w:p>
     <w:p>
@@ -4450,7 +4450,7 @@
           <w:sz w:val="16"/>
           <w:szCs w:val="16"/>
         </w:rPr>
-        <w:t xml:space="preserve">LEY DE ORGANIZACIÓN Y FUNCIONES DEL INDECOPI, APROBADA POR DECRETO LEGISLATIVO N° 1033 </w:t>
+        <w:t xml:space="preserve">LEY DE ORGANIZACIÓN Y FUNCIONES DEL INDECOPI, APROBADA POR DECRETO LEGISLATIVO 1033 </w:t>
       </w:r>
     </w:p>
     <w:p>
@@ -4577,7 +4577,7 @@
           <w:sz w:val="16"/>
           <w:szCs w:val="16"/>
         </w:rPr>
-        <w:t xml:space="preserve">           </w:t>
+        <w:t xml:space="preserve"> </w:t>
       </w:r>
       <w:r>
         <w:rPr>
@@ -4595,7 +4595,7 @@
           <w:sz w:val="16"/>
           <w:szCs w:val="16"/>
         </w:rPr>
-        <w:t xml:space="preserve">LEY N° 29571, CÓDIGO DE PROTECCIÓN Y DEFENSA DEL CONSUMIDOR, publicado el 2 de setiembre de 2010 y modificado por Decreto Legislativo N° 1308   </w:t>
+        <w:t xml:space="preserve">LEY 29571, CÓDIGO DE PROTECCIÓN Y DEFENSA DEL CONSUMIDOR, publicado el 2 de setiembre de 2010 y modificado por Decreto Legislativo 1308 </w:t>
       </w:r>
     </w:p>
     <w:p>
@@ -4619,7 +4619,7 @@
           <w:sz w:val="16"/>
           <w:szCs w:val="16"/>
         </w:rPr>
-        <w:t xml:space="preserve">Artículo 18.- Idoneidad   </w:t>
+        <w:t xml:space="preserve">Artículo 18.- Idoneidad </w:t>
       </w:r>
     </w:p>
     <w:p>
@@ -4639,7 +4639,7 @@
           <w:sz w:val="16"/>
           <w:szCs w:val="16"/>
         </w:rPr>
-        <w:t xml:space="preserve">Se entiende por idoneidad la correspondencia entre lo que un consumidor espera y lo que efectivamente recibe, en función a lo que se le hubiera ofrecido, la publicidad e información transmitida, las condiciones y circunstancias de la transacción, las características y naturaleza del producto o servicio, el precio, entre otros factores, atendiendo a las circunstancias del caso.    </w:t>
+        <w:t xml:space="preserve">Se entiende por idoneidad la correspondencia entre lo que un consumidor espera y lo que efectivamente recibe, en función a lo que se le hubiera ofrecido, la publicidad e información transmitida, las condiciones y circunstancias de la transacción, las características y naturaleza del producto o servicio, el precio, entre otros factores, atendiendo a las circunstancias del caso. </w:t>
       </w:r>
     </w:p>
     <w:p>
@@ -4758,7 +4758,7 @@
           <w:sz w:val="16"/>
           <w:szCs w:val="16"/>
         </w:rPr>
-        <w:t xml:space="preserve">  </w:t>
+        <w:t xml:space="preserve"> </w:t>
       </w:r>
       <w:r>
         <w:rPr>
@@ -4776,7 +4776,7 @@
           <w:sz w:val="16"/>
           <w:szCs w:val="16"/>
         </w:rPr>
-        <w:t>LEY SOBRE FACULTADES, NORMAS Y ORGANIZACIÓN DEL INDECOPI, APROBADA POR DECRETO LEGISLATIVO N° 807 Artículo 24.-</w:t>
+        <w:t>LEY SOBRE FACULTADES, NORMAS Y ORGANIZACIÓN DEL INDECOPI, APROBADA POR DECRETO LEGISLATIVO 807 Artículo 24.-</w:t>
       </w:r>
       <w:r>
         <w:rPr>
@@ -4961,7 +4961,7 @@
           <w:sz w:val="16"/>
           <w:szCs w:val="16"/>
         </w:rPr>
-        <w:t>Nº</w:t>
+        <w:t/>
       </w:r>
       <w:proofErr w:type="spellEnd"/>
       <w:r>
@@ -5067,7 +5067,7 @@
           <w:sz w:val="16"/>
           <w:szCs w:val="16"/>
         </w:rPr>
-        <w:t>publicado el 2 de setiembre de 2010 y modificado por Decreto Legislativo N° 1308</w:t>
+        <w:t>publicado el 2 de setiembre de 2010 y modificado por Decreto Legislativo 1308</w:t>
       </w:r>
     </w:p>
     <w:p>
@@ -5224,15 +5224,15 @@
           <w:szCs w:val="16"/>
           <w:vertAlign w:val="superscript"/>
         </w:rPr>
-        <w:t xml:space="preserve">  </w:t>
-      </w:r>
-      <w:r>
-        <w:rPr>
-          <w:rFonts w:ascii="Arial Narrow" w:hAnsi="Arial Narrow" w:cs="Arial"/>
-          <w:sz w:val="16"/>
-          <w:szCs w:val="16"/>
-        </w:rPr>
-        <w:t xml:space="preserve">     </w:t>
+        <w:t xml:space="preserve"> </w:t>
+      </w:r>
+      <w:r>
+        <w:rPr>
+          <w:rFonts w:ascii="Arial Narrow" w:hAnsi="Arial Narrow" w:cs="Arial"/>
+          <w:sz w:val="16"/>
+          <w:szCs w:val="16"/>
+        </w:rPr>
+        <w:t xml:space="preserve"> </w:t>
       </w:r>
       <w:r>
         <w:rPr>
@@ -5268,7 +5268,7 @@
           <w:sz w:val="16"/>
           <w:szCs w:val="16"/>
         </w:rPr>
-        <w:t>publicado el 2 de setiembre de 2010 y modificado por Decreto Legislativo N° 1308</w:t>
+        <w:t>publicado el 2 de setiembre de 2010 y modificado por Decreto Legislativo 1308</w:t>
       </w:r>
     </w:p>
     <w:p>
@@ -5311,7 +5311,7 @@
           <w:sz w:val="16"/>
           <w:szCs w:val="16"/>
         </w:rPr>
-        <w:t>El órgano resolutivo puede sancionar las infracciones administrativas a que se refiere el artículo 108º con amonestación y multas de hasta cuatrocientos cincuenta (450) Unidades Impositivas Tributarias (UIT), las cuales son calificadas de la siguiente manera:</w:t>
+        <w:t>El órgano resolutivo puede sancionar las infracciones administrativas a que se refiere el artículo 108 con amonestación y multas de hasta cuatrocientos cincuenta (450) Unidades Impositivas Tributarias (UIT), las cuales son calificadas de la siguiente manera:</w:t>
       </w:r>
     </w:p>
     <w:p>
@@ -5434,7 +5434,7 @@
           <w:sz w:val="16"/>
           <w:szCs w:val="16"/>
         </w:rPr>
-        <w:t xml:space="preserve">        </w:t>
+        <w:t xml:space="preserve"> </w:t>
       </w:r>
       <w:r>
         <w:rPr>
@@ -6251,7 +6251,7 @@
           <w:sz w:val="16"/>
           <w:szCs w:val="16"/>
         </w:rPr>
-        <w:t xml:space="preserve">         </w:t>
+        <w:t xml:space="preserve"> </w:t>
       </w:r>
       <w:r>
         <w:rPr>
@@ -6287,7 +6287,7 @@
           <w:sz w:val="16"/>
           <w:szCs w:val="16"/>
         </w:rPr>
-        <w:t>publicado el 2 de setiembre de 2010 y modificado por Decreto Legislativo N° 1308</w:t>
+        <w:t>publicado el 2 de setiembre de 2010 y modificado por Decreto Legislativo 1308</w:t>
       </w:r>
     </w:p>
     <w:p>
@@ -6495,7 +6495,7 @@
           <w:sz w:val="16"/>
           <w:szCs w:val="16"/>
         </w:rPr>
-        <w:t>Nº</w:t>
+        <w:t/>
       </w:r>
       <w:proofErr w:type="spellEnd"/>
       <w:r>
@@ -6930,7 +6930,7 @@
               <w:sz w:val="16"/>
               <w:szCs w:val="16"/>
             </w:rPr>
-            <w:t xml:space="preserve">CNICA DE LA    </w:t>
+            <w:t xml:space="preserve">CNICA DE LA </w:t>
           </w:r>
         </w:p>
         <w:p>

--- a/plantillas_maestras/17_seguro_no_especificado/materia_general_asegurativa/2_o_mas_ddos_varios/varon/TPL_2180_2025_SEGURO_NO_ESPECIFICADO_MATERIA_GENERAL_ASEGURATIVA_ASEGURADORA_VARON_R1.DOCX
+++ b/plantillas_maestras/17_seguro_no_especificado/materia_general_asegurativa/2_o_mas_ddos_varios/varon/TPL_2180_2025_SEGURO_NO_ESPECIFICADO_MATERIA_GENERAL_ASEGURATIVA_ASEGURADORA_VARON_R1.DOCX
@@ -106,7 +106,7 @@
           <w:lang w:eastAsia="es-PE"/>
           <w14:ligatures w14:val="none"/>
         </w:rPr>
-        <w:t>DENUNCIANTE</w:t>
+        <w:t xml:space="preserve">DENUNCIANTE:[DENUNCIANTE] (SEÑOR [APELLIDO])</w:t>
       </w:r>
       <w:r>
         <w:rPr>
@@ -118,7 +118,7 @@
           <w14:ligatures w14:val="none"/>
         </w:rPr>
         <w:tab/>
-        <w:t>:</w:t>
+        <w:t/>
       </w:r>
       <w:r>
         <w:rPr>
@@ -140,51 +140,51 @@
           <w:lang w:eastAsia="es-PE"/>
           <w14:ligatures w14:val="none"/>
         </w:rPr>
-        <w:t xml:space="preserve">RENZO ALEGRÍA RIVAS </w:t>
-      </w:r>
-      <w:r>
-        <w:rPr>
-          <w:rFonts w:ascii="Arial Narrow" w:eastAsia="Arial Narrow" w:hAnsi="Arial Narrow" w:cs="Arial Narrow"/>
-          <w:b/>
-          <w:color w:val="000000"/>
-          <w:kern w:val="0"/>
-          <w:lang w:eastAsia="es-PE"/>
-          <w14:ligatures w14:val="none"/>
-        </w:rPr>
-        <w:t>(SEÑO</w:t>
-      </w:r>
-      <w:r>
-        <w:rPr>
-          <w:rFonts w:ascii="Arial Narrow" w:eastAsia="Arial Narrow" w:hAnsi="Arial Narrow" w:cs="Arial Narrow"/>
-          <w:b/>
-          <w:color w:val="000000"/>
-          <w:kern w:val="0"/>
-          <w:lang w:eastAsia="es-PE"/>
-          <w14:ligatures w14:val="none"/>
-        </w:rPr>
-        <w:t>R</w:t>
-      </w:r>
-      <w:r>
-        <w:rPr>
-          <w:rFonts w:ascii="Arial Narrow" w:eastAsia="Arial Narrow" w:hAnsi="Arial Narrow" w:cs="Arial Narrow"/>
-          <w:b/>
-          <w:color w:val="000000"/>
-          <w:kern w:val="0"/>
-          <w:lang w:eastAsia="es-PE"/>
-          <w14:ligatures w14:val="none"/>
-        </w:rPr>
-        <w:t xml:space="preserve"> ALEGRÍA</w:t>
-      </w:r>
-      <w:r>
-        <w:rPr>
-          <w:rFonts w:ascii="Arial Narrow" w:eastAsia="Arial Narrow" w:hAnsi="Arial Narrow" w:cs="Arial Narrow"/>
-          <w:b/>
-          <w:color w:val="000000"/>
-          <w:kern w:val="0"/>
-          <w:lang w:eastAsia="es-PE"/>
-          <w14:ligatures w14:val="none"/>
-        </w:rPr>
-        <w:t>)</w:t>
+        <w:t xml:space="preserve"/>
+      </w:r>
+      <w:r>
+        <w:rPr>
+          <w:rFonts w:ascii="Arial Narrow" w:eastAsia="Arial Narrow" w:hAnsi="Arial Narrow" w:cs="Arial Narrow"/>
+          <w:b/>
+          <w:color w:val="000000"/>
+          <w:kern w:val="0"/>
+          <w:lang w:eastAsia="es-PE"/>
+          <w14:ligatures w14:val="none"/>
+        </w:rPr>
+        <w:t/>
+      </w:r>
+      <w:r>
+        <w:rPr>
+          <w:rFonts w:ascii="Arial Narrow" w:eastAsia="Arial Narrow" w:hAnsi="Arial Narrow" w:cs="Arial Narrow"/>
+          <w:b/>
+          <w:color w:val="000000"/>
+          <w:kern w:val="0"/>
+          <w:lang w:eastAsia="es-PE"/>
+          <w14:ligatures w14:val="none"/>
+        </w:rPr>
+        <w:t/>
+      </w:r>
+      <w:r>
+        <w:rPr>
+          <w:rFonts w:ascii="Arial Narrow" w:eastAsia="Arial Narrow" w:hAnsi="Arial Narrow" w:cs="Arial Narrow"/>
+          <w:b/>
+          <w:color w:val="000000"/>
+          <w:kern w:val="0"/>
+          <w:lang w:eastAsia="es-PE"/>
+          <w14:ligatures w14:val="none"/>
+        </w:rPr>
+        <w:t xml:space="preserve"/>
+      </w:r>
+      <w:r>
+        <w:rPr>
+          <w:rFonts w:ascii="Arial Narrow" w:eastAsia="Arial Narrow" w:hAnsi="Arial Narrow" w:cs="Arial Narrow"/>
+          <w:b/>
+          <w:color w:val="000000"/>
+          <w:kern w:val="0"/>
+          <w:lang w:eastAsia="es-PE"/>
+          <w14:ligatures w14:val="none"/>
+        </w:rPr>
+        <w:t/>
       </w:r>
     </w:p>
     <w:p>
@@ -603,7 +603,7 @@
           <w:lang w:val="es-ES" w:eastAsia="es-ES"/>
           <w14:ligatures w14:val="none"/>
         </w:rPr>
-        <w:t xml:space="preserve">Mediante el escrito del </w:t>
+        <w:t xml:space="preserve">Mediante el escrito del 6 de setiembre de 2025, el señor [APELLIDO] denunció a Pacífico por presuntas infracciones a la Ley 29571, Código de Protección y Defensa del Consumidor (en adelante, Código), señalando lo siguiente:</w:t>
       </w:r>
       <w:r>
         <w:rPr>
@@ -613,7 +613,7 @@
           <w:lang w:val="es-ES" w:eastAsia="es-ES"/>
           <w14:ligatures w14:val="none"/>
         </w:rPr>
-        <w:t>6 de setiembre de 2025</w:t>
+        <w:t/>
       </w:r>
       <w:r>
         <w:rPr>
@@ -621,7 +621,7 @@
           <w:kern w:val="0"/>
           <w14:ligatures w14:val="none"/>
         </w:rPr>
-        <w:t>,</w:t>
+        <w:t/>
       </w:r>
       <w:r>
         <w:rPr>
@@ -629,7 +629,7 @@
           <w:kern w:val="0"/>
           <w14:ligatures w14:val="none"/>
         </w:rPr>
-        <w:t xml:space="preserve"> </w:t>
+        <w:t xml:space="preserve"/>
       </w:r>
       <w:r>
         <w:rPr>
@@ -637,7 +637,7 @@
           <w:kern w:val="0"/>
           <w14:ligatures w14:val="none"/>
         </w:rPr>
-        <w:t>el</w:t>
+        <w:t/>
       </w:r>
       <w:r>
         <w:rPr>
@@ -645,7 +645,7 @@
           <w:kern w:val="0"/>
           <w14:ligatures w14:val="none"/>
         </w:rPr>
-        <w:t xml:space="preserve"> señor </w:t>
+        <w:t xml:space="preserve"/>
       </w:r>
       <w:r>
         <w:rPr>
@@ -653,7 +653,7 @@
           <w:kern w:val="0"/>
           <w14:ligatures w14:val="none"/>
         </w:rPr>
-        <w:t xml:space="preserve">Alegría </w:t>
+        <w:t xml:space="preserve"/>
       </w:r>
       <w:r>
         <w:rPr>
@@ -661,7 +661,7 @@
           <w:kern w:val="0"/>
           <w14:ligatures w14:val="none"/>
         </w:rPr>
-        <w:t>d</w:t>
+        <w:t/>
       </w:r>
       <w:r>
         <w:rPr>
@@ -671,7 +671,7 @@
           <w:lang w:val="es-ES" w:eastAsia="es-ES"/>
           <w14:ligatures w14:val="none"/>
         </w:rPr>
-        <w:t xml:space="preserve">enunció a </w:t>
+        <w:t xml:space="preserve"/>
       </w:r>
       <w:r>
         <w:rPr>
@@ -681,7 +681,7 @@
           <w:lang w:val="es-ES" w:eastAsia="es-ES"/>
           <w14:ligatures w14:val="none"/>
         </w:rPr>
-        <w:t xml:space="preserve">Pacífico </w:t>
+        <w:t xml:space="preserve"/>
       </w:r>
       <w:r>
         <w:rPr>
@@ -691,7 +691,7 @@
           <w:lang w:val="es-ES" w:eastAsia="es-ES"/>
           <w14:ligatures w14:val="none"/>
         </w:rPr>
-        <w:t>por presuntas infracciones a la Ley 29571, Código de Protección y Defensa del Consumidor (en adelante, Código)</w:t>
+        <w:t/>
       </w:r>
       <w:r>
         <w:rPr>
@@ -712,7 +712,7 @@
           <w:lang w:val="es-ES" w:eastAsia="es-ES"/>
           <w14:ligatures w14:val="none"/>
         </w:rPr>
-        <w:t xml:space="preserve">, señalando </w:t>
+        <w:t xml:space="preserve"/>
       </w:r>
       <w:r>
         <w:rPr>
@@ -723,7 +723,7 @@
           <w:lang w:val="es-ES" w:eastAsia="es-ES"/>
           <w14:ligatures w14:val="none"/>
         </w:rPr>
-        <w:t>lo siguiente:</w:t>
+        <w:t/>
       </w:r>
     </w:p>
     <w:p>
@@ -1326,7 +1326,7 @@
           <w:kern w:val="0"/>
           <w14:ligatures w14:val="none"/>
         </w:rPr>
-        <w:t xml:space="preserve">El señor Alegría </w:t>
+        <w:t xml:space="preserve">El señor [APELLIDO] solicitó, en calidad de medida correctiva, que Pacífico cumpla con brindar la cobertura máxima establecida para las operaciones no reconocidas realizadas en establecimientos comerciales dentro del territorio peruano. Asimismo, requirió el reembolso de costos y costas del presente procedimiento.</w:t>
       </w:r>
       <w:r>
         <w:rPr>
@@ -1336,7 +1336,7 @@
           <w:lang w:val="es-ES" w:eastAsia="es-ES"/>
           <w14:ligatures w14:val="none"/>
         </w:rPr>
-        <w:t xml:space="preserve">solicitó, en calidad de medida correctiva, que </w:t>
+        <w:t xml:space="preserve"/>
       </w:r>
       <w:r>
         <w:rPr>
@@ -1346,7 +1346,7 @@
           <w:lang w:val="es-ES" w:eastAsia="es-ES"/>
           <w14:ligatures w14:val="none"/>
         </w:rPr>
-        <w:t xml:space="preserve">Pacífico </w:t>
+        <w:t xml:space="preserve"/>
       </w:r>
       <w:r>
         <w:rPr>
@@ -1356,7 +1356,7 @@
           <w:lang w:val="es-ES" w:eastAsia="es-ES"/>
           <w14:ligatures w14:val="none"/>
         </w:rPr>
-        <w:t>cumpla con</w:t>
+        <w:t/>
       </w:r>
       <w:r>
         <w:rPr>
@@ -1366,7 +1366,7 @@
           <w:lang w:val="es-ES" w:eastAsia="es-ES"/>
           <w14:ligatures w14:val="none"/>
         </w:rPr>
-        <w:t xml:space="preserve"> brindar la cobertura máxima establecida para las operaciones no reconocidas realizadas en establecimientos comerciales dentro del territorio peruano</w:t>
+        <w:t xml:space="preserve"/>
       </w:r>
       <w:r>
         <w:rPr>
@@ -1376,7 +1376,7 @@
           <w:lang w:val="es-ES" w:eastAsia="es-ES"/>
           <w14:ligatures w14:val="none"/>
         </w:rPr>
-        <w:t>. Asimismo, requirió el reembolso de costos y costas del presente procedimiento.</w:t>
+        <w:t/>
       </w:r>
     </w:p>
     <w:p>
@@ -2015,7 +2015,7 @@
           <w:lang w:eastAsia="es-PE"/>
           <w14:ligatures w14:val="none"/>
         </w:rPr>
-        <w:t xml:space="preserve">PRIMERO: </w:t>
+        <w:t xml:space="preserve">PRIMERO: admitir a trámite la denuncia del 6 de setiembre de 2025 interpuesta por el señor [DENUNCIANTE] contra Pacífico Compañía de Seguros y Reaseguros S.A., por la presunta infracción a los artículos 18 y 19 de la Ley 29571, Código de Protección y Defensa del Consumidor, en tanto la compañía aseguradora se habría negado injustificadamente a otorgar al denunciante la cobertura del Seguro de Protección de Tarjetas – Póliza 1000001429 por el valor total de las 31 operaciones efectuadas a través del Punto de Venta de Ticketmaster Perú S.A.C. el 13 de junio de 2025.</w:t>
       </w:r>
       <w:r>
         <w:rPr>
@@ -2026,7 +2026,7 @@
           <w:lang w:eastAsia="es-PE"/>
           <w14:ligatures w14:val="none"/>
         </w:rPr>
-        <w:t xml:space="preserve">admitir a trámite la denuncia del </w:t>
+        <w:t xml:space="preserve"/>
       </w:r>
       <w:r>
         <w:rPr>
@@ -2037,7 +2037,7 @@
           <w:lang w:eastAsia="es-PE"/>
           <w14:ligatures w14:val="none"/>
         </w:rPr>
-        <w:t>6 de setiembre de 2025</w:t>
+        <w:t/>
       </w:r>
       <w:r>
         <w:rPr>
@@ -2048,7 +2048,7 @@
           <w:lang w:eastAsia="es-PE"/>
           <w14:ligatures w14:val="none"/>
         </w:rPr>
-        <w:t xml:space="preserve"> </w:t>
+        <w:t xml:space="preserve"/>
       </w:r>
       <w:r>
         <w:rPr>
@@ -2059,7 +2059,7 @@
           <w:lang w:eastAsia="es-PE"/>
           <w14:ligatures w14:val="none"/>
         </w:rPr>
-        <w:t xml:space="preserve">interpuesta por el </w:t>
+        <w:t xml:space="preserve"/>
       </w:r>
       <w:r>
         <w:rPr>
@@ -2070,7 +2070,7 @@
           <w:lang w:eastAsia="es-PE"/>
           <w14:ligatures w14:val="none"/>
         </w:rPr>
-        <w:t xml:space="preserve">señor Renzo Alegría Rivas </w:t>
+        <w:t xml:space="preserve"/>
       </w:r>
       <w:r>
         <w:rPr>
@@ -2081,49 +2081,49 @@
           <w:lang w:eastAsia="es-PE"/>
           <w14:ligatures w14:val="none"/>
         </w:rPr>
-        <w:t xml:space="preserve">contra </w:t>
+        <w:t xml:space="preserve"/>
       </w:r>
       <w:r>
         <w:rPr>
           <w:rFonts w:ascii="Arial Narrow" w:eastAsia="Arial Narrow" w:hAnsi="Arial Narrow" w:cs="Arial Narrow"/>
           <w:bCs/>
         </w:rPr>
-        <w:t xml:space="preserve">Pacífico Compañía </w:t>
+        <w:t xml:space="preserve"/>
       </w:r>
       <w:r>
         <w:rPr>
           <w:rFonts w:ascii="Arial Narrow" w:eastAsia="Arial Narrow" w:hAnsi="Arial Narrow" w:cs="Arial Narrow"/>
           <w:bCs/>
         </w:rPr>
-        <w:t>d</w:t>
+        <w:t/>
       </w:r>
       <w:r>
         <w:rPr>
           <w:rFonts w:ascii="Arial Narrow" w:eastAsia="Arial Narrow" w:hAnsi="Arial Narrow" w:cs="Arial Narrow"/>
           <w:bCs/>
         </w:rPr>
-        <w:t xml:space="preserve">e </w:t>
+        <w:t xml:space="preserve"/>
       </w:r>
       <w:r>
         <w:rPr>
           <w:rFonts w:ascii="Arial Narrow" w:eastAsia="Arial Narrow" w:hAnsi="Arial Narrow" w:cs="Arial Narrow"/>
           <w:bCs/>
         </w:rPr>
-        <w:t>Seguros y Reaseguros</w:t>
+        <w:t/>
       </w:r>
       <w:r>
         <w:rPr>
           <w:rFonts w:ascii="Arial Narrow" w:eastAsia="Arial Narrow" w:hAnsi="Arial Narrow" w:cs="Arial Narrow"/>
           <w:bCs/>
         </w:rPr>
-        <w:t xml:space="preserve"> S.</w:t>
+        <w:t xml:space="preserve"/>
       </w:r>
       <w:r>
         <w:rPr>
           <w:rFonts w:ascii="Arial Narrow" w:eastAsia="Arial Narrow" w:hAnsi="Arial Narrow" w:cs="Arial Narrow"/>
           <w:bCs/>
         </w:rPr>
-        <w:t>A.</w:t>
+        <w:t/>
       </w:r>
       <w:r>
         <w:rPr>
@@ -2134,7 +2134,7 @@
           <w:lang w:eastAsia="es-PE"/>
           <w14:ligatures w14:val="none"/>
         </w:rPr>
-        <w:t xml:space="preserve">, </w:t>
+        <w:t xml:space="preserve"/>
       </w:r>
       <w:r>
         <w:rPr>
@@ -2145,7 +2145,7 @@
           <w:lang w:eastAsia="es-PE"/>
           <w14:ligatures w14:val="none"/>
         </w:rPr>
-        <w:t>por</w:t>
+        <w:t/>
       </w:r>
       <w:r>
         <w:rPr>
@@ -2156,7 +2156,7 @@
           <w:lang w:eastAsia="es-PE"/>
           <w14:ligatures w14:val="none"/>
         </w:rPr>
-        <w:t xml:space="preserve"> l</w:t>
+        <w:t xml:space="preserve"/>
       </w:r>
       <w:r>
         <w:rPr>
@@ -2167,23 +2167,23 @@
           <w:lang w:eastAsia="es-PE"/>
           <w14:ligatures w14:val="none"/>
         </w:rPr>
-        <w:t xml:space="preserve">a </w:t>
-      </w:r>
-      <w:r>
-        <w:rPr>
-          <w:rFonts w:ascii="Arial Narrow" w:eastAsia="Arial Narrow" w:hAnsi="Arial Narrow" w:cs="Arial Narrow"/>
-          <w:kern w:val="0"/>
-          <w14:ligatures w14:val="none"/>
-        </w:rPr>
-        <w:t>p</w:t>
-      </w:r>
-      <w:r>
-        <w:rPr>
-          <w:rFonts w:ascii="Arial Narrow" w:eastAsia="Arial Narrow" w:hAnsi="Arial Narrow" w:cs="Arial Narrow"/>
-          <w:kern w:val="0"/>
-          <w14:ligatures w14:val="none"/>
-        </w:rPr>
-        <w:t xml:space="preserve">resunta infracción a los artículos 18 y 19 de la Ley 29571, Código de Protección y Defensa del Consumidor, en tanto </w:t>
+        <w:t xml:space="preserve"/>
+      </w:r>
+      <w:r>
+        <w:rPr>
+          <w:rFonts w:ascii="Arial Narrow" w:eastAsia="Arial Narrow" w:hAnsi="Arial Narrow" w:cs="Arial Narrow"/>
+          <w:kern w:val="0"/>
+          <w14:ligatures w14:val="none"/>
+        </w:rPr>
+        <w:t/>
+      </w:r>
+      <w:r>
+        <w:rPr>
+          <w:rFonts w:ascii="Arial Narrow" w:eastAsia="Arial Narrow" w:hAnsi="Arial Narrow" w:cs="Arial Narrow"/>
+          <w:kern w:val="0"/>
+          <w14:ligatures w14:val="none"/>
+        </w:rPr>
+        <w:t xml:space="preserve"/>
       </w:r>
       <w:bookmarkStart w:id="4" w:name="_Hlk211600306"/>
       <w:r>
@@ -2195,7 +2195,7 @@
           <w:lang w:eastAsia="es-PE"/>
           <w14:ligatures w14:val="none"/>
         </w:rPr>
-        <w:t xml:space="preserve">la compañía </w:t>
+        <w:t xml:space="preserve"/>
       </w:r>
       <w:r>
         <w:rPr>
@@ -2207,7 +2207,7 @@
           <w14:ligatures w14:val="none"/>
         </w:rPr>
         <w:lastRenderedPageBreak/>
-        <w:t xml:space="preserve">aseguradora se habría negado injustificadamente a otorgar </w:t>
+        <w:t xml:space="preserve"/>
       </w:r>
       <w:r>
         <w:rPr>
@@ -2218,7 +2218,7 @@
           <w:lang w:eastAsia="es-PE"/>
           <w14:ligatures w14:val="none"/>
         </w:rPr>
-        <w:t xml:space="preserve">al denunciante </w:t>
+        <w:t xml:space="preserve"/>
       </w:r>
       <w:r>
         <w:rPr>
@@ -2229,7 +2229,7 @@
           <w:lang w:eastAsia="es-PE"/>
           <w14:ligatures w14:val="none"/>
         </w:rPr>
-        <w:t xml:space="preserve">la cobertura del Seguro de Protección de Tarjetas – Póliza 1000001429 </w:t>
+        <w:t xml:space="preserve"/>
       </w:r>
       <w:r>
         <w:rPr>
@@ -2240,7 +2240,7 @@
           <w:lang w:eastAsia="es-PE"/>
           <w14:ligatures w14:val="none"/>
         </w:rPr>
-        <w:t>por el valor total de las 31</w:t>
+        <w:t/>
       </w:r>
       <w:r>
         <w:rPr>
@@ -2251,7 +2251,7 @@
           <w:lang w:eastAsia="es-PE"/>
           <w14:ligatures w14:val="none"/>
         </w:rPr>
-        <w:t xml:space="preserve"> operaciones efectuadas a través del Punto de Venta de Ticketmaster Perú S.A.C. el 13 de junio de 2025</w:t>
+        <w:t xml:space="preserve"/>
       </w:r>
       <w:bookmarkEnd w:id="4"/>
       <w:r>
@@ -2260,7 +2260,7 @@
           <w:kern w:val="0"/>
           <w14:ligatures w14:val="none"/>
         </w:rPr>
-        <w:t>.</w:t>
+        <w:t/>
       </w:r>
     </w:p>
     <w:p>
@@ -3578,7 +3578,7 @@
           <w:b/>
           <w:bCs/>
         </w:rPr>
-        <w:t>DÉCIMO</w:t>
+        <w:t xml:space="preserve">DÉCIMO: requerir al señor [DENUNCIANTE] para que, dentro del plazo de dos (2) días hábiles siguientes a la fecha en que reciba la notificación en su bandeja de correo electrónico, efectúe la confirmación de recepción de la notificación remitida por este despacho a su correo electrónico, de conformidad con el segundo párrafo del numeral 4 del artículo 20 del Texto Único Ordenado de la Ley del Procedimiento Administrativo General, aprobado mediante Decreto Supremo 006-2026-JUS, bajo apercibimiento de rehacer el acto de notificación y notificarle conforme al numeral 1 del artículo 20 del citado cuerpo normativo.</w:t>
       </w:r>
       <w:r>
         <w:rPr>
@@ -3588,7 +3588,7 @@
           <w:kern w:val="0"/>
           <w14:ligatures w14:val="none"/>
         </w:rPr>
-        <w:t>:</w:t>
+        <w:t/>
       </w:r>
       <w:r>
         <w:rPr>
@@ -3598,7 +3598,7 @@
           <w:kern w:val="0"/>
           <w14:ligatures w14:val="none"/>
         </w:rPr>
-        <w:t xml:space="preserve"> </w:t>
+        <w:t xml:space="preserve"/>
       </w:r>
       <w:r>
         <w:rPr>
@@ -3608,7 +3608,7 @@
           <w:kern w:val="0"/>
           <w14:ligatures w14:val="none"/>
         </w:rPr>
-        <w:t xml:space="preserve">requerir al señor </w:t>
+        <w:t xml:space="preserve"/>
       </w:r>
       <w:r>
         <w:rPr>
@@ -3619,28 +3619,28 @@
           <w:lang w:eastAsia="es-PE"/>
           <w14:ligatures w14:val="none"/>
         </w:rPr>
-        <w:t xml:space="preserve">Renzo Alegría Rivas </w:t>
+        <w:t xml:space="preserve"/>
       </w:r>
       <w:r>
         <w:rPr>
           <w:rFonts w:ascii="Arial Narrow" w:hAnsi="Arial Narrow"/>
           <w:color w:val="000000"/>
         </w:rPr>
-        <w:t>para que, dentro del plazo de dos (2) días hábiles siguientes a la fecha en que reciba la notificación en su bandeja de correo electrónico, efectúe</w:t>
+        <w:t/>
       </w:r>
       <w:r>
         <w:rPr>
           <w:rFonts w:ascii="Arial Narrow" w:hAnsi="Arial Narrow"/>
           <w:color w:val="000000"/>
         </w:rPr>
-        <w:t xml:space="preserve"> </w:t>
+        <w:t xml:space="preserve"/>
       </w:r>
       <w:r>
         <w:rPr>
           <w:rFonts w:ascii="Arial Narrow" w:hAnsi="Arial Narrow"/>
           <w:color w:val="000000"/>
         </w:rPr>
-        <w:t xml:space="preserve">la confirmación de recepción de la notificación remitida por este despacho a su correo electrónico, de conformidad con el </w:t>
+        <w:t xml:space="preserve"/>
       </w:r>
       <w:r>
         <w:rPr>
@@ -3648,14 +3648,14 @@
           <w:color w:val="000000"/>
         </w:rPr>
         <w:lastRenderedPageBreak/>
-        <w:t>segundo párrafo del numeral 4 del artículo</w:t>
+        <w:t/>
       </w:r>
       <w:r>
         <w:rPr>
           <w:rFonts w:ascii="Arial Narrow" w:hAnsi="Arial Narrow"/>
           <w:color w:val="000000"/>
         </w:rPr>
-        <w:t xml:space="preserve"> 20</w:t>
+        <w:t xml:space="preserve"/>
       </w:r>
       <w:r>
         <w:rPr>
@@ -3672,7 +3672,7 @@
           <w:rFonts w:ascii="Arial Narrow" w:hAnsi="Arial Narrow"/>
           <w:color w:val="000000"/>
         </w:rPr>
-        <w:t xml:space="preserve"> del Texto Único Ordenado de la Ley del Procedimiento Administrativo General, aprobado mediante Decreto Supremo 006-2026-JUS, bajo apercibimiento de rehacer el acto de notificación y notificarle conforme al numeral 1 del artículo 20</w:t>
+        <w:t xml:space="preserve"/>
       </w:r>
       <w:r>
         <w:rPr>
@@ -3689,7 +3689,7 @@
           <w:rFonts w:ascii="Arial Narrow" w:hAnsi="Arial Narrow"/>
           <w:color w:val="000000"/>
         </w:rPr>
-        <w:t xml:space="preserve"> del citado cuerpo normativo</w:t>
+        <w:t xml:space="preserve"/>
       </w:r>
       <w:r>
         <w:rPr>
@@ -3702,7 +3702,7 @@
         <w:rPr>
           <w:rFonts w:ascii="Arial Narrow" w:hAnsi="Arial Narrow" w:cs="Arial"/>
         </w:rPr>
-        <w:t>.</w:t>
+        <w:t/>
       </w:r>
     </w:p>
     <w:p>

--- a/plantillas_maestras/17_seguro_no_especificado/materia_general_asegurativa/2_o_mas_ddos_varios/varon/TPL_2180_2025_SEGURO_NO_ESPECIFICADO_MATERIA_GENERAL_ASEGURATIVA_ASEGURADORA_VARON_R1.DOCX
+++ b/plantillas_maestras/17_seguro_no_especificado/materia_general_asegurativa/2_o_mas_ddos_varios/varon/TPL_2180_2025_SEGURO_NO_ESPECIFICADO_MATERIA_GENERAL_ASEGURATIVA_ASEGURADORA_VARON_R1.DOCX
@@ -695,6 +695,7 @@
       </w:r>
       <w:r>
         <w:rPr>
+          <w:rStyle w:val="Refdenotaalpie"/>
           <w:rFonts w:ascii="Arial Narrow" w:eastAsia="Times New Roman" w:hAnsi="Arial Narrow" w:cs="Times New Roman"/>
           <w:color w:val="000000"/>
           <w:kern w:val="0"/>
@@ -1479,6 +1480,7 @@
       <w:bookmarkEnd w:id="3"/>
       <w:r>
         <w:rPr>
+          <w:rStyle w:val="Refdenotaalpie"/>
           <w:rFonts w:ascii="Arial Narrow" w:eastAsia="Arial Narrow" w:hAnsi="Arial Narrow" w:cs="Arial Narrow"/>
           <w:kern w:val="0"/>
           <w:vertAlign w:val="superscript"/>
@@ -1607,6 +1609,7 @@
       </w:r>
       <w:r>
         <w:rPr>
+          <w:rStyle w:val="Refdenotaalpie"/>
           <w:rFonts w:ascii="Arial Narrow" w:eastAsia="Arial Narrow" w:hAnsi="Arial Narrow" w:cs="Arial"/>
           <w:kern w:val="0"/>
           <w:vertAlign w:val="superscript"/>
@@ -1664,6 +1667,7 @@
       </w:r>
       <w:r>
         <w:rPr>
+          <w:rStyle w:val="Refdenotaalpie"/>
           <w:rFonts w:ascii="Arial Narrow" w:eastAsia="Arial Narrow" w:hAnsi="Arial Narrow" w:cs="Arial Narrow"/>
           <w:kern w:val="0"/>
           <w:vertAlign w:val="superscript"/>
@@ -2616,6 +2620,7 @@
       </w:r>
       <w:r>
         <w:rPr>
+          <w:rStyle w:val="Refdenotaalpie"/>
           <w:rFonts w:ascii="Arial Narrow" w:eastAsia="Calibri" w:hAnsi="Arial Narrow" w:cs="Arial"/>
           <w:kern w:val="0"/>
           <w:vertAlign w:val="superscript"/>
@@ -2660,6 +2665,7 @@
       </w:r>
       <w:r>
         <w:rPr>
+          <w:rStyle w:val="Refdenotaalpie"/>
           <w:rFonts w:ascii="Arial Narrow" w:eastAsia="Calibri" w:hAnsi="Arial Narrow" w:cs="Arial"/>
           <w:spacing w:val="-2"/>
           <w:kern w:val="0"/>
@@ -3120,6 +3126,7 @@
       </w:r>
       <w:r>
         <w:rPr>
+          <w:rStyle w:val="Refdenotaalpie"/>
           <w:rFonts w:ascii="Arial Narrow" w:eastAsia="Arial Narrow" w:hAnsi="Arial Narrow" w:cs="Times New Roman"/>
           <w:color w:val="000000"/>
           <w:kern w:val="0"/>
@@ -3212,6 +3219,7 @@
       </w:r>
       <w:r>
         <w:rPr>
+          <w:rStyle w:val="Refdenotaalpie"/>
           <w:rFonts w:ascii="Arial Narrow" w:eastAsia="Arial Narrow" w:hAnsi="Arial Narrow" w:cs="Times New Roman"/>
           <w:color w:val="000000"/>
           <w:kern w:val="0"/>
@@ -3265,6 +3273,7 @@
       </w:r>
       <w:r>
         <w:rPr>
+          <w:rStyle w:val="Refdenotaalpie"/>
           <w:rFonts w:ascii="Arial Narrow" w:eastAsia="Arial Narrow" w:hAnsi="Arial Narrow" w:cs="Times New Roman"/>
           <w:color w:val="000000"/>
           <w:kern w:val="0"/>
@@ -3446,6 +3455,7 @@
       </w:r>
       <w:r>
         <w:rPr>
+          <w:rStyle w:val="Refdenotaalpie"/>
           <w:rFonts w:ascii="Arial Narrow" w:eastAsia="Calibri" w:hAnsi="Arial Narrow" w:cs="Arial"/>
           <w:kern w:val="0"/>
           <w:vertAlign w:val="superscript"/>
@@ -3693,6 +3703,7 @@
       </w:r>
       <w:r>
         <w:rPr>
+          <w:rStyle w:val="Refdenotaalpie"/>
           <w:rFonts w:ascii="Arial Narrow" w:hAnsi="Arial Narrow"/>
           <w:vertAlign w:val="superscript"/>
         </w:rPr>
@@ -4120,14 +4131,14 @@
         <w:tab w:val="right" w:pos="8838"/>
       </w:tabs>
       <w:rPr>
-        <w:rFonts w:ascii="Arial" w:eastAsia="Arial" w:hAnsi="Arial" w:cs="Arial"/>
+        <w:rFonts w:ascii="Arial Narrow" w:eastAsia="Arial" w:hAnsi="Arial Narrow" w:cs="Arial"/>
         <w:sz w:val="16"/>
         <w:szCs w:val="16"/>
       </w:rPr>
     </w:pPr>
     <w:r>
       <w:rPr>
-        <w:rFonts w:ascii="Arial" w:eastAsia="Arial" w:hAnsi="Arial" w:cs="Arial"/>
+        <w:rFonts w:ascii="Arial Narrow" w:eastAsia="Arial" w:hAnsi="Arial Narrow" w:cs="Arial"/>
         <w:sz w:val="16"/>
         <w:szCs w:val="16"/>
       </w:rPr>
@@ -4141,7 +4152,7 @@
     </w:pPr>
     <w:r>
       <w:rPr>
-        <w:rFonts w:ascii="Arial" w:eastAsia="Arial" w:hAnsi="Arial" w:cs="Arial"/>
+        <w:rFonts w:ascii="Arial Narrow" w:eastAsia="Arial" w:hAnsi="Arial Narrow" w:cs="Arial"/>
         <w:sz w:val="16"/>
         <w:szCs w:val="16"/>
       </w:rPr>
@@ -4149,7 +4160,7 @@
     </w:r>
     <w:r>
       <w:rPr>
-        <w:rFonts w:ascii="Arial" w:eastAsia="Arial" w:hAnsi="Arial" w:cs="Arial"/>
+        <w:rFonts w:ascii="Arial Narrow" w:eastAsia="Arial" w:hAnsi="Arial Narrow" w:cs="Arial"/>
         <w:sz w:val="16"/>
         <w:szCs w:val="16"/>
       </w:rPr>
@@ -4157,7 +4168,7 @@
     </w:r>
     <w:r>
       <w:rPr>
-        <w:rFonts w:ascii="Arial" w:eastAsia="Arial" w:hAnsi="Arial" w:cs="Arial"/>
+        <w:rFonts w:ascii="Arial Narrow" w:eastAsia="Arial" w:hAnsi="Arial Narrow" w:cs="Arial"/>
         <w:sz w:val="16"/>
         <w:szCs w:val="16"/>
       </w:rPr>
@@ -4165,7 +4176,7 @@
     </w:r>
     <w:r>
       <w:rPr>
-        <w:rFonts w:ascii="Arial" w:eastAsia="Arial" w:hAnsi="Arial" w:cs="Arial"/>
+        <w:rFonts w:ascii="Arial Narrow" w:eastAsia="Arial" w:hAnsi="Arial Narrow" w:cs="Arial"/>
         <w:sz w:val="16"/>
         <w:szCs w:val="16"/>
       </w:rPr>
@@ -4173,7 +4184,7 @@
     </w:r>
     <w:r>
       <w:rPr>
-        <w:rFonts w:ascii="Arial" w:eastAsia="Arial" w:hAnsi="Arial" w:cs="Arial"/>
+        <w:rFonts w:ascii="Arial Narrow" w:eastAsia="Arial" w:hAnsi="Arial Narrow" w:cs="Arial"/>
         <w:sz w:val="16"/>
         <w:szCs w:val="16"/>
       </w:rPr>
@@ -4223,6 +4234,7 @@
           <w:rFonts w:ascii="Arial Narrow" w:hAnsi="Arial Narrow" w:cs="Arial"/>
           <w:sz w:val="16"/>
           <w:szCs w:val="16"/>
+          <w:vertAlign w:val="superscript"/>
         </w:rPr>
         <w:footnoteRef/>
       </w:r>
@@ -4297,6 +4309,7 @@
           <w:rFonts w:ascii="Arial Narrow" w:hAnsi="Arial Narrow" w:cs="Arial"/>
           <w:sz w:val="16"/>
           <w:szCs w:val="16"/>
+          <w:vertAlign w:val="superscript"/>
         </w:rPr>
         <w:footnoteRef/>
       </w:r>
@@ -4568,6 +4581,7 @@
           <w:rFonts w:ascii="Arial Narrow" w:hAnsi="Arial Narrow"/>
           <w:sz w:val="16"/>
           <w:szCs w:val="16"/>
+          <w:vertAlign w:val="superscript"/>
         </w:rPr>
         <w:footnoteRef/>
       </w:r>
@@ -4749,6 +4763,7 @@
           <w:rFonts w:ascii="Arial Narrow" w:hAnsi="Arial Narrow" w:cs="Arial"/>
           <w:sz w:val="16"/>
           <w:szCs w:val="16"/>
+          <w:vertAlign w:val="superscript"/>
         </w:rPr>
         <w:footnoteRef/>
       </w:r>
@@ -4934,6 +4949,7 @@
           <w:rFonts w:ascii="Arial Narrow" w:hAnsi="Arial Narrow" w:cs="Arial"/>
           <w:sz w:val="16"/>
           <w:szCs w:val="16"/>
+          <w:vertAlign w:val="superscript"/>
         </w:rPr>
         <w:footnoteRef/>
       </w:r>
@@ -5022,6 +5038,7 @@
           <w:rFonts w:ascii="Arial Narrow" w:hAnsi="Arial Narrow" w:cs="Arial"/>
           <w:sz w:val="16"/>
           <w:szCs w:val="16"/>
+          <w:vertAlign w:val="superscript"/>
         </w:rPr>
         <w:footnoteRef/>
       </w:r>
@@ -5209,7 +5226,7 @@
       </w:pPr>
       <w:r>
         <w:rPr>
-          <w:rStyle w:val="TextonotapieCar"/>
+          <w:rStyle w:val="Refdenotaalpie"/>
           <w:rFonts w:ascii="Arial Narrow" w:hAnsi="Arial Narrow" w:cs="Arial"/>
           <w:sz w:val="16"/>
           <w:szCs w:val="16"/>
@@ -5425,6 +5442,7 @@
           <w:rFonts w:ascii="Arial Narrow" w:hAnsi="Arial Narrow" w:cs="Arial"/>
           <w:sz w:val="16"/>
           <w:szCs w:val="16"/>
+          <w:vertAlign w:val="superscript"/>
         </w:rPr>
         <w:footnoteRef/>
       </w:r>
@@ -6242,6 +6260,7 @@
           <w:rFonts w:ascii="Arial Narrow" w:hAnsi="Arial Narrow" w:cs="Arial"/>
           <w:sz w:val="16"/>
           <w:szCs w:val="16"/>
+          <w:vertAlign w:val="superscript"/>
         </w:rPr>
         <w:footnoteRef/>
       </w:r>
@@ -6462,6 +6481,7 @@
           <w:bCs/>
           <w:sz w:val="16"/>
           <w:szCs w:val="16"/>
+          <w:vertAlign w:val="superscript"/>
         </w:rPr>
         <w:footnoteRef/>
       </w:r>
@@ -6613,6 +6633,7 @@
           <w:rFonts w:ascii="Arial Narrow" w:hAnsi="Arial Narrow" w:cs="Arial"/>
           <w:sz w:val="16"/>
           <w:szCs w:val="16"/>
+          <w:vertAlign w:val="superscript"/>
         </w:rPr>
         <w:footnoteRef/>
       </w:r>
@@ -9015,6 +9036,17 @@
       <w:szCs w:val="20"/>
     </w:rPr>
   </w:style>
+  <w:style w:type="character" w:styleId="FootnoteReference">
+    <w:name w:val="footnote reference"/>
+    <w:basedOn w:val="Fuentedeprrafopredeter"/>
+    <w:uiPriority w:val="99"/>
+    <w:semiHidden/>
+    <w:unhideWhenUsed/>
+    <w:rPr>
+      <w:rFonts w:ascii="Arial Narrow" w:hAnsi="Arial Narrow"/>
+      <w:vertAlign w:val="superscript"/>
+    </w:rPr>
+  </w:style>
 </w:styles>
 </file>
 

--- a/plantillas_maestras/17_seguro_no_especificado/materia_general_asegurativa/2_o_mas_ddos_varios/varon/TPL_2180_2025_SEGURO_NO_ESPECIFICADO_MATERIA_GENERAL_ASEGURATIVA_ASEGURADORA_VARON_R1.DOCX
+++ b/plantillas_maestras/17_seguro_no_especificado/materia_general_asegurativa/2_o_mas_ddos_varios/varon/TPL_2180_2025_SEGURO_NO_ESPECIFICADO_MATERIA_GENERAL_ASEGURATIVA_ASEGURADORA_VARON_R1.DOCX
@@ -1,8 +1,8 @@
 
 <file path=word/document.xml><?xml version="1.0" encoding="utf-8"?>
-<w:document xmlns:wpc="http://schemas.microsoft.com/office/word/2010/wordprocessingCanvas" xmlns:cx="http://schemas.microsoft.com/office/drawing/2014/chartex" xmlns:cx1="http://schemas.microsoft.com/office/drawing/2015/9/8/chartex" xmlns:cx2="http://schemas.microsoft.com/office/drawing/2015/10/21/chartex" xmlns:cx3="http://schemas.microsoft.com/office/drawing/2016/5/9/chartex" xmlns:cx4="http://schemas.microsoft.com/office/drawing/2016/5/10/chartex" xmlns:cx5="http://schemas.microsoft.com/office/drawing/2016/5/11/chartex" xmlns:cx6="http://schemas.microsoft.com/office/drawing/2016/5/12/chartex" xmlns:cx7="http://schemas.microsoft.com/office/drawing/2016/5/13/chartex" xmlns:cx8="http://schemas.microsoft.com/office/drawing/2016/5/14/chartex" xmlns:mc="http://schemas.openxmlformats.org/markup-compatibility/2006" xmlns:aink="http://schemas.microsoft.com/office/drawing/2016/ink" xmlns:am3d="http://schemas.microsoft.com/office/drawing/2017/model3d" xmlns:o="urn:schemas-microsoft-com:office:office" xmlns:oel="http://schemas.microsoft.com/office/2019/extlst" xmlns:r="http://schemas.openxmlformats.org/officeDocument/2006/relationships" xmlns:m="http://schemas.openxmlformats.org/officeDocument/2006/math" xmlns:v="urn:schemas-microsoft-com:vml" xmlns:wp14="http://schemas.microsoft.com/office/word/2010/wordprocessingDrawing" xmlns:wp="http://schemas.openxmlformats.org/drawingml/2006/wordprocessingDrawing" xmlns:w10="urn:schemas-microsoft-com:office:word" xmlns:w="http://schemas.openxmlformats.org/wordprocessingml/2006/main" xmlns:w14="http://schemas.microsoft.com/office/word/2010/wordml" xmlns:w15="http://schemas.microsoft.com/office/word/2012/wordml" xmlns:w16cex="http://schemas.microsoft.com/office/word/2018/wordml/cex" xmlns:w16cid="http://schemas.microsoft.com/office/word/2016/wordml/cid" xmlns:w16="http://schemas.microsoft.com/office/word/2018/wordml" xmlns:w16du="http://schemas.microsoft.com/office/word/2023/wordml/word16du" xmlns:w16sdtdh="http://schemas.microsoft.com/office/word/2020/wordml/sdtdatahash" xmlns:w16sdtfl="http://schemas.microsoft.com/office/word/2024/wordml/sdtformatlock" xmlns:w16se="http://schemas.microsoft.com/office/word/2015/wordml/symex" xmlns:wpg="http://schemas.microsoft.com/office/word/2010/wordprocessingGroup" xmlns:wpi="http://schemas.microsoft.com/office/word/2010/wordprocessingInk" xmlns:wne="http://schemas.microsoft.com/office/word/2006/wordml" xmlns:wps="http://schemas.microsoft.com/office/word/2010/wordprocessingShape" mc:Ignorable="w14 w15 w16se w16cid w16 w16cex w16sdtdh w16sdtfl w16du wp14">
+<w:document xmlns:ns1="http://schemas.openxmlformats.org/markup-compatibility/2006" xmlns:ns2="http://schemas.microsoft.com/office/word/2010/wordml" xmlns:ns3="http://schemas.openxmlformats.org/officeDocument/2006/relationships" xmlns:w="http://schemas.openxmlformats.org/wordprocessingml/2006/main" ns1:Ignorable="w14 w15 w16se w16cid w16 w16cex w16sdtdh w16sdtfl w16du wp14">
   <w:body>
-    <w:p>
+    <w:p ns2:paraId="1B509B2D" ns2:textId="53190986">
       <w:pPr>
         <w:tabs>
           <w:tab w:val="left" w:pos="1701"/>
@@ -14,7 +14,7 @@
           <w:color w:val="000000"/>
           <w:kern w:val="0"/>
           <w:lang w:eastAsia="es-PE"/>
-          <w14:ligatures w14:val="none"/>
+          <ns2:ligatures ns2:val="none"/>
         </w:rPr>
       </w:pPr>
       <w:bookmarkStart w:id="0" w:name="_Hlk80343540"/>
@@ -25,7 +25,7 @@
           <w:color w:val="000000"/>
           <w:kern w:val="0"/>
           <w:lang w:eastAsia="es-PE"/>
-          <w14:ligatures w14:val="none"/>
+          <ns2:ligatures ns2:val="none"/>
         </w:rPr>
         <w:t xml:space="preserve">EXPEDIENTE </w:t>
       </w:r>
@@ -36,7 +36,7 @@
           <w:color w:val="000000"/>
           <w:kern w:val="0"/>
           <w:lang w:eastAsia="es-PE"/>
-          <w14:ligatures w14:val="none"/>
+          <ns2:ligatures ns2:val="none"/>
         </w:rPr>
         <w:tab/>
         <w:t>:</w:t>
@@ -48,7 +48,7 @@
           <w:color w:val="000000"/>
           <w:kern w:val="0"/>
           <w:lang w:eastAsia="es-PE"/>
-          <w14:ligatures w14:val="none"/>
+          <ns2:ligatures ns2:val="none"/>
         </w:rPr>
         <w:tab/>
       </w:r>
@@ -61,7 +61,7 @@
           <w:kern w:val="0"/>
           <w:shd w:val="clear" w:color="auto" w:fill="FFFFFF"/>
           <w:lang w:eastAsia="es-PE"/>
-          <w14:ligatures w14:val="none"/>
+          <ns2:ligatures ns2:val="none"/>
         </w:rPr>
         <w:t>2180-2025</w:t>
       </w:r>
@@ -74,12 +74,12 @@
           <w:kern w:val="0"/>
           <w:shd w:val="clear" w:color="auto" w:fill="FFFFFF"/>
           <w:lang w:eastAsia="es-PE"/>
-          <w14:ligatures w14:val="none"/>
+          <ns2:ligatures ns2:val="none"/>
         </w:rPr>
         <w:t>/CC1</w:t>
       </w:r>
     </w:p>
-    <w:p>
+    <w:p ns2:paraId="7E5DC22B" ns2:textId="635192FA">
       <w:pPr>
         <w:tabs>
           <w:tab w:val="left" w:pos="1701"/>
@@ -94,17 +94,17 @@
           <w:color w:val="000000"/>
           <w:kern w:val="0"/>
           <w:lang w:eastAsia="es-PE"/>
-          <w14:ligatures w14:val="none"/>
-        </w:rPr>
-      </w:pPr>
-      <w:r>
-        <w:rPr>
-          <w:rFonts w:ascii="Arial Narrow" w:eastAsia="Arial Narrow" w:hAnsi="Arial Narrow" w:cs="Arial Narrow"/>
-          <w:b/>
-          <w:color w:val="000000"/>
-          <w:kern w:val="0"/>
-          <w:lang w:eastAsia="es-PE"/>
-          <w14:ligatures w14:val="none"/>
+          <ns2:ligatures ns2:val="none"/>
+        </w:rPr>
+      </w:pPr>
+      <w:r>
+        <w:rPr>
+          <w:rFonts w:ascii="Arial Narrow" w:eastAsia="Arial Narrow" w:hAnsi="Arial Narrow" w:cs="Arial Narrow"/>
+          <w:b/>
+          <w:color w:val="000000"/>
+          <w:kern w:val="0"/>
+          <w:lang w:eastAsia="es-PE"/>
+          <ns2:ligatures ns2:val="none"/>
         </w:rPr>
         <w:t xml:space="preserve">DENUNCIANTE:[DENUNCIANTE] (SEÑOR [APELLIDO])</w:t>
       </w:r>
@@ -115,7 +115,7 @@
           <w:color w:val="000000"/>
           <w:kern w:val="0"/>
           <w:lang w:eastAsia="es-PE"/>
-          <w14:ligatures w14:val="none"/>
+          <ns2:ligatures ns2:val="none"/>
         </w:rPr>
         <w:tab/>
         <w:t/>
@@ -127,7 +127,7 @@
           <w:color w:val="000000"/>
           <w:kern w:val="0"/>
           <w:lang w:eastAsia="es-PE"/>
-          <w14:ligatures w14:val="none"/>
+          <ns2:ligatures ns2:val="none"/>
         </w:rPr>
         <w:tab/>
       </w:r>
@@ -138,7 +138,7 @@
           <w:color w:val="000000"/>
           <w:kern w:val="0"/>
           <w:lang w:eastAsia="es-PE"/>
-          <w14:ligatures w14:val="none"/>
+          <ns2:ligatures ns2:val="none"/>
         </w:rPr>
         <w:t xml:space="preserve"/>
       </w:r>
@@ -149,7 +149,7 @@
           <w:color w:val="000000"/>
           <w:kern w:val="0"/>
           <w:lang w:eastAsia="es-PE"/>
-          <w14:ligatures w14:val="none"/>
+          <ns2:ligatures ns2:val="none"/>
         </w:rPr>
         <w:t/>
       </w:r>
@@ -160,7 +160,7 @@
           <w:color w:val="000000"/>
           <w:kern w:val="0"/>
           <w:lang w:eastAsia="es-PE"/>
-          <w14:ligatures w14:val="none"/>
+          <ns2:ligatures ns2:val="none"/>
         </w:rPr>
         <w:t/>
       </w:r>
@@ -171,7 +171,7 @@
           <w:color w:val="000000"/>
           <w:kern w:val="0"/>
           <w:lang w:eastAsia="es-PE"/>
-          <w14:ligatures w14:val="none"/>
+          <ns2:ligatures ns2:val="none"/>
         </w:rPr>
         <w:t xml:space="preserve"/>
       </w:r>
@@ -182,12 +182,12 @@
           <w:color w:val="000000"/>
           <w:kern w:val="0"/>
           <w:lang w:eastAsia="es-PE"/>
-          <w14:ligatures w14:val="none"/>
+          <ns2:ligatures ns2:val="none"/>
         </w:rPr>
         <w:t/>
       </w:r>
     </w:p>
-    <w:p>
+    <w:p ns2:paraId="6DEEEDFE" ns2:textId="6A58A068">
       <w:pPr>
         <w:tabs>
           <w:tab w:val="left" w:pos="1701"/>
@@ -202,17 +202,17 @@
           <w:color w:val="000000"/>
           <w:kern w:val="0"/>
           <w:lang w:eastAsia="es-PE"/>
-          <w14:ligatures w14:val="none"/>
-        </w:rPr>
-      </w:pPr>
-      <w:r>
-        <w:rPr>
-          <w:rFonts w:ascii="Arial Narrow" w:eastAsia="Arial Narrow" w:hAnsi="Arial Narrow" w:cs="Arial Narrow"/>
-          <w:b/>
-          <w:color w:val="000000"/>
-          <w:kern w:val="0"/>
-          <w:lang w:eastAsia="es-PE"/>
-          <w14:ligatures w14:val="none"/>
+          <ns2:ligatures ns2:val="none"/>
+        </w:rPr>
+      </w:pPr>
+      <w:r>
+        <w:rPr>
+          <w:rFonts w:ascii="Arial Narrow" w:eastAsia="Arial Narrow" w:hAnsi="Arial Narrow" w:cs="Arial Narrow"/>
+          <w:b/>
+          <w:color w:val="000000"/>
+          <w:kern w:val="0"/>
+          <w:lang w:eastAsia="es-PE"/>
+          <ns2:ligatures ns2:val="none"/>
         </w:rPr>
         <w:t>DENUNCIADO</w:t>
       </w:r>
@@ -223,7 +223,7 @@
           <w:color w:val="000000"/>
           <w:kern w:val="0"/>
           <w:lang w:eastAsia="es-PE"/>
-          <w14:ligatures w14:val="none"/>
+          <ns2:ligatures ns2:val="none"/>
         </w:rPr>
         <w:tab/>
         <w:t>:</w:t>
@@ -235,7 +235,7 @@
           <w:color w:val="000000"/>
           <w:kern w:val="0"/>
           <w:lang w:eastAsia="es-PE"/>
-          <w14:ligatures w14:val="none"/>
+          <ns2:ligatures ns2:val="none"/>
         </w:rPr>
         <w:tab/>
       </w:r>
@@ -246,7 +246,7 @@
           <w:color w:val="000000"/>
           <w:kern w:val="0"/>
           <w:lang w:eastAsia="es-PE"/>
-          <w14:ligatures w14:val="none"/>
+          <ns2:ligatures ns2:val="none"/>
         </w:rPr>
         <w:t xml:space="preserve">PACÍFICO COMPAÑÍA DE SEGUROS Y REASEGUROS S.A. </w:t>
       </w:r>
@@ -257,7 +257,7 @@
           <w:color w:val="000000"/>
           <w:kern w:val="0"/>
           <w:lang w:eastAsia="es-PE"/>
-          <w14:ligatures w14:val="none"/>
+          <ns2:ligatures ns2:val="none"/>
         </w:rPr>
         <w:t>(</w:t>
       </w:r>
@@ -268,7 +268,7 @@
           <w:color w:val="000000"/>
           <w:kern w:val="0"/>
           <w:lang w:eastAsia="es-PE"/>
-          <w14:ligatures w14:val="none"/>
+          <ns2:ligatures ns2:val="none"/>
         </w:rPr>
         <w:t>PACÍFICO</w:t>
       </w:r>
@@ -279,12 +279,12 @@
           <w:color w:val="000000"/>
           <w:kern w:val="0"/>
           <w:lang w:eastAsia="es-PE"/>
-          <w14:ligatures w14:val="none"/>
+          <ns2:ligatures ns2:val="none"/>
         </w:rPr>
         <w:t>)</w:t>
       </w:r>
     </w:p>
-    <w:p>
+    <w:p ns2:paraId="022D2B94" ns2:textId="77777777">
       <w:pPr>
         <w:tabs>
           <w:tab w:val="left" w:pos="1701"/>
@@ -299,17 +299,17 @@
           <w:color w:val="000000"/>
           <w:kern w:val="0"/>
           <w:lang w:eastAsia="es-PE"/>
-          <w14:ligatures w14:val="none"/>
-        </w:rPr>
-      </w:pPr>
-      <w:r>
-        <w:rPr>
-          <w:rFonts w:ascii="Arial Narrow" w:eastAsia="Arial Narrow" w:hAnsi="Arial Narrow" w:cs="Arial Narrow"/>
-          <w:b/>
-          <w:color w:val="000000"/>
-          <w:kern w:val="0"/>
-          <w:lang w:eastAsia="es-PE"/>
-          <w14:ligatures w14:val="none"/>
+          <ns2:ligatures ns2:val="none"/>
+        </w:rPr>
+      </w:pPr>
+      <w:r>
+        <w:rPr>
+          <w:rFonts w:ascii="Arial Narrow" w:eastAsia="Arial Narrow" w:hAnsi="Arial Narrow" w:cs="Arial Narrow"/>
+          <w:b/>
+          <w:color w:val="000000"/>
+          <w:kern w:val="0"/>
+          <w:lang w:eastAsia="es-PE"/>
+          <ns2:ligatures ns2:val="none"/>
         </w:rPr>
         <w:t>MATERIAS</w:t>
       </w:r>
@@ -320,7 +320,7 @@
           <w:color w:val="000000"/>
           <w:kern w:val="0"/>
           <w:lang w:eastAsia="es-PE"/>
-          <w14:ligatures w14:val="none"/>
+          <ns2:ligatures ns2:val="none"/>
         </w:rPr>
         <w:tab/>
         <w:t xml:space="preserve">: </w:t>
@@ -332,13 +332,13 @@
           <w:color w:val="000000"/>
           <w:kern w:val="0"/>
           <w:lang w:eastAsia="es-PE"/>
-          <w14:ligatures w14:val="none"/>
+          <ns2:ligatures ns2:val="none"/>
         </w:rPr>
         <w:tab/>
         <w:t>ADMISIÓN A TRÁMITE</w:t>
       </w:r>
     </w:p>
-    <w:p>
+    <w:p ns2:paraId="19ED7B73" ns2:textId="77777777">
       <w:pPr>
         <w:tabs>
           <w:tab w:val="left" w:pos="1701"/>
@@ -353,22 +353,22 @@
           <w:color w:val="000000"/>
           <w:kern w:val="0"/>
           <w:lang w:eastAsia="es-PE"/>
-          <w14:ligatures w14:val="none"/>
-        </w:rPr>
-      </w:pPr>
-      <w:r>
-        <w:rPr>
-          <w:rFonts w:ascii="Arial Narrow" w:eastAsia="Arial Narrow" w:hAnsi="Arial Narrow" w:cs="Arial Narrow"/>
-          <w:b/>
-          <w:color w:val="000000"/>
-          <w:kern w:val="0"/>
-          <w:lang w:eastAsia="es-PE"/>
-          <w14:ligatures w14:val="none"/>
+          <ns2:ligatures ns2:val="none"/>
+        </w:rPr>
+      </w:pPr>
+      <w:r>
+        <w:rPr>
+          <w:rFonts w:ascii="Arial Narrow" w:eastAsia="Arial Narrow" w:hAnsi="Arial Narrow" w:cs="Arial Narrow"/>
+          <w:b/>
+          <w:color w:val="000000"/>
+          <w:kern w:val="0"/>
+          <w:lang w:eastAsia="es-PE"/>
+          <ns2:ligatures ns2:val="none"/>
         </w:rPr>
         <w:t xml:space="preserve">REQUERIMIENTO DE INFORMACIÓN </w:t>
       </w:r>
     </w:p>
-    <w:p>
+    <w:p ns2:paraId="46A5A479" ns2:textId="6AA1E138">
       <w:pPr>
         <w:tabs>
           <w:tab w:val="left" w:pos="1701"/>
@@ -382,17 +382,17 @@
           <w:color w:val="000000"/>
           <w:kern w:val="0"/>
           <w:lang w:eastAsia="es-PE"/>
-          <w14:ligatures w14:val="none"/>
-        </w:rPr>
-      </w:pPr>
-      <w:r>
-        <w:rPr>
-          <w:rFonts w:ascii="Arial Narrow" w:eastAsia="Arial Narrow" w:hAnsi="Arial Narrow" w:cs="Arial Narrow"/>
-          <w:b/>
-          <w:color w:val="000000"/>
-          <w:kern w:val="0"/>
-          <w:lang w:eastAsia="es-PE"/>
-          <w14:ligatures w14:val="none"/>
+          <ns2:ligatures ns2:val="none"/>
+        </w:rPr>
+      </w:pPr>
+      <w:r>
+        <w:rPr>
+          <w:rFonts w:ascii="Arial Narrow" w:eastAsia="Arial Narrow" w:hAnsi="Arial Narrow" w:cs="Arial Narrow"/>
+          <w:b/>
+          <w:color w:val="000000"/>
+          <w:kern w:val="0"/>
+          <w:lang w:eastAsia="es-PE"/>
+          <ns2:ligatures ns2:val="none"/>
         </w:rPr>
         <w:t xml:space="preserve">RESOLUCIÓN </w:t>
       </w:r>
@@ -403,7 +403,7 @@
           <w:color w:val="000000"/>
           <w:kern w:val="0"/>
           <w:lang w:eastAsia="es-PE"/>
-          <w14:ligatures w14:val="none"/>
+          <ns2:ligatures ns2:val="none"/>
         </w:rPr>
         <w:tab/>
         <w:t>:</w:t>
@@ -415,7 +415,7 @@
           <w:color w:val="000000"/>
           <w:kern w:val="0"/>
           <w:lang w:eastAsia="es-PE"/>
-          <w14:ligatures w14:val="none"/>
+          <ns2:ligatures ns2:val="none"/>
         </w:rPr>
         <w:tab/>
       </w:r>
@@ -426,12 +426,12 @@
           <w:color w:val="000000"/>
           <w:kern w:val="0"/>
           <w:lang w:eastAsia="es-PE"/>
-          <w14:ligatures w14:val="none"/>
+          <ns2:ligatures ns2:val="none"/>
         </w:rPr>
         <w:t>1</w:t>
       </w:r>
     </w:p>
-    <w:p>
+    <w:p ns2:paraId="5BA3A18D" ns2:textId="77777777">
       <w:pPr>
         <w:tabs>
           <w:tab w:val="left" w:pos="1014"/>
@@ -444,11 +444,11 @@
           <w:kern w:val="0"/>
           <w:shd w:val="clear" w:color="auto" w:fill="FFFFFF"/>
           <w:lang w:eastAsia="es-PE"/>
-          <w14:ligatures w14:val="none"/>
-        </w:rPr>
-      </w:pPr>
-    </w:p>
-    <w:p>
+          <ns2:ligatures ns2:val="none"/>
+        </w:rPr>
+      </w:pPr>
+    </w:p>
+    <w:p ns2:paraId="2F799822" ns2:textId="06453DF1">
       <w:pPr>
         <w:tabs>
           <w:tab w:val="left" w:pos="1014"/>
@@ -461,7 +461,7 @@
           <w:kern w:val="0"/>
           <w:shd w:val="clear" w:color="auto" w:fill="FFFFFF"/>
           <w:lang w:eastAsia="es-PE"/>
-          <w14:ligatures w14:val="none"/>
+          <ns2:ligatures ns2:val="none"/>
         </w:rPr>
       </w:pPr>
       <w:r>
@@ -471,7 +471,7 @@
           <w:kern w:val="0"/>
           <w:shd w:val="clear" w:color="auto" w:fill="FFFFFF"/>
           <w:lang w:eastAsia="es-PE"/>
-          <w14:ligatures w14:val="none"/>
+          <ns2:ligatures ns2:val="none"/>
         </w:rPr>
         <w:t xml:space="preserve">Lima, </w:t>
       </w:r>
@@ -482,7 +482,7 @@
           <w:kern w:val="0"/>
           <w:shd w:val="clear" w:color="auto" w:fill="FFFFFF"/>
           <w:lang w:eastAsia="es-PE"/>
-          <w14:ligatures w14:val="none"/>
+          <ns2:ligatures ns2:val="none"/>
         </w:rPr>
         <w:t>15</w:t>
       </w:r>
@@ -493,7 +493,7 @@
           <w:kern w:val="0"/>
           <w:shd w:val="clear" w:color="auto" w:fill="FFFFFF"/>
           <w:lang w:eastAsia="es-PE"/>
-          <w14:ligatures w14:val="none"/>
+          <ns2:ligatures ns2:val="none"/>
         </w:rPr>
         <w:t xml:space="preserve"> de </w:t>
       </w:r>
@@ -504,7 +504,7 @@
           <w:kern w:val="0"/>
           <w:shd w:val="clear" w:color="auto" w:fill="FFFFFF"/>
           <w:lang w:eastAsia="es-PE"/>
-          <w14:ligatures w14:val="none"/>
+          <ns2:ligatures ns2:val="none"/>
         </w:rPr>
         <w:t>octubre</w:t>
       </w:r>
@@ -515,12 +515,12 @@
           <w:kern w:val="0"/>
           <w:shd w:val="clear" w:color="auto" w:fill="FFFFFF"/>
           <w:lang w:eastAsia="es-PE"/>
-          <w14:ligatures w14:val="none"/>
+          <ns2:ligatures ns2:val="none"/>
         </w:rPr>
         <w:t xml:space="preserve"> de 2025</w:t>
       </w:r>
     </w:p>
-    <w:p>
+    <w:p ns2:paraId="66CE1821" ns2:textId="77777777">
       <w:pPr>
         <w:tabs>
           <w:tab w:val="left" w:pos="1014"/>
@@ -532,11 +532,11 @@
           <w:color w:val="000000"/>
           <w:kern w:val="0"/>
           <w:lang w:eastAsia="es-PE"/>
-          <w14:ligatures w14:val="none"/>
-        </w:rPr>
-      </w:pPr>
-    </w:p>
-    <w:p>
+          <ns2:ligatures ns2:val="none"/>
+        </w:rPr>
+      </w:pPr>
+    </w:p>
+    <w:p ns2:paraId="0B80AAA5" ns2:textId="77777777">
       <w:pPr>
         <w:numPr>
           <w:ilvl w:val="0"/>
@@ -550,22 +550,22 @@
           <w:color w:val="000000"/>
           <w:kern w:val="0"/>
           <w:lang w:eastAsia="es-PE"/>
-          <w14:ligatures w14:val="none"/>
-        </w:rPr>
-      </w:pPr>
-      <w:r>
-        <w:rPr>
-          <w:rFonts w:ascii="Arial Narrow" w:eastAsia="Arial Narrow" w:hAnsi="Arial Narrow" w:cs="Arial Narrow"/>
-          <w:b/>
-          <w:color w:val="000000"/>
-          <w:kern w:val="0"/>
-          <w:lang w:eastAsia="es-PE"/>
-          <w14:ligatures w14:val="none"/>
+          <ns2:ligatures ns2:val="none"/>
+        </w:rPr>
+      </w:pPr>
+      <w:r>
+        <w:rPr>
+          <w:rFonts w:ascii="Arial Narrow" w:eastAsia="Arial Narrow" w:hAnsi="Arial Narrow" w:cs="Arial Narrow"/>
+          <w:b/>
+          <w:color w:val="000000"/>
+          <w:kern w:val="0"/>
+          <w:lang w:eastAsia="es-PE"/>
+          <ns2:ligatures ns2:val="none"/>
         </w:rPr>
         <w:t xml:space="preserve">HECHOS </w:t>
       </w:r>
     </w:p>
-    <w:p>
+    <w:p ns2:paraId="621F2AB2" ns2:textId="77777777">
       <w:pPr>
         <w:spacing w:after="0" w:line="240" w:lineRule="auto"/>
         <w:jc w:val="both"/>
@@ -574,11 +574,11 @@
           <w:color w:val="000000"/>
           <w:kern w:val="0"/>
           <w:lang w:eastAsia="es-PE"/>
-          <w14:ligatures w14:val="none"/>
-        </w:rPr>
-      </w:pPr>
-    </w:p>
-    <w:p>
+          <ns2:ligatures ns2:val="none"/>
+        </w:rPr>
+      </w:pPr>
+    </w:p>
+    <w:p ns2:paraId="60B5D5B0" ns2:textId="5116D604">
       <w:pPr>
         <w:numPr>
           <w:ilvl w:val="1"/>
@@ -592,7 +592,7 @@
           <w:color w:val="000000"/>
           <w:kern w:val="0"/>
           <w:lang w:val="es-ES" w:eastAsia="es-ES"/>
-          <w14:ligatures w14:val="none"/>
+          <ns2:ligatures ns2:val="none"/>
         </w:rPr>
       </w:pPr>
       <w:r>
@@ -601,7 +601,7 @@
           <w:color w:val="000000"/>
           <w:kern w:val="0"/>
           <w:lang w:val="es-ES" w:eastAsia="es-ES"/>
-          <w14:ligatures w14:val="none"/>
+          <ns2:ligatures ns2:val="none"/>
         </w:rPr>
         <w:t xml:space="preserve">Mediante el escrito del 6 de setiembre de 2025, el señor [APELLIDO] denunció a Pacífico por presuntas infracciones a la Ley 29571, Código de Protección y Defensa del Consumidor (en adelante, Código), señalando lo siguiente:</w:t>
       </w:r>
@@ -611,7 +611,7 @@
           <w:color w:val="000000"/>
           <w:kern w:val="0"/>
           <w:lang w:val="es-ES" w:eastAsia="es-ES"/>
-          <w14:ligatures w14:val="none"/>
+          <ns2:ligatures ns2:val="none"/>
         </w:rPr>
         <w:t/>
       </w:r>
@@ -619,7 +619,7 @@
         <w:rPr>
           <w:rFonts w:ascii="Arial Narrow" w:eastAsia="Calibri" w:hAnsi="Arial Narrow" w:cs="Arial"/>
           <w:kern w:val="0"/>
-          <w14:ligatures w14:val="none"/>
+          <ns2:ligatures ns2:val="none"/>
         </w:rPr>
         <w:t/>
       </w:r>
@@ -627,7 +627,7 @@
         <w:rPr>
           <w:rFonts w:ascii="Arial Narrow" w:eastAsia="Calibri" w:hAnsi="Arial Narrow" w:cs="Arial"/>
           <w:kern w:val="0"/>
-          <w14:ligatures w14:val="none"/>
+          <ns2:ligatures ns2:val="none"/>
         </w:rPr>
         <w:t xml:space="preserve"/>
       </w:r>
@@ -635,7 +635,7 @@
         <w:rPr>
           <w:rFonts w:ascii="Arial Narrow" w:eastAsia="Calibri" w:hAnsi="Arial Narrow" w:cs="Arial"/>
           <w:kern w:val="0"/>
-          <w14:ligatures w14:val="none"/>
+          <ns2:ligatures ns2:val="none"/>
         </w:rPr>
         <w:t/>
       </w:r>
@@ -643,7 +643,7 @@
         <w:rPr>
           <w:rFonts w:ascii="Arial Narrow" w:eastAsia="Calibri" w:hAnsi="Arial Narrow" w:cs="Arial"/>
           <w:kern w:val="0"/>
-          <w14:ligatures w14:val="none"/>
+          <ns2:ligatures ns2:val="none"/>
         </w:rPr>
         <w:t xml:space="preserve"/>
       </w:r>
@@ -651,7 +651,7 @@
         <w:rPr>
           <w:rFonts w:ascii="Arial Narrow" w:eastAsia="Calibri" w:hAnsi="Arial Narrow" w:cs="Arial"/>
           <w:kern w:val="0"/>
-          <w14:ligatures w14:val="none"/>
+          <ns2:ligatures ns2:val="none"/>
         </w:rPr>
         <w:t xml:space="preserve"/>
       </w:r>
@@ -659,7 +659,7 @@
         <w:rPr>
           <w:rFonts w:ascii="Arial Narrow" w:eastAsia="Calibri" w:hAnsi="Arial Narrow" w:cs="Arial"/>
           <w:kern w:val="0"/>
-          <w14:ligatures w14:val="none"/>
+          <ns2:ligatures ns2:val="none"/>
         </w:rPr>
         <w:t/>
       </w:r>
@@ -669,7 +669,7 @@
           <w:color w:val="000000"/>
           <w:kern w:val="0"/>
           <w:lang w:val="es-ES" w:eastAsia="es-ES"/>
-          <w14:ligatures w14:val="none"/>
+          <ns2:ligatures ns2:val="none"/>
         </w:rPr>
         <w:t xml:space="preserve"/>
       </w:r>
@@ -679,7 +679,7 @@
           <w:color w:val="000000"/>
           <w:kern w:val="0"/>
           <w:lang w:val="es-ES" w:eastAsia="es-ES"/>
-          <w14:ligatures w14:val="none"/>
+          <ns2:ligatures ns2:val="none"/>
         </w:rPr>
         <w:t xml:space="preserve"/>
       </w:r>
@@ -689,7 +689,7 @@
           <w:color w:val="000000"/>
           <w:kern w:val="0"/>
           <w:lang w:val="es-ES" w:eastAsia="es-ES"/>
-          <w14:ligatures w14:val="none"/>
+          <ns2:ligatures ns2:val="none"/>
         </w:rPr>
         <w:t/>
       </w:r>
@@ -701,7 +701,7 @@
           <w:kern w:val="0"/>
           <w:vertAlign w:val="superscript"/>
           <w:lang w:val="es-ES" w:eastAsia="es-ES"/>
-          <w14:ligatures w14:val="none"/>
+          <ns2:ligatures ns2:val="none"/>
         </w:rPr>
         <w:footnoteReference w:id="1"/>
       </w:r>
@@ -711,7 +711,7 @@
           <w:color w:val="000000"/>
           <w:kern w:val="0"/>
           <w:lang w:val="es-ES" w:eastAsia="es-ES"/>
-          <w14:ligatures w14:val="none"/>
+          <ns2:ligatures ns2:val="none"/>
         </w:rPr>
         <w:t xml:space="preserve"/>
       </w:r>
@@ -722,12 +722,12 @@
           <w:color w:val="000000"/>
           <w:kern w:val="0"/>
           <w:lang w:val="es-ES" w:eastAsia="es-ES"/>
-          <w14:ligatures w14:val="none"/>
+          <ns2:ligatures ns2:val="none"/>
         </w:rPr>
         <w:t/>
       </w:r>
     </w:p>
-    <w:p>
+    <w:p ns2:paraId="3AD3B7C6" ns2:textId="77777777">
       <w:pPr>
         <w:tabs>
           <w:tab w:val="left" w:pos="1134"/>
@@ -739,11 +739,11 @@
           <w:color w:val="000000"/>
           <w:kern w:val="0"/>
           <w:lang w:val="es-ES" w:eastAsia="es-ES"/>
-          <w14:ligatures w14:val="none"/>
-        </w:rPr>
-      </w:pPr>
-    </w:p>
-    <w:p>
+          <ns2:ligatures ns2:val="none"/>
+        </w:rPr>
+      </w:pPr>
+    </w:p>
+    <w:p ns2:paraId="20F2414C" ns2:textId="45E0D5C4">
       <w:pPr>
         <w:pStyle w:val="Prrafodelista"/>
         <w:numPr>
@@ -761,7 +761,7 @@
           <w:color w:val="000000"/>
           <w:kern w:val="0"/>
           <w:lang w:eastAsia="es-ES"/>
-          <w14:ligatures w14:val="none"/>
+          <ns2:ligatures ns2:val="none"/>
         </w:rPr>
       </w:pPr>
       <w:r>
@@ -770,7 +770,7 @@
           <w:color w:val="000000"/>
           <w:kern w:val="0"/>
           <w:lang w:eastAsia="es-ES"/>
-          <w14:ligatures w14:val="none"/>
+          <ns2:ligatures ns2:val="none"/>
         </w:rPr>
         <w:t>Con anterioridad al 13 de junio de 2025, adquirió el Seguro de Protección de Tarjetas – Póliza 1000001429 emitida por Pacífico</w:t>
       </w:r>
@@ -780,7 +780,7 @@
           <w:color w:val="000000"/>
           <w:kern w:val="0"/>
           <w:lang w:eastAsia="es-ES"/>
-          <w14:ligatures w14:val="none"/>
+          <ns2:ligatures ns2:val="none"/>
         </w:rPr>
         <w:t xml:space="preserve"> (en adelante, Seguro de Protección de Tarjetas</w:t>
       </w:r>
@@ -790,7 +790,7 @@
           <w:color w:val="000000"/>
           <w:kern w:val="0"/>
           <w:lang w:eastAsia="es-ES"/>
-          <w14:ligatures w14:val="none"/>
+          <ns2:ligatures ns2:val="none"/>
         </w:rPr>
         <w:t>)</w:t>
       </w:r>
@@ -800,7 +800,7 @@
           <w:color w:val="000000"/>
           <w:kern w:val="0"/>
           <w:lang w:eastAsia="es-ES"/>
-          <w14:ligatures w14:val="none"/>
+          <ns2:ligatures ns2:val="none"/>
         </w:rPr>
         <w:t xml:space="preserve"> para su tarjeta de débito </w:t>
       </w:r>
@@ -810,7 +810,7 @@
           <w:color w:val="000000"/>
           <w:kern w:val="0"/>
           <w:lang w:eastAsia="es-ES"/>
-          <w14:ligatures w14:val="none"/>
+          <ns2:ligatures ns2:val="none"/>
         </w:rPr>
         <w:t>otorgada</w:t>
       </w:r>
@@ -820,7 +820,7 @@
           <w:color w:val="000000"/>
           <w:kern w:val="0"/>
           <w:lang w:eastAsia="es-ES"/>
-          <w14:ligatures w14:val="none"/>
+          <ns2:ligatures ns2:val="none"/>
         </w:rPr>
         <w:t xml:space="preserve"> por el Banco de Crédito del Perú </w:t>
       </w:r>
@@ -831,7 +831,7 @@
           <w:color w:val="000000"/>
           <w:kern w:val="0"/>
           <w:lang w:eastAsia="es-ES"/>
-          <w14:ligatures w14:val="none"/>
+          <ns2:ligatures ns2:val="none"/>
         </w:rPr>
         <w:t>S.A..</w:t>
       </w:r>
@@ -842,12 +842,12 @@
           <w:color w:val="000000"/>
           <w:kern w:val="0"/>
           <w:lang w:eastAsia="es-ES"/>
-          <w14:ligatures w14:val="none"/>
+          <ns2:ligatures ns2:val="none"/>
         </w:rPr>
         <w:t xml:space="preserve"> La póliza establecía cinco coberturas independientes, cada una con una suma asegurada particular y con la condición de que podían activarse una vez por año de manera individual.</w:t>
       </w:r>
     </w:p>
-    <w:p>
+    <w:p ns2:paraId="08BFC433" ns2:textId="77777777">
       <w:pPr>
         <w:pStyle w:val="Prrafodelista"/>
         <w:spacing w:after="0" w:line="240" w:lineRule="auto"/>
@@ -858,11 +858,11 @@
           <w:color w:val="000000"/>
           <w:kern w:val="0"/>
           <w:lang w:eastAsia="es-ES"/>
-          <w14:ligatures w14:val="none"/>
-        </w:rPr>
-      </w:pPr>
-    </w:p>
-    <w:p>
+          <ns2:ligatures ns2:val="none"/>
+        </w:rPr>
+      </w:pPr>
+    </w:p>
+    <w:p ns2:paraId="3FD685DC" ns2:textId="497603EB">
       <w:pPr>
         <w:pStyle w:val="Prrafodelista"/>
         <w:numPr>
@@ -880,7 +880,7 @@
           <w:color w:val="000000"/>
           <w:kern w:val="0"/>
           <w:lang w:eastAsia="es-ES"/>
-          <w14:ligatures w14:val="none"/>
+          <ns2:ligatures ns2:val="none"/>
         </w:rPr>
       </w:pPr>
       <w:r>
@@ -889,7 +889,7 @@
           <w:color w:val="000000"/>
           <w:kern w:val="0"/>
           <w:lang w:eastAsia="es-ES"/>
-          <w14:ligatures w14:val="none"/>
+          <ns2:ligatures ns2:val="none"/>
         </w:rPr>
         <w:t>El 13 de junio de 2025</w:t>
       </w:r>
@@ -899,7 +899,7 @@
           <w:color w:val="000000"/>
           <w:kern w:val="0"/>
           <w:lang w:eastAsia="es-ES"/>
-          <w14:ligatures w14:val="none"/>
+          <ns2:ligatures ns2:val="none"/>
         </w:rPr>
         <w:t>,</w:t>
       </w:r>
@@ -909,7 +909,7 @@
           <w:color w:val="000000"/>
           <w:kern w:val="0"/>
           <w:lang w:eastAsia="es-ES"/>
-          <w14:ligatures w14:val="none"/>
+          <ns2:ligatures ns2:val="none"/>
         </w:rPr>
         <w:t xml:space="preserve"> sufrió un robo a mano armada en el que </w:t>
       </w:r>
@@ -919,7 +919,7 @@
           <w:color w:val="000000"/>
           <w:kern w:val="0"/>
           <w:lang w:eastAsia="es-ES"/>
-          <w14:ligatures w14:val="none"/>
+          <ns2:ligatures ns2:val="none"/>
         </w:rPr>
         <w:t>le</w:t>
       </w:r>
@@ -929,7 +929,7 @@
           <w:color w:val="000000"/>
           <w:kern w:val="0"/>
           <w:lang w:eastAsia="es-ES"/>
-          <w14:ligatures w14:val="none"/>
+          <ns2:ligatures ns2:val="none"/>
         </w:rPr>
         <w:t xml:space="preserve"> sustrajeron sus pertenencias, entre ellas su tarjeta de débito vinculada a la </w:t>
       </w:r>
@@ -939,7 +939,7 @@
           <w:color w:val="000000"/>
           <w:kern w:val="0"/>
           <w:lang w:eastAsia="es-ES"/>
-          <w14:ligatures w14:val="none"/>
+          <ns2:ligatures ns2:val="none"/>
         </w:rPr>
         <w:t>póliza</w:t>
       </w:r>
@@ -949,7 +949,7 @@
           <w:color w:val="000000"/>
           <w:kern w:val="0"/>
           <w:lang w:eastAsia="es-ES"/>
-          <w14:ligatures w14:val="none"/>
+          <ns2:ligatures ns2:val="none"/>
         </w:rPr>
         <w:t xml:space="preserve"> </w:t>
       </w:r>
@@ -959,7 +959,7 @@
           <w:color w:val="000000"/>
           <w:kern w:val="0"/>
           <w:lang w:eastAsia="es-ES"/>
-          <w14:ligatures w14:val="none"/>
+          <ns2:ligatures ns2:val="none"/>
         </w:rPr>
         <w:t>del Seguro de Protección de Tarjetas</w:t>
       </w:r>
@@ -969,7 +969,7 @@
           <w:color w:val="000000"/>
           <w:kern w:val="0"/>
           <w:lang w:eastAsia="es-ES"/>
-          <w14:ligatures w14:val="none"/>
+          <ns2:ligatures ns2:val="none"/>
         </w:rPr>
         <w:t xml:space="preserve">. Con dicha tarjeta se efectuaron 31 operaciones no reconocidas por un monto total de US$ 18 028,13 a través del </w:t>
       </w:r>
@@ -979,7 +979,7 @@
           <w:color w:val="000000"/>
           <w:kern w:val="0"/>
           <w:lang w:eastAsia="es-ES"/>
-          <w14:ligatures w14:val="none"/>
+          <ns2:ligatures ns2:val="none"/>
         </w:rPr>
         <w:t xml:space="preserve">Punto de Venta </w:t>
       </w:r>
@@ -989,7 +989,7 @@
           <w:color w:val="000000"/>
           <w:kern w:val="0"/>
           <w:lang w:eastAsia="es-ES"/>
-          <w14:ligatures w14:val="none"/>
+          <ns2:ligatures ns2:val="none"/>
         </w:rPr>
         <w:t xml:space="preserve">del establecimiento comercial Ticketmaster Perú </w:t>
       </w:r>
@@ -1000,7 +1000,7 @@
           <w:color w:val="000000"/>
           <w:kern w:val="0"/>
           <w:lang w:eastAsia="es-ES"/>
-          <w14:ligatures w14:val="none"/>
+          <ns2:ligatures ns2:val="none"/>
         </w:rPr>
         <w:t>S.A.C</w:t>
       </w:r>
@@ -1010,7 +1010,7 @@
           <w:color w:val="000000"/>
           <w:kern w:val="0"/>
           <w:lang w:eastAsia="es-ES"/>
-          <w14:ligatures w14:val="none"/>
+          <ns2:ligatures ns2:val="none"/>
         </w:rPr>
         <w:t>.</w:t>
       </w:r>
@@ -1020,13 +1020,13 @@
           <w:color w:val="000000"/>
           <w:kern w:val="0"/>
           <w:lang w:eastAsia="es-ES"/>
-          <w14:ligatures w14:val="none"/>
+          <ns2:ligatures ns2:val="none"/>
         </w:rPr>
         <w:t>.</w:t>
       </w:r>
       <w:proofErr w:type="gramEnd"/>
     </w:p>
-    <w:p>
+    <w:p ns2:paraId="15200EFF" ns2:textId="77777777">
       <w:pPr>
         <w:spacing w:after="0" w:line="240" w:lineRule="auto"/>
         <w:jc w:val="both"/>
@@ -1035,11 +1035,11 @@
           <w:color w:val="000000"/>
           <w:kern w:val="0"/>
           <w:lang w:eastAsia="es-ES"/>
-          <w14:ligatures w14:val="none"/>
-        </w:rPr>
-      </w:pPr>
-    </w:p>
-    <w:p>
+          <ns2:ligatures ns2:val="none"/>
+        </w:rPr>
+      </w:pPr>
+    </w:p>
+    <w:p ns2:paraId="35BFE5EE" ns2:textId="15BD8C1B">
       <w:pPr>
         <w:pStyle w:val="Prrafodelista"/>
         <w:numPr>
@@ -1057,7 +1057,7 @@
           <w:color w:val="000000"/>
           <w:kern w:val="0"/>
           <w:lang w:eastAsia="es-ES"/>
-          <w14:ligatures w14:val="none"/>
+          <ns2:ligatures ns2:val="none"/>
         </w:rPr>
       </w:pPr>
       <w:r>
@@ -1066,7 +1066,7 @@
           <w:color w:val="000000"/>
           <w:kern w:val="0"/>
           <w:lang w:eastAsia="es-ES"/>
-          <w14:ligatures w14:val="none"/>
+          <ns2:ligatures ns2:val="none"/>
         </w:rPr>
         <w:t>Posteriormente</w:t>
       </w:r>
@@ -1076,7 +1076,7 @@
           <w:color w:val="000000"/>
           <w:kern w:val="0"/>
           <w:lang w:eastAsia="es-ES"/>
-          <w14:ligatures w14:val="none"/>
+          <ns2:ligatures ns2:val="none"/>
         </w:rPr>
         <w:t xml:space="preserve">, </w:t>
       </w:r>
@@ -1086,7 +1086,7 @@
           <w:color w:val="000000"/>
           <w:kern w:val="0"/>
           <w:lang w:eastAsia="es-ES"/>
-          <w14:ligatures w14:val="none"/>
+          <ns2:ligatures ns2:val="none"/>
         </w:rPr>
         <w:t>presentó una solicitud</w:t>
       </w:r>
@@ -1096,7 +1096,7 @@
           <w:color w:val="000000"/>
           <w:kern w:val="0"/>
           <w:lang w:eastAsia="es-ES"/>
-          <w14:ligatures w14:val="none"/>
+          <ns2:ligatures ns2:val="none"/>
         </w:rPr>
         <w:t xml:space="preserve"> de </w:t>
       </w:r>
@@ -1106,7 +1106,7 @@
           <w:color w:val="000000"/>
           <w:kern w:val="0"/>
           <w:lang w:eastAsia="es-ES"/>
-          <w14:ligatures w14:val="none"/>
+          <ns2:ligatures ns2:val="none"/>
         </w:rPr>
         <w:t xml:space="preserve">otorgamiento de </w:t>
       </w:r>
@@ -1116,7 +1116,7 @@
           <w:color w:val="000000"/>
           <w:kern w:val="0"/>
           <w:lang w:eastAsia="es-ES"/>
-          <w14:ligatures w14:val="none"/>
+          <ns2:ligatures ns2:val="none"/>
         </w:rPr>
         <w:t xml:space="preserve">cobertura ante </w:t>
       </w:r>
@@ -1126,7 +1126,7 @@
           <w:color w:val="000000"/>
           <w:kern w:val="0"/>
           <w:lang w:eastAsia="es-ES"/>
-          <w14:ligatures w14:val="none"/>
+          <ns2:ligatures ns2:val="none"/>
         </w:rPr>
         <w:t xml:space="preserve">Pacífico </w:t>
       </w:r>
@@ -1136,7 +1136,7 @@
           <w:color w:val="000000"/>
           <w:kern w:val="0"/>
           <w:lang w:eastAsia="es-ES"/>
-          <w14:ligatures w14:val="none"/>
+          <ns2:ligatures ns2:val="none"/>
         </w:rPr>
         <w:t xml:space="preserve">por las operaciones realizadas a través del </w:t>
       </w:r>
@@ -1146,7 +1146,7 @@
           <w:color w:val="000000"/>
           <w:kern w:val="0"/>
           <w:lang w:eastAsia="es-ES"/>
-          <w14:ligatures w14:val="none"/>
+          <ns2:ligatures ns2:val="none"/>
         </w:rPr>
         <w:t>Punto de Venta</w:t>
       </w:r>
@@ -1156,7 +1156,7 @@
           <w:color w:val="000000"/>
           <w:kern w:val="0"/>
           <w:lang w:eastAsia="es-ES"/>
-          <w14:ligatures w14:val="none"/>
+          <ns2:ligatures ns2:val="none"/>
         </w:rPr>
         <w:t xml:space="preserve">. </w:t>
       </w:r>
@@ -1166,7 +1166,7 @@
           <w:color w:val="000000"/>
           <w:kern w:val="0"/>
           <w:lang w:eastAsia="es-ES"/>
-          <w14:ligatures w14:val="none"/>
+          <ns2:ligatures ns2:val="none"/>
         </w:rPr>
         <w:t xml:space="preserve">Mediante </w:t>
       </w:r>
@@ -1176,7 +1176,7 @@
           <w:color w:val="000000"/>
           <w:kern w:val="0"/>
           <w:lang w:eastAsia="es-ES"/>
-          <w14:ligatures w14:val="none"/>
+          <ns2:ligatures ns2:val="none"/>
         </w:rPr>
         <w:t>carta de fecha 9 de mayo de 2025</w:t>
       </w:r>
@@ -1186,7 +1186,7 @@
           <w:color w:val="000000"/>
           <w:kern w:val="0"/>
           <w:lang w:eastAsia="es-ES"/>
-          <w14:ligatures w14:val="none"/>
+          <ns2:ligatures ns2:val="none"/>
         </w:rPr>
         <w:t xml:space="preserve">, la compañía aseguradora </w:t>
       </w:r>
@@ -1196,7 +1196,7 @@
           <w:color w:val="000000"/>
           <w:kern w:val="0"/>
           <w:lang w:eastAsia="es-ES"/>
-          <w14:ligatures w14:val="none"/>
+          <ns2:ligatures ns2:val="none"/>
         </w:rPr>
         <w:t xml:space="preserve">rechazó </w:t>
       </w:r>
@@ -1206,7 +1206,7 @@
           <w:color w:val="000000"/>
           <w:kern w:val="0"/>
           <w:lang w:eastAsia="es-ES"/>
-          <w14:ligatures w14:val="none"/>
+          <ns2:ligatures ns2:val="none"/>
         </w:rPr>
         <w:t>su</w:t>
       </w:r>
@@ -1216,7 +1216,7 @@
           <w:color w:val="000000"/>
           <w:kern w:val="0"/>
           <w:lang w:eastAsia="es-ES"/>
-          <w14:ligatures w14:val="none"/>
+          <ns2:ligatures ns2:val="none"/>
         </w:rPr>
         <w:t xml:space="preserve"> pedido, </w:t>
       </w:r>
@@ -1226,7 +1226,7 @@
           <w:color w:val="000000"/>
           <w:kern w:val="0"/>
           <w:lang w:eastAsia="es-ES"/>
-          <w14:ligatures w14:val="none"/>
+          <ns2:ligatures ns2:val="none"/>
         </w:rPr>
         <w:t>reconociendo</w:t>
       </w:r>
@@ -1236,7 +1236,7 @@
           <w:color w:val="000000"/>
           <w:kern w:val="0"/>
           <w:lang w:eastAsia="es-ES"/>
-          <w14:ligatures w14:val="none"/>
+          <ns2:ligatures ns2:val="none"/>
         </w:rPr>
         <w:t xml:space="preserve"> únicamente la cobertura de S/ 15 000,00 correspondiente a operaciones realizadas en soles</w:t>
       </w:r>
@@ -1246,7 +1246,7 @@
           <w:color w:val="000000"/>
           <w:kern w:val="0"/>
           <w:lang w:eastAsia="es-ES"/>
-          <w14:ligatures w14:val="none"/>
+          <ns2:ligatures ns2:val="none"/>
         </w:rPr>
         <w:t xml:space="preserve"> principalmente</w:t>
       </w:r>
@@ -1256,7 +1256,7 @@
           <w:color w:val="000000"/>
           <w:kern w:val="0"/>
           <w:lang w:eastAsia="es-ES"/>
-          <w14:ligatures w14:val="none"/>
+          <ns2:ligatures ns2:val="none"/>
         </w:rPr>
         <w:t xml:space="preserve"> por internet, pero no reconoció la cobertura aplicable a las operaciones efectuadas en dólares a través del </w:t>
       </w:r>
@@ -1266,7 +1266,7 @@
           <w:color w:val="000000"/>
           <w:kern w:val="0"/>
           <w:lang w:eastAsia="es-ES"/>
-          <w14:ligatures w14:val="none"/>
+          <ns2:ligatures ns2:val="none"/>
         </w:rPr>
         <w:t xml:space="preserve">Punto de Venta del establecimiento comercial Ticketmaster Perú </w:t>
       </w:r>
@@ -1277,13 +1277,13 @@
           <w:color w:val="000000"/>
           <w:kern w:val="0"/>
           <w:lang w:eastAsia="es-ES"/>
-          <w14:ligatures w14:val="none"/>
+          <ns2:ligatures ns2:val="none"/>
         </w:rPr>
         <w:t>S.A.C..</w:t>
       </w:r>
       <w:proofErr w:type="gramEnd"/>
     </w:p>
-    <w:p>
+    <w:p ns2:paraId="33E14FF7" ns2:textId="1DE49F0C">
       <w:pPr>
         <w:tabs>
           <w:tab w:val="left" w:pos="1134"/>
@@ -1296,11 +1296,11 @@
           <w:color w:val="000000"/>
           <w:kern w:val="0"/>
           <w:lang w:eastAsia="es-ES"/>
-          <w14:ligatures w14:val="none"/>
-        </w:rPr>
-      </w:pPr>
-    </w:p>
-    <w:p>
+          <ns2:ligatures ns2:val="none"/>
+        </w:rPr>
+      </w:pPr>
+    </w:p>
+    <w:p ns2:paraId="65C58807" ns2:textId="790B88F3">
       <w:pPr>
         <w:numPr>
           <w:ilvl w:val="1"/>
@@ -1318,14 +1318,14 @@
           <w:color w:val="000000"/>
           <w:kern w:val="0"/>
           <w:lang w:val="es-ES" w:eastAsia="es-ES"/>
-          <w14:ligatures w14:val="none"/>
+          <ns2:ligatures ns2:val="none"/>
         </w:rPr>
       </w:pPr>
       <w:r>
         <w:rPr>
           <w:rFonts w:ascii="Arial Narrow" w:eastAsia="Calibri" w:hAnsi="Arial Narrow" w:cs="Arial"/>
           <w:kern w:val="0"/>
-          <w14:ligatures w14:val="none"/>
+          <ns2:ligatures ns2:val="none"/>
         </w:rPr>
         <w:t xml:space="preserve">El señor [APELLIDO] solicitó, en calidad de medida correctiva, que Pacífico cumpla con brindar la cobertura máxima establecida para las operaciones no reconocidas realizadas en establecimientos comerciales dentro del territorio peruano. Asimismo, requirió el reembolso de costos y costas del presente procedimiento.</w:t>
       </w:r>
@@ -1335,7 +1335,7 @@
           <w:color w:val="000000"/>
           <w:kern w:val="0"/>
           <w:lang w:val="es-ES" w:eastAsia="es-ES"/>
-          <w14:ligatures w14:val="none"/>
+          <ns2:ligatures ns2:val="none"/>
         </w:rPr>
         <w:t xml:space="preserve"/>
       </w:r>
@@ -1345,7 +1345,7 @@
           <w:color w:val="000000"/>
           <w:kern w:val="0"/>
           <w:lang w:val="es-ES" w:eastAsia="es-ES"/>
-          <w14:ligatures w14:val="none"/>
+          <ns2:ligatures ns2:val="none"/>
         </w:rPr>
         <w:t xml:space="preserve"/>
       </w:r>
@@ -1355,7 +1355,7 @@
           <w:color w:val="000000"/>
           <w:kern w:val="0"/>
           <w:lang w:val="es-ES" w:eastAsia="es-ES"/>
-          <w14:ligatures w14:val="none"/>
+          <ns2:ligatures ns2:val="none"/>
         </w:rPr>
         <w:t/>
       </w:r>
@@ -1365,7 +1365,7 @@
           <w:color w:val="000000"/>
           <w:kern w:val="0"/>
           <w:lang w:val="es-ES" w:eastAsia="es-ES"/>
-          <w14:ligatures w14:val="none"/>
+          <ns2:ligatures ns2:val="none"/>
         </w:rPr>
         <w:t xml:space="preserve"/>
       </w:r>
@@ -1375,12 +1375,12 @@
           <w:color w:val="000000"/>
           <w:kern w:val="0"/>
           <w:lang w:val="es-ES" w:eastAsia="es-ES"/>
-          <w14:ligatures w14:val="none"/>
+          <ns2:ligatures ns2:val="none"/>
         </w:rPr>
         <w:t/>
       </w:r>
     </w:p>
-    <w:p>
+    <w:p ns2:paraId="66005174" ns2:textId="77777777">
       <w:pPr>
         <w:spacing w:after="0" w:line="240" w:lineRule="auto"/>
         <w:contextualSpacing/>
@@ -1391,11 +1391,11 @@
           <w:color w:val="000000"/>
           <w:kern w:val="0"/>
           <w:lang w:eastAsia="es-PE"/>
-          <w14:ligatures w14:val="none"/>
-        </w:rPr>
-      </w:pPr>
-    </w:p>
-    <w:p>
+          <ns2:ligatures ns2:val="none"/>
+        </w:rPr>
+      </w:pPr>
+    </w:p>
+    <w:p ns2:paraId="3541B1F9" ns2:textId="77777777">
       <w:pPr>
         <w:pStyle w:val="Prrafodelista"/>
         <w:numPr>
@@ -1415,22 +1415,22 @@
           <w:color w:val="000000"/>
           <w:kern w:val="0"/>
           <w:lang w:eastAsia="es-PE"/>
-          <w14:ligatures w14:val="none"/>
-        </w:rPr>
-      </w:pPr>
-      <w:r>
-        <w:rPr>
-          <w:rFonts w:ascii="Arial Narrow" w:eastAsia="Arial Narrow" w:hAnsi="Arial Narrow" w:cs="Arial Narrow"/>
-          <w:b/>
-          <w:color w:val="000000"/>
-          <w:kern w:val="0"/>
-          <w:lang w:eastAsia="es-PE"/>
-          <w14:ligatures w14:val="none"/>
+          <ns2:ligatures ns2:val="none"/>
+        </w:rPr>
+      </w:pPr>
+      <w:r>
+        <w:rPr>
+          <w:rFonts w:ascii="Arial Narrow" w:eastAsia="Arial Narrow" w:hAnsi="Arial Narrow" w:cs="Arial Narrow"/>
+          <w:b/>
+          <w:color w:val="000000"/>
+          <w:kern w:val="0"/>
+          <w:lang w:eastAsia="es-PE"/>
+          <ns2:ligatures ns2:val="none"/>
         </w:rPr>
         <w:t>DE LA ADMISIÓN A TRÁMITE DE LA DENUNCIA</w:t>
       </w:r>
     </w:p>
-    <w:p>
+    <w:p ns2:paraId="34556756" ns2:textId="77777777">
       <w:pPr>
         <w:spacing w:after="0" w:line="240" w:lineRule="auto"/>
         <w:ind w:left="567"/>
@@ -1442,11 +1442,11 @@
           <w:color w:val="000000"/>
           <w:kern w:val="0"/>
           <w:lang w:eastAsia="es-PE"/>
-          <w14:ligatures w14:val="none"/>
-        </w:rPr>
-      </w:pPr>
-    </w:p>
-    <w:p>
+          <ns2:ligatures ns2:val="none"/>
+        </w:rPr>
+      </w:pPr>
+    </w:p>
+    <w:p ns2:paraId="5F4266A4" ns2:textId="17FCC252">
       <w:pPr>
         <w:pStyle w:val="Prrafodelista"/>
         <w:numPr>
@@ -1459,7 +1459,7 @@
         <w:rPr>
           <w:rFonts w:ascii="Arial Narrow" w:eastAsia="Arial Narrow" w:hAnsi="Arial Narrow" w:cs="Arial Narrow"/>
           <w:kern w:val="0"/>
-          <w14:ligatures w14:val="none"/>
+          <ns2:ligatures ns2:val="none"/>
         </w:rPr>
       </w:pPr>
       <w:bookmarkStart w:id="1" w:name="_Hlk140755208"/>
@@ -1471,7 +1471,7 @@
           <w:color w:val="000000"/>
           <w:kern w:val="0"/>
           <w:lang w:eastAsia="es-PE"/>
-          <w14:ligatures w14:val="none"/>
+          <ns2:ligatures ns2:val="none"/>
         </w:rPr>
         <w:t>La Secretaría Técnica de la Comisión de Protección al Consumidor 1 (en adelante, la Secretaría Técnica), en ejercicio de sus facultades</w:t>
       </w:r>
@@ -1484,7 +1484,7 @@
           <w:rFonts w:ascii="Arial Narrow" w:eastAsia="Arial Narrow" w:hAnsi="Arial Narrow" w:cs="Arial Narrow"/>
           <w:kern w:val="0"/>
           <w:vertAlign w:val="superscript"/>
-          <w14:ligatures w14:val="none"/>
+          <ns2:ligatures ns2:val="none"/>
         </w:rPr>
         <w:footnoteReference w:id="2"/>
       </w:r>
@@ -1494,7 +1494,7 @@
           <w:color w:val="000000"/>
           <w:kern w:val="0"/>
           <w:lang w:eastAsia="es-PE"/>
-          <w14:ligatures w14:val="none"/>
+          <ns2:ligatures ns2:val="none"/>
         </w:rPr>
         <w:t xml:space="preserve">, </w:t>
       </w:r>
@@ -1504,7 +1504,7 @@
           <w:color w:val="000000"/>
           <w:kern w:val="0"/>
           <w:lang w:eastAsia="es-PE"/>
-          <w14:ligatures w14:val="none"/>
+          <ns2:ligatures ns2:val="none"/>
         </w:rPr>
         <w:t xml:space="preserve">considera </w:t>
       </w:r>
@@ -1512,7 +1512,7 @@
         <w:rPr>
           <w:rFonts w:ascii="Arial Narrow" w:eastAsia="Arial Narrow" w:hAnsi="Arial Narrow" w:cs="Arial Narrow"/>
           <w:kern w:val="0"/>
-          <w14:ligatures w14:val="none"/>
+          <ns2:ligatures ns2:val="none"/>
         </w:rPr>
         <w:t xml:space="preserve">que el hecho denunciado, consistente en que </w:t>
       </w:r>
@@ -1523,7 +1523,7 @@
           <w:kern w:val="0"/>
           <w:shd w:val="clear" w:color="auto" w:fill="FFFFFF"/>
           <w:lang w:eastAsia="es-PE"/>
-          <w14:ligatures w14:val="none"/>
+          <ns2:ligatures ns2:val="none"/>
         </w:rPr>
         <w:t xml:space="preserve">la </w:t>
       </w:r>
@@ -1534,7 +1534,7 @@
           <w:kern w:val="0"/>
           <w:shd w:val="clear" w:color="auto" w:fill="FFFFFF"/>
           <w:lang w:eastAsia="es-PE"/>
-          <w14:ligatures w14:val="none"/>
+          <ns2:ligatures ns2:val="none"/>
         </w:rPr>
         <w:lastRenderedPageBreak/>
         <w:t xml:space="preserve">compañía aseguradora se habría negado injustificadamente a otorgar al denunciante la cobertura del Seguro de Protección de Tarjetas – Póliza </w:t>
@@ -1547,7 +1547,7 @@
           <w:kern w:val="0"/>
           <w:shd w:val="clear" w:color="auto" w:fill="FFFFFF"/>
           <w:lang w:eastAsia="es-PE"/>
-          <w14:ligatures w14:val="none"/>
+          <ns2:ligatures ns2:val="none"/>
         </w:rPr>
         <w:t/>
       </w:r>
@@ -1559,7 +1559,7 @@
           <w:kern w:val="0"/>
           <w:shd w:val="clear" w:color="auto" w:fill="FFFFFF"/>
           <w:lang w:eastAsia="es-PE"/>
-          <w14:ligatures w14:val="none"/>
+          <ns2:ligatures ns2:val="none"/>
         </w:rPr>
         <w:t xml:space="preserve"> 1000001429 por el valor total de las 31 operaciones efectuadas a través del Punto de Venta de Ticketmaster Perú S.A.C. el 13 de junio de 2025</w:t>
       </w:r>
@@ -1567,7 +1567,7 @@
         <w:rPr>
           <w:rFonts w:ascii="Arial Narrow" w:eastAsia="Arial Narrow" w:hAnsi="Arial Narrow" w:cs="Arial Narrow"/>
           <w:kern w:val="0"/>
-          <w14:ligatures w14:val="none"/>
+          <ns2:ligatures ns2:val="none"/>
         </w:rPr>
         <w:t>; involucraría una presunta afectación a sus expectativas, quien no habría encontrado una correspondencia entre lo que esperaba recibir de parte del proveedor y lo que realmente recibió. Por consiguiente, corresponde calificar el hecho materia de denuncia como una presunta infracción al deber de idoneidad, tipificado en los artículos 18</w:t>
       </w:r>
@@ -1577,7 +1577,7 @@
           <w:color w:val="000000"/>
           <w:kern w:val="0"/>
           <w:lang w:eastAsia="es-PE"/>
-          <w14:ligatures w14:val="none"/>
+          <ns2:ligatures ns2:val="none"/>
         </w:rPr>
         <w:t/>
       </w:r>
@@ -1585,7 +1585,7 @@
         <w:rPr>
           <w:rFonts w:ascii="Arial Narrow" w:eastAsia="Arial Narrow" w:hAnsi="Arial Narrow" w:cs="Arial Narrow"/>
           <w:kern w:val="0"/>
-          <w14:ligatures w14:val="none"/>
+          <ns2:ligatures ns2:val="none"/>
         </w:rPr>
         <w:t xml:space="preserve"> y 19</w:t>
       </w:r>
@@ -1595,7 +1595,7 @@
           <w:color w:val="000000"/>
           <w:kern w:val="0"/>
           <w:lang w:eastAsia="es-PE"/>
-          <w14:ligatures w14:val="none"/>
+          <ns2:ligatures ns2:val="none"/>
         </w:rPr>
         <w:t/>
       </w:r>
@@ -1603,7 +1603,7 @@
         <w:rPr>
           <w:rFonts w:ascii="Arial Narrow" w:eastAsia="Arial Narrow" w:hAnsi="Arial Narrow" w:cs="Arial Narrow"/>
           <w:kern w:val="0"/>
-          <w14:ligatures w14:val="none"/>
+          <ns2:ligatures ns2:val="none"/>
         </w:rPr>
         <w:t xml:space="preserve"> del Código</w:t>
       </w:r>
@@ -1613,7 +1613,7 @@
           <w:rFonts w:ascii="Arial Narrow" w:eastAsia="Arial Narrow" w:hAnsi="Arial Narrow" w:cs="Arial"/>
           <w:kern w:val="0"/>
           <w:vertAlign w:val="superscript"/>
-          <w14:ligatures w14:val="none"/>
+          <ns2:ligatures ns2:val="none"/>
         </w:rPr>
         <w:footnoteReference w:id="3"/>
       </w:r>
@@ -1621,12 +1621,12 @@
         <w:rPr>
           <w:rFonts w:ascii="Arial Narrow" w:eastAsia="Arial Narrow" w:hAnsi="Arial Narrow" w:cs="Arial Narrow"/>
           <w:kern w:val="0"/>
-          <w14:ligatures w14:val="none"/>
+          <ns2:ligatures ns2:val="none"/>
         </w:rPr>
         <w:t>.</w:t>
       </w:r>
     </w:p>
-    <w:p>
+    <w:p ns2:paraId="432038D6" ns2:textId="0A9F6D75">
       <w:pPr>
         <w:spacing w:after="0" w:line="240" w:lineRule="auto"/>
         <w:jc w:val="both"/>
@@ -1634,11 +1634,11 @@
           <w:rFonts w:ascii="Arial Narrow" w:eastAsia="Calibri" w:hAnsi="Arial Narrow" w:cs="Arial Narrow"/>
           <w:kern w:val="0"/>
           <w:lang w:eastAsia="es-PE"/>
-          <w14:ligatures w14:val="none"/>
-        </w:rPr>
-      </w:pPr>
-    </w:p>
-    <w:p>
+          <ns2:ligatures ns2:val="none"/>
+        </w:rPr>
+      </w:pPr>
+    </w:p>
+    <w:p ns2:paraId="463134E5" ns2:textId="77777777">
       <w:pPr>
         <w:pStyle w:val="Prrafodelista"/>
         <w:numPr>
@@ -1652,7 +1652,7 @@
           <w:rFonts w:ascii="Arial Narrow" w:eastAsia="Calibri" w:hAnsi="Arial Narrow" w:cs="Arial Narrow"/>
           <w:kern w:val="0"/>
           <w:lang w:eastAsia="es-PE"/>
-          <w14:ligatures w14:val="none"/>
+          <ns2:ligatures ns2:val="none"/>
         </w:rPr>
       </w:pPr>
       <w:r>
@@ -1661,7 +1661,7 @@
           <w:color w:val="000000"/>
           <w:kern w:val="0"/>
           <w:lang w:eastAsia="es-PE"/>
-          <w14:ligatures w14:val="none"/>
+          <ns2:ligatures ns2:val="none"/>
         </w:rPr>
         <w:t>En tanto la denuncia reúne los requisitos establecidos por la norma citada, corresponde admitirla a trámite</w:t>
       </w:r>
@@ -1671,7 +1671,7 @@
           <w:rFonts w:ascii="Arial Narrow" w:eastAsia="Arial Narrow" w:hAnsi="Arial Narrow" w:cs="Arial Narrow"/>
           <w:kern w:val="0"/>
           <w:vertAlign w:val="superscript"/>
-          <w14:ligatures w14:val="none"/>
+          <ns2:ligatures ns2:val="none"/>
         </w:rPr>
         <w:footnoteReference w:id="4"/>
       </w:r>
@@ -1681,12 +1681,12 @@
           <w:color w:val="000000"/>
           <w:kern w:val="0"/>
           <w:lang w:eastAsia="es-PE"/>
-          <w14:ligatures w14:val="none"/>
+          <ns2:ligatures ns2:val="none"/>
         </w:rPr>
         <w:t>.</w:t>
       </w:r>
     </w:p>
-    <w:p>
+    <w:p ns2:paraId="68C71625" ns2:textId="77777777">
       <w:pPr>
         <w:spacing w:after="0" w:line="240" w:lineRule="auto"/>
         <w:ind w:left="567"/>
@@ -1697,11 +1697,11 @@
           <w:color w:val="000000"/>
           <w:kern w:val="0"/>
           <w:lang w:eastAsia="es-PE"/>
-          <w14:ligatures w14:val="none"/>
-        </w:rPr>
-      </w:pPr>
-    </w:p>
-    <w:p>
+          <ns2:ligatures ns2:val="none"/>
+        </w:rPr>
+      </w:pPr>
+    </w:p>
+    <w:p ns2:paraId="38A98B4B" ns2:textId="77777777">
       <w:pPr>
         <w:pStyle w:val="Prrafodelista"/>
         <w:numPr>
@@ -1721,22 +1721,22 @@
           <w:color w:val="000000"/>
           <w:kern w:val="0"/>
           <w:lang w:eastAsia="es-PE"/>
-          <w14:ligatures w14:val="none"/>
-        </w:rPr>
-      </w:pPr>
-      <w:r>
-        <w:rPr>
-          <w:rFonts w:ascii="Arial Narrow" w:eastAsia="Arial Narrow" w:hAnsi="Arial Narrow" w:cs="Arial Narrow"/>
-          <w:b/>
-          <w:color w:val="000000"/>
-          <w:kern w:val="0"/>
-          <w:lang w:eastAsia="es-PE"/>
-          <w14:ligatures w14:val="none"/>
+          <ns2:ligatures ns2:val="none"/>
+        </w:rPr>
+      </w:pPr>
+      <w:r>
+        <w:rPr>
+          <w:rFonts w:ascii="Arial Narrow" w:eastAsia="Arial Narrow" w:hAnsi="Arial Narrow" w:cs="Arial Narrow"/>
+          <w:b/>
+          <w:color w:val="000000"/>
+          <w:kern w:val="0"/>
+          <w:lang w:eastAsia="es-PE"/>
+          <ns2:ligatures ns2:val="none"/>
         </w:rPr>
         <w:t>REQUERIMIENTO DE INFORMACIÓN</w:t>
       </w:r>
     </w:p>
-    <w:p>
+    <w:p ns2:paraId="5B518DC4" ns2:textId="77777777">
       <w:pPr>
         <w:spacing w:after="0" w:line="240" w:lineRule="auto"/>
         <w:jc w:val="both"/>
@@ -1745,11 +1745,11 @@
           <w:color w:val="000000"/>
           <w:kern w:val="0"/>
           <w:lang w:val="es-ES" w:eastAsia="es-ES"/>
-          <w14:ligatures w14:val="none"/>
-        </w:rPr>
-      </w:pPr>
-    </w:p>
-    <w:p>
+          <ns2:ligatures ns2:val="none"/>
+        </w:rPr>
+      </w:pPr>
+    </w:p>
+    <w:p ns2:paraId="62B88A04" ns2:textId="7DBB8211">
       <w:pPr>
         <w:pStyle w:val="Prrafodelista"/>
         <w:numPr>
@@ -1764,7 +1764,7 @@
           <w:color w:val="000000"/>
           <w:kern w:val="0"/>
           <w:lang w:val="es-ES" w:eastAsia="es-ES"/>
-          <w14:ligatures w14:val="none"/>
+          <ns2:ligatures ns2:val="none"/>
         </w:rPr>
       </w:pPr>
       <w:r>
@@ -1773,7 +1773,7 @@
           <w:color w:val="000000"/>
           <w:kern w:val="0"/>
           <w:lang w:val="es-ES" w:eastAsia="es-ES"/>
-          <w14:ligatures w14:val="none"/>
+          <ns2:ligatures ns2:val="none"/>
         </w:rPr>
         <w:t xml:space="preserve">A efectos de tener mayores elementos que sirvan para la resolución definitiva del presente caso, la Secretaría Técnica, en ejercicio de las facultades que la ley le confiere, conviene requerir </w:t>
       </w:r>
@@ -1783,7 +1783,7 @@
           <w:color w:val="000000"/>
           <w:kern w:val="0"/>
           <w:lang w:val="es-ES" w:eastAsia="es-ES"/>
-          <w14:ligatures w14:val="none"/>
+          <ns2:ligatures ns2:val="none"/>
         </w:rPr>
         <w:t>a la compañía aseguradora</w:t>
       </w:r>
@@ -1793,7 +1793,7 @@
           <w:color w:val="000000"/>
           <w:kern w:val="0"/>
           <w:lang w:val="es-ES" w:eastAsia="es-ES"/>
-          <w14:ligatures w14:val="none"/>
+          <ns2:ligatures ns2:val="none"/>
         </w:rPr>
         <w:t xml:space="preserve"> que, en un</w:t>
       </w:r>
@@ -1803,7 +1803,7 @@
           <w:color w:val="000000"/>
           <w:kern w:val="0"/>
           <w:lang w:val="es-ES" w:eastAsia="es-ES"/>
-          <w14:ligatures w14:val="none"/>
+          <ns2:ligatures ns2:val="none"/>
         </w:rPr>
         <w:t xml:space="preserve"> plazo</w:t>
       </w:r>
@@ -1813,7 +1813,7 @@
           <w:color w:val="000000"/>
           <w:kern w:val="0"/>
           <w:lang w:val="es-ES" w:eastAsia="es-ES"/>
-          <w14:ligatures w14:val="none"/>
+          <ns2:ligatures ns2:val="none"/>
         </w:rPr>
         <w:t xml:space="preserve"> no mayor de cinco (5) días hábiles </w:t>
       </w:r>
@@ -1823,7 +1823,7 @@
           <w:color w:val="000000"/>
           <w:kern w:val="0"/>
           <w:lang w:val="es-ES" w:eastAsia="es-ES"/>
-          <w14:ligatures w14:val="none"/>
+          <ns2:ligatures ns2:val="none"/>
         </w:rPr>
         <w:t xml:space="preserve">contado a partir del día siguiente de la notificación de la presente resolución, cumpla con lo siguiente: </w:t>
       </w:r>
@@ -1833,7 +1833,7 @@
           <w:color w:val="000000"/>
           <w:kern w:val="0"/>
           <w:lang w:val="es-ES" w:eastAsia="es-ES"/>
-          <w14:ligatures w14:val="none"/>
+          <ns2:ligatures ns2:val="none"/>
         </w:rPr>
         <w:t xml:space="preserve">(i) presentar una copia completa, legible y debidamente suscrita de la Póliza </w:t>
       </w:r>
@@ -1844,7 +1844,7 @@
           <w:color w:val="000000"/>
           <w:kern w:val="0"/>
           <w:lang w:val="es-ES" w:eastAsia="es-ES"/>
-          <w14:ligatures w14:val="none"/>
+          <ns2:ligatures ns2:val="none"/>
         </w:rPr>
         <w:t/>
       </w:r>
@@ -1855,7 +1855,7 @@
           <w:color w:val="000000"/>
           <w:kern w:val="0"/>
           <w:lang w:val="es-ES" w:eastAsia="es-ES"/>
-          <w14:ligatures w14:val="none"/>
+          <ns2:ligatures ns2:val="none"/>
         </w:rPr>
         <w:t xml:space="preserve"> 1000001429 del Seguro de Protección de Tarjetas, así como el cargo de remisión de la póliza; (</w:t>
       </w:r>
@@ -1866,7 +1866,7 @@
           <w:color w:val="000000"/>
           <w:kern w:val="0"/>
           <w:lang w:val="es-ES" w:eastAsia="es-ES"/>
-          <w14:ligatures w14:val="none"/>
+          <ns2:ligatures ns2:val="none"/>
         </w:rPr>
         <w:t>ii</w:t>
       </w:r>
@@ -1877,7 +1877,7 @@
           <w:color w:val="000000"/>
           <w:kern w:val="0"/>
           <w:lang w:val="es-ES" w:eastAsia="es-ES"/>
-          <w14:ligatures w14:val="none"/>
+          <ns2:ligatures ns2:val="none"/>
         </w:rPr>
         <w:t>) presentar los medios probatorios que acrediten que la negativa de otorgamiento de cobertura fue justificado; y, (</w:t>
       </w:r>
@@ -1888,7 +1888,7 @@
           <w:color w:val="000000"/>
           <w:kern w:val="0"/>
           <w:lang w:val="es-ES" w:eastAsia="es-ES"/>
-          <w14:ligatures w14:val="none"/>
+          <ns2:ligatures ns2:val="none"/>
         </w:rPr>
         <w:t>iii</w:t>
       </w:r>
@@ -1899,7 +1899,7 @@
           <w:color w:val="000000"/>
           <w:kern w:val="0"/>
           <w:lang w:val="es-ES" w:eastAsia="es-ES"/>
-          <w14:ligatures w14:val="none"/>
+          <ns2:ligatures ns2:val="none"/>
         </w:rPr>
         <w:t>) presentar todas las comunicaciones cursadas con la parte denunciante en virtud del hecho materia de denuncia</w:t>
       </w:r>
@@ -1909,7 +1909,7 @@
           <w:color w:val="000000"/>
           <w:kern w:val="0"/>
           <w:lang w:val="es-ES" w:eastAsia="es-ES"/>
-          <w14:ligatures w14:val="none"/>
+          <ns2:ligatures ns2:val="none"/>
         </w:rPr>
         <w:t>.</w:t>
       </w:r>
@@ -1919,7 +1919,7 @@
           <w:color w:val="000000"/>
           <w:kern w:val="0"/>
           <w:lang w:eastAsia="es-ES"/>
-          <w14:ligatures w14:val="none"/>
+          <ns2:ligatures ns2:val="none"/>
         </w:rPr>
         <w:t xml:space="preserve"> </w:t>
       </w:r>
@@ -1929,12 +1929,12 @@
           <w:color w:val="000000"/>
           <w:kern w:val="0"/>
           <w:lang w:eastAsia="es-ES"/>
-          <w14:ligatures w14:val="none"/>
+          <ns2:ligatures ns2:val="none"/>
         </w:rPr>
         <w:t xml:space="preserve"> </w:t>
       </w:r>
     </w:p>
-    <w:p>
+    <w:p ns2:paraId="5C93B848" ns2:textId="77777777">
       <w:pPr>
         <w:pStyle w:val="Prrafodelista"/>
         <w:spacing w:after="0" w:line="240" w:lineRule="auto"/>
@@ -1945,11 +1945,11 @@
           <w:color w:val="000000"/>
           <w:kern w:val="0"/>
           <w:lang w:val="es-ES" w:eastAsia="es-ES"/>
-          <w14:ligatures w14:val="none"/>
-        </w:rPr>
-      </w:pPr>
-    </w:p>
-    <w:p>
+          <ns2:ligatures ns2:val="none"/>
+        </w:rPr>
+      </w:pPr>
+    </w:p>
+    <w:p ns2:paraId="2A119386" ns2:textId="77777777">
       <w:pPr>
         <w:pStyle w:val="Prrafodelista"/>
         <w:numPr>
@@ -1969,36 +1969,36 @@
           <w:color w:val="000000"/>
           <w:kern w:val="0"/>
           <w:lang w:eastAsia="es-PE"/>
-          <w14:ligatures w14:val="none"/>
-        </w:rPr>
-      </w:pPr>
-      <w:r>
-        <w:rPr>
-          <w:rFonts w:ascii="Arial Narrow" w:eastAsia="Arial Narrow" w:hAnsi="Arial Narrow" w:cs="Arial Narrow"/>
-          <w:b/>
-          <w:color w:val="000000"/>
-          <w:kern w:val="0"/>
-          <w:lang w:eastAsia="es-PE"/>
-          <w14:ligatures w14:val="none"/>
+          <ns2:ligatures ns2:val="none"/>
+        </w:rPr>
+      </w:pPr>
+      <w:r>
+        <w:rPr>
+          <w:rFonts w:ascii="Arial Narrow" w:eastAsia="Arial Narrow" w:hAnsi="Arial Narrow" w:cs="Arial Narrow"/>
+          <w:b/>
+          <w:color w:val="000000"/>
+          <w:kern w:val="0"/>
+          <w:lang w:eastAsia="es-PE"/>
+          <ns2:ligatures ns2:val="none"/>
         </w:rPr>
         <w:t xml:space="preserve">RESOLUCIÓN DE LA SECRETARÍA TÉCNICA </w:t>
       </w:r>
     </w:p>
-    <w:p>
-      <w:pPr>
-        <w:spacing w:after="0" w:line="240" w:lineRule="auto"/>
-        <w:jc w:val="both"/>
-        <w:rPr>
-          <w:rFonts w:ascii="Arial Narrow" w:eastAsia="Arial Narrow" w:hAnsi="Arial Narrow" w:cs="Arial Narrow"/>
-          <w:b/>
-          <w:color w:val="000000"/>
-          <w:kern w:val="0"/>
-          <w:lang w:eastAsia="es-PE"/>
-          <w14:ligatures w14:val="none"/>
-        </w:rPr>
-      </w:pPr>
-    </w:p>
-    <w:p>
+    <w:p ns2:paraId="7F554EB2" ns2:textId="77777777">
+      <w:pPr>
+        <w:spacing w:after="0" w:line="240" w:lineRule="auto"/>
+        <w:jc w:val="both"/>
+        <w:rPr>
+          <w:rFonts w:ascii="Arial Narrow" w:eastAsia="Arial Narrow" w:hAnsi="Arial Narrow" w:cs="Arial Narrow"/>
+          <w:b/>
+          <w:color w:val="000000"/>
+          <w:kern w:val="0"/>
+          <w:lang w:eastAsia="es-PE"/>
+          <ns2:ligatures ns2:val="none"/>
+        </w:rPr>
+      </w:pPr>
+    </w:p>
+    <w:p ns2:paraId="01B1B47B" ns2:textId="67C6C96D">
       <w:pPr>
         <w:spacing w:after="0" w:line="240" w:lineRule="auto"/>
         <w:jc w:val="both"/>
@@ -2007,17 +2007,17 @@
           <w:color w:val="000000"/>
           <w:kern w:val="0"/>
           <w:lang w:eastAsia="es-PE"/>
-          <w14:ligatures w14:val="none"/>
-        </w:rPr>
-      </w:pPr>
-      <w:r>
-        <w:rPr>
-          <w:rFonts w:ascii="Arial Narrow" w:eastAsia="Arial Narrow" w:hAnsi="Arial Narrow" w:cs="Arial Narrow"/>
-          <w:b/>
-          <w:color w:val="000000"/>
-          <w:kern w:val="0"/>
-          <w:lang w:eastAsia="es-PE"/>
-          <w14:ligatures w14:val="none"/>
+          <ns2:ligatures ns2:val="none"/>
+        </w:rPr>
+      </w:pPr>
+      <w:r>
+        <w:rPr>
+          <w:rFonts w:ascii="Arial Narrow" w:eastAsia="Arial Narrow" w:hAnsi="Arial Narrow" w:cs="Arial Narrow"/>
+          <w:b/>
+          <w:color w:val="000000"/>
+          <w:kern w:val="0"/>
+          <w:lang w:eastAsia="es-PE"/>
+          <ns2:ligatures ns2:val="none"/>
         </w:rPr>
         <w:t xml:space="preserve">PRIMERO: admitir a trámite la denuncia del 6 de setiembre de 2025 interpuesta por el señor [DENUNCIANTE] contra Pacífico Compañía de Seguros y Reaseguros S.A., por la presunta infracción a los artículos 18 y 19 de la Ley 29571, Código de Protección y Defensa del Consumidor, en tanto la compañía aseguradora se habría negado injustificadamente a otorgar al denunciante la cobertura del Seguro de Protección de Tarjetas – Póliza 1000001429 por el valor total de las 31 operaciones efectuadas a través del Punto de Venta de Ticketmaster Perú S.A.C. el 13 de junio de 2025.</w:t>
       </w:r>
@@ -2028,7 +2028,7 @@
           <w:kern w:val="0"/>
           <w:shd w:val="clear" w:color="auto" w:fill="FFFFFF"/>
           <w:lang w:eastAsia="es-PE"/>
-          <w14:ligatures w14:val="none"/>
+          <ns2:ligatures ns2:val="none"/>
         </w:rPr>
         <w:t xml:space="preserve"/>
       </w:r>
@@ -2039,7 +2039,7 @@
           <w:kern w:val="0"/>
           <w:shd w:val="clear" w:color="auto" w:fill="FFFFFF"/>
           <w:lang w:eastAsia="es-PE"/>
-          <w14:ligatures w14:val="none"/>
+          <ns2:ligatures ns2:val="none"/>
         </w:rPr>
         <w:t/>
       </w:r>
@@ -2050,7 +2050,7 @@
           <w:kern w:val="0"/>
           <w:shd w:val="clear" w:color="auto" w:fill="FFFFFF"/>
           <w:lang w:eastAsia="es-PE"/>
-          <w14:ligatures w14:val="none"/>
+          <ns2:ligatures ns2:val="none"/>
         </w:rPr>
         <w:t xml:space="preserve"/>
       </w:r>
@@ -2061,7 +2061,7 @@
           <w:kern w:val="0"/>
           <w:shd w:val="clear" w:color="auto" w:fill="FFFFFF"/>
           <w:lang w:eastAsia="es-PE"/>
-          <w14:ligatures w14:val="none"/>
+          <ns2:ligatures ns2:val="none"/>
         </w:rPr>
         <w:t xml:space="preserve"/>
       </w:r>
@@ -2072,7 +2072,7 @@
           <w:kern w:val="0"/>
           <w:shd w:val="clear" w:color="auto" w:fill="FFFFFF"/>
           <w:lang w:eastAsia="es-PE"/>
-          <w14:ligatures w14:val="none"/>
+          <ns2:ligatures ns2:val="none"/>
         </w:rPr>
         <w:t xml:space="preserve"/>
       </w:r>
@@ -2083,7 +2083,7 @@
           <w:kern w:val="0"/>
           <w:shd w:val="clear" w:color="auto" w:fill="FFFFFF"/>
           <w:lang w:eastAsia="es-PE"/>
-          <w14:ligatures w14:val="none"/>
+          <ns2:ligatures ns2:val="none"/>
         </w:rPr>
         <w:t xml:space="preserve"/>
       </w:r>
@@ -2136,7 +2136,7 @@
           <w:kern w:val="0"/>
           <w:shd w:val="clear" w:color="auto" w:fill="FFFFFF"/>
           <w:lang w:eastAsia="es-PE"/>
-          <w14:ligatures w14:val="none"/>
+          <ns2:ligatures ns2:val="none"/>
         </w:rPr>
         <w:t xml:space="preserve"/>
       </w:r>
@@ -2147,7 +2147,7 @@
           <w:kern w:val="0"/>
           <w:shd w:val="clear" w:color="auto" w:fill="FFFFFF"/>
           <w:lang w:eastAsia="es-PE"/>
-          <w14:ligatures w14:val="none"/>
+          <ns2:ligatures ns2:val="none"/>
         </w:rPr>
         <w:t/>
       </w:r>
@@ -2158,7 +2158,7 @@
           <w:kern w:val="0"/>
           <w:shd w:val="clear" w:color="auto" w:fill="FFFFFF"/>
           <w:lang w:eastAsia="es-PE"/>
-          <w14:ligatures w14:val="none"/>
+          <ns2:ligatures ns2:val="none"/>
         </w:rPr>
         <w:t xml:space="preserve"/>
       </w:r>
@@ -2169,7 +2169,7 @@
           <w:kern w:val="0"/>
           <w:shd w:val="clear" w:color="auto" w:fill="FFFFFF"/>
           <w:lang w:eastAsia="es-PE"/>
-          <w14:ligatures w14:val="none"/>
+          <ns2:ligatures ns2:val="none"/>
         </w:rPr>
         <w:t xml:space="preserve"/>
       </w:r>
@@ -2177,7 +2177,7 @@
         <w:rPr>
           <w:rFonts w:ascii="Arial Narrow" w:eastAsia="Arial Narrow" w:hAnsi="Arial Narrow" w:cs="Arial Narrow"/>
           <w:kern w:val="0"/>
-          <w14:ligatures w14:val="none"/>
+          <ns2:ligatures ns2:val="none"/>
         </w:rPr>
         <w:t/>
       </w:r>
@@ -2185,7 +2185,7 @@
         <w:rPr>
           <w:rFonts w:ascii="Arial Narrow" w:eastAsia="Arial Narrow" w:hAnsi="Arial Narrow" w:cs="Arial Narrow"/>
           <w:kern w:val="0"/>
-          <w14:ligatures w14:val="none"/>
+          <ns2:ligatures ns2:val="none"/>
         </w:rPr>
         <w:t xml:space="preserve"/>
       </w:r>
@@ -2197,7 +2197,7 @@
           <w:kern w:val="0"/>
           <w:shd w:val="clear" w:color="auto" w:fill="FFFFFF"/>
           <w:lang w:eastAsia="es-PE"/>
-          <w14:ligatures w14:val="none"/>
+          <ns2:ligatures ns2:val="none"/>
         </w:rPr>
         <w:t xml:space="preserve"/>
       </w:r>
@@ -2208,7 +2208,7 @@
           <w:kern w:val="0"/>
           <w:shd w:val="clear" w:color="auto" w:fill="FFFFFF"/>
           <w:lang w:eastAsia="es-PE"/>
-          <w14:ligatures w14:val="none"/>
+          <ns2:ligatures ns2:val="none"/>
         </w:rPr>
         <w:lastRenderedPageBreak/>
         <w:t xml:space="preserve"/>
@@ -2220,7 +2220,7 @@
           <w:kern w:val="0"/>
           <w:shd w:val="clear" w:color="auto" w:fill="FFFFFF"/>
           <w:lang w:eastAsia="es-PE"/>
-          <w14:ligatures w14:val="none"/>
+          <ns2:ligatures ns2:val="none"/>
         </w:rPr>
         <w:t xml:space="preserve"/>
       </w:r>
@@ -2231,7 +2231,7 @@
           <w:kern w:val="0"/>
           <w:shd w:val="clear" w:color="auto" w:fill="FFFFFF"/>
           <w:lang w:eastAsia="es-PE"/>
-          <w14:ligatures w14:val="none"/>
+          <ns2:ligatures ns2:val="none"/>
         </w:rPr>
         <w:t xml:space="preserve"/>
       </w:r>
@@ -2242,7 +2242,7 @@
           <w:kern w:val="0"/>
           <w:shd w:val="clear" w:color="auto" w:fill="FFFFFF"/>
           <w:lang w:eastAsia="es-PE"/>
-          <w14:ligatures w14:val="none"/>
+          <ns2:ligatures ns2:val="none"/>
         </w:rPr>
         <w:t/>
       </w:r>
@@ -2253,7 +2253,7 @@
           <w:kern w:val="0"/>
           <w:shd w:val="clear" w:color="auto" w:fill="FFFFFF"/>
           <w:lang w:eastAsia="es-PE"/>
-          <w14:ligatures w14:val="none"/>
+          <ns2:ligatures ns2:val="none"/>
         </w:rPr>
         <w:t xml:space="preserve"/>
       </w:r>
@@ -2262,23 +2262,23 @@
         <w:rPr>
           <w:rFonts w:ascii="Arial Narrow" w:eastAsia="Arial Narrow" w:hAnsi="Arial Narrow" w:cs="Arial Narrow"/>
           <w:kern w:val="0"/>
-          <w14:ligatures w14:val="none"/>
+          <ns2:ligatures ns2:val="none"/>
         </w:rPr>
         <w:t/>
       </w:r>
     </w:p>
-    <w:p>
-      <w:pPr>
-        <w:spacing w:after="0" w:line="240" w:lineRule="auto"/>
-        <w:jc w:val="both"/>
-        <w:rPr>
-          <w:rFonts w:ascii="Arial Narrow" w:eastAsia="Arial Narrow" w:hAnsi="Arial Narrow" w:cs="Arial Narrow"/>
-          <w:kern w:val="0"/>
-          <w14:ligatures w14:val="none"/>
-        </w:rPr>
-      </w:pPr>
-    </w:p>
-    <w:p>
+    <w:p ns2:paraId="042B3F54" ns2:textId="777BBF33">
+      <w:pPr>
+        <w:spacing w:after="0" w:line="240" w:lineRule="auto"/>
+        <w:jc w:val="both"/>
+        <w:rPr>
+          <w:rFonts w:ascii="Arial Narrow" w:eastAsia="Arial Narrow" w:hAnsi="Arial Narrow" w:cs="Arial Narrow"/>
+          <w:kern w:val="0"/>
+          <ns2:ligatures ns2:val="none"/>
+        </w:rPr>
+      </w:pPr>
+    </w:p>
+    <w:p ns2:paraId="0A292C9F" ns2:textId="6100F507">
       <w:pPr>
         <w:spacing w:line="240" w:lineRule="auto"/>
         <w:contextualSpacing/>
@@ -2286,17 +2286,17 @@
         <w:rPr>
           <w:rFonts w:ascii="Arial Narrow" w:eastAsia="Calibri" w:hAnsi="Arial Narrow" w:cs="Arial"/>
           <w:kern w:val="0"/>
-          <w14:ligatures w14:val="none"/>
-        </w:rPr>
-      </w:pPr>
-      <w:r>
-        <w:rPr>
-          <w:rFonts w:ascii="Arial Narrow" w:eastAsia="Arial Narrow" w:hAnsi="Arial Narrow" w:cs="Arial Narrow"/>
-          <w:b/>
-          <w:color w:val="000000"/>
-          <w:kern w:val="0"/>
-          <w:lang w:eastAsia="es-PE"/>
-          <w14:ligatures w14:val="none"/>
+          <ns2:ligatures ns2:val="none"/>
+        </w:rPr>
+      </w:pPr>
+      <w:r>
+        <w:rPr>
+          <w:rFonts w:ascii="Arial Narrow" w:eastAsia="Arial Narrow" w:hAnsi="Arial Narrow" w:cs="Arial Narrow"/>
+          <w:b/>
+          <w:color w:val="000000"/>
+          <w:kern w:val="0"/>
+          <w:lang w:eastAsia="es-PE"/>
+          <ns2:ligatures ns2:val="none"/>
         </w:rPr>
         <w:t>SEGUNDO:</w:t>
       </w:r>
@@ -2306,7 +2306,7 @@
           <w:color w:val="000000"/>
           <w:kern w:val="0"/>
           <w:lang w:eastAsia="es-PE"/>
-          <w14:ligatures w14:val="none"/>
+          <ns2:ligatures ns2:val="none"/>
         </w:rPr>
         <w:t xml:space="preserve"> tener por ofrecidos los medios probatorios presentados en el escrito de denuncia </w:t>
       </w:r>
@@ -2316,7 +2316,7 @@
           <w:color w:val="000000"/>
           <w:kern w:val="0"/>
           <w:lang w:val="es-ES" w:eastAsia="es-ES"/>
-          <w14:ligatures w14:val="none"/>
+          <ns2:ligatures ns2:val="none"/>
         </w:rPr>
         <w:t xml:space="preserve">del </w:t>
       </w:r>
@@ -2326,7 +2326,7 @@
           <w:color w:val="000000"/>
           <w:kern w:val="0"/>
           <w:lang w:val="es-ES" w:eastAsia="es-ES"/>
-          <w14:ligatures w14:val="none"/>
+          <ns2:ligatures ns2:val="none"/>
         </w:rPr>
         <w:t>6 de setiembre de 2025</w:t>
       </w:r>
@@ -2334,12 +2334,12 @@
         <w:rPr>
           <w:rFonts w:ascii="Arial Narrow" w:eastAsia="Calibri" w:hAnsi="Arial Narrow" w:cs="Arial"/>
           <w:kern w:val="0"/>
-          <w14:ligatures w14:val="none"/>
+          <ns2:ligatures ns2:val="none"/>
         </w:rPr>
         <w:t>.</w:t>
       </w:r>
     </w:p>
-    <w:p>
+    <w:p ns2:paraId="68A17E97" ns2:textId="77777777">
       <w:pPr>
         <w:spacing w:line="240" w:lineRule="auto"/>
         <w:contextualSpacing/>
@@ -2349,30 +2349,30 @@
           <w:color w:val="000000"/>
           <w:kern w:val="0"/>
           <w:lang w:eastAsia="es-PE"/>
-          <w14:ligatures w14:val="none"/>
-        </w:rPr>
-      </w:pPr>
-    </w:p>
-    <w:p>
-      <w:pPr>
-        <w:spacing w:after="0" w:line="240" w:lineRule="auto"/>
-        <w:jc w:val="both"/>
-        <w:rPr>
-          <w:rFonts w:ascii="Arial Narrow" w:eastAsia="Arial Narrow" w:hAnsi="Arial Narrow" w:cs="Arial Narrow"/>
-          <w:color w:val="000000"/>
-          <w:kern w:val="0"/>
-          <w:lang w:eastAsia="es-PE"/>
-          <w14:ligatures w14:val="none"/>
-        </w:rPr>
-      </w:pPr>
-      <w:r>
-        <w:rPr>
-          <w:rFonts w:ascii="Arial Narrow" w:eastAsia="Arial Narrow" w:hAnsi="Arial Narrow" w:cs="Arial Narrow"/>
-          <w:b/>
-          <w:color w:val="000000"/>
-          <w:kern w:val="0"/>
-          <w:lang w:eastAsia="es-PE"/>
-          <w14:ligatures w14:val="none"/>
+          <ns2:ligatures ns2:val="none"/>
+        </w:rPr>
+      </w:pPr>
+    </w:p>
+    <w:p ns2:paraId="168254DA" ns2:textId="3915B9DE">
+      <w:pPr>
+        <w:spacing w:after="0" w:line="240" w:lineRule="auto"/>
+        <w:jc w:val="both"/>
+        <w:rPr>
+          <w:rFonts w:ascii="Arial Narrow" w:eastAsia="Arial Narrow" w:hAnsi="Arial Narrow" w:cs="Arial Narrow"/>
+          <w:color w:val="000000"/>
+          <w:kern w:val="0"/>
+          <w:lang w:eastAsia="es-PE"/>
+          <ns2:ligatures ns2:val="none"/>
+        </w:rPr>
+      </w:pPr>
+      <w:r>
+        <w:rPr>
+          <w:rFonts w:ascii="Arial Narrow" w:eastAsia="Arial Narrow" w:hAnsi="Arial Narrow" w:cs="Arial Narrow"/>
+          <w:b/>
+          <w:color w:val="000000"/>
+          <w:kern w:val="0"/>
+          <w:lang w:eastAsia="es-PE"/>
+          <ns2:ligatures ns2:val="none"/>
         </w:rPr>
         <w:t xml:space="preserve">TERCERO: </w:t>
       </w:r>
@@ -2382,7 +2382,7 @@
           <w:color w:val="000000"/>
           <w:kern w:val="0"/>
           <w:lang w:eastAsia="es-PE"/>
-          <w14:ligatures w14:val="none"/>
+          <ns2:ligatures ns2:val="none"/>
         </w:rPr>
         <w:t xml:space="preserve">requerir a </w:t>
       </w:r>
@@ -2392,7 +2392,7 @@
           <w:color w:val="000000"/>
           <w:kern w:val="0"/>
           <w:lang w:eastAsia="es-PE"/>
-          <w14:ligatures w14:val="none"/>
+          <ns2:ligatures ns2:val="none"/>
         </w:rPr>
         <w:t>Pacífico Compañía de Seguros y Reaseguros S.A.</w:t>
       </w:r>
@@ -2402,7 +2402,7 @@
           <w:color w:val="000000"/>
           <w:kern w:val="0"/>
           <w:lang w:eastAsia="es-PE"/>
-          <w14:ligatures w14:val="none"/>
+          <ns2:ligatures ns2:val="none"/>
         </w:rPr>
         <w:t xml:space="preserve"> </w:t>
       </w:r>
@@ -2412,12 +2412,12 @@
           <w:color w:val="000000"/>
           <w:kern w:val="0"/>
           <w:lang w:eastAsia="es-PE"/>
-          <w14:ligatures w14:val="none"/>
+          <ns2:ligatures ns2:val="none"/>
         </w:rPr>
         <w:t>que cumpla con lo siguiente:</w:t>
       </w:r>
     </w:p>
-    <w:p>
+    <w:p ns2:paraId="20FDFB8D" ns2:textId="77777777">
       <w:pPr>
         <w:spacing w:after="0" w:line="240" w:lineRule="auto"/>
         <w:jc w:val="both"/>
@@ -2426,11 +2426,11 @@
           <w:color w:val="000000"/>
           <w:kern w:val="0"/>
           <w:lang w:eastAsia="es-PE"/>
-          <w14:ligatures w14:val="none"/>
-        </w:rPr>
-      </w:pPr>
-    </w:p>
-    <w:p>
+          <ns2:ligatures ns2:val="none"/>
+        </w:rPr>
+      </w:pPr>
+    </w:p>
+    <w:p ns2:paraId="4AA80738" ns2:textId="77777777">
       <w:pPr>
         <w:numPr>
           <w:ilvl w:val="0"/>
@@ -2444,21 +2444,21 @@
           <w:color w:val="000000"/>
           <w:kern w:val="0"/>
           <w:lang w:eastAsia="es-PE"/>
-          <w14:ligatures w14:val="none"/>
-        </w:rPr>
-      </w:pPr>
-      <w:r>
-        <w:rPr>
-          <w:rFonts w:ascii="Arial Narrow" w:eastAsia="Arial Narrow" w:hAnsi="Arial Narrow" w:cs="Arial Narrow"/>
-          <w:color w:val="000000"/>
-          <w:kern w:val="0"/>
-          <w:lang w:eastAsia="es-PE"/>
-          <w14:ligatures w14:val="none"/>
+          <ns2:ligatures ns2:val="none"/>
+        </w:rPr>
+      </w:pPr>
+      <w:r>
+        <w:rPr>
+          <w:rFonts w:ascii="Arial Narrow" w:eastAsia="Arial Narrow" w:hAnsi="Arial Narrow" w:cs="Arial Narrow"/>
+          <w:color w:val="000000"/>
+          <w:kern w:val="0"/>
+          <w:lang w:eastAsia="es-PE"/>
+          <ns2:ligatures ns2:val="none"/>
         </w:rPr>
         <w:t>presentar documentos que acrediten su inscripción en los Registros Públicos o una declaración jurada que indique que cuenta con dicha inscripción;</w:t>
       </w:r>
     </w:p>
-    <w:p>
+    <w:p ns2:paraId="2B29D59F" ns2:textId="77777777">
       <w:pPr>
         <w:numPr>
           <w:ilvl w:val="0"/>
@@ -2472,21 +2472,21 @@
           <w:color w:val="000000"/>
           <w:kern w:val="0"/>
           <w:lang w:eastAsia="es-PE"/>
-          <w14:ligatures w14:val="none"/>
-        </w:rPr>
-      </w:pPr>
-      <w:r>
-        <w:rPr>
-          <w:rFonts w:ascii="Arial Narrow" w:eastAsia="Arial Narrow" w:hAnsi="Arial Narrow" w:cs="Arial Narrow"/>
-          <w:color w:val="000000"/>
-          <w:kern w:val="0"/>
-          <w:lang w:eastAsia="es-PE"/>
-          <w14:ligatures w14:val="none"/>
+          <ns2:ligatures ns2:val="none"/>
+        </w:rPr>
+      </w:pPr>
+      <w:r>
+        <w:rPr>
+          <w:rFonts w:ascii="Arial Narrow" w:eastAsia="Arial Narrow" w:hAnsi="Arial Narrow" w:cs="Arial Narrow"/>
+          <w:color w:val="000000"/>
+          <w:kern w:val="0"/>
+          <w:lang w:eastAsia="es-PE"/>
+          <ns2:ligatures ns2:val="none"/>
         </w:rPr>
         <w:t>presentar copia simple de las facultades de representación de su representante legal en el presente procedimiento o la declaración jurada que indique que cuenta con dichas facultades y que estas se encuentran vigentes;</w:t>
       </w:r>
     </w:p>
-    <w:p>
+    <w:p ns2:paraId="7EF50C46" ns2:textId="77777777">
       <w:pPr>
         <w:numPr>
           <w:ilvl w:val="0"/>
@@ -2500,21 +2500,21 @@
           <w:color w:val="000000"/>
           <w:kern w:val="0"/>
           <w:lang w:eastAsia="es-PE"/>
-          <w14:ligatures w14:val="none"/>
-        </w:rPr>
-      </w:pPr>
-      <w:r>
-        <w:rPr>
-          <w:rFonts w:ascii="Arial Narrow" w:eastAsia="Arial Narrow" w:hAnsi="Arial Narrow" w:cs="Arial Narrow"/>
-          <w:color w:val="000000"/>
-          <w:kern w:val="0"/>
-          <w:lang w:eastAsia="es-PE"/>
-          <w14:ligatures w14:val="none"/>
+          <ns2:ligatures ns2:val="none"/>
+        </w:rPr>
+      </w:pPr>
+      <w:r>
+        <w:rPr>
+          <w:rFonts w:ascii="Arial Narrow" w:eastAsia="Arial Narrow" w:hAnsi="Arial Narrow" w:cs="Arial Narrow"/>
+          <w:color w:val="000000"/>
+          <w:kern w:val="0"/>
+          <w:lang w:eastAsia="es-PE"/>
+          <ns2:ligatures ns2:val="none"/>
         </w:rPr>
         <w:t>consignar el Número de Registro Único de Contribuyentes (RUC); y,</w:t>
       </w:r>
     </w:p>
-    <w:p>
+    <w:p ns2:paraId="19E4DFA1" ns2:textId="77777777">
       <w:pPr>
         <w:numPr>
           <w:ilvl w:val="0"/>
@@ -2526,16 +2526,16 @@
         <w:rPr>
           <w:rFonts w:ascii="Arial Narrow" w:eastAsia="Calibri" w:hAnsi="Arial Narrow" w:cs="Arial"/>
           <w:kern w:val="0"/>
-          <w14:ligatures w14:val="none"/>
-        </w:rPr>
-      </w:pPr>
-      <w:r>
-        <w:rPr>
-          <w:rFonts w:ascii="Arial Narrow" w:eastAsia="Arial Narrow" w:hAnsi="Arial Narrow" w:cs="Arial Narrow"/>
-          <w:color w:val="000000"/>
-          <w:kern w:val="0"/>
-          <w:lang w:eastAsia="es-PE"/>
-          <w14:ligatures w14:val="none"/>
+          <ns2:ligatures ns2:val="none"/>
+        </w:rPr>
+      </w:pPr>
+      <w:r>
+        <w:rPr>
+          <w:rFonts w:ascii="Arial Narrow" w:eastAsia="Arial Narrow" w:hAnsi="Arial Narrow" w:cs="Arial Narrow"/>
+          <w:color w:val="000000"/>
+          <w:kern w:val="0"/>
+          <w:lang w:eastAsia="es-PE"/>
+          <ns2:ligatures ns2:val="none"/>
         </w:rPr>
         <w:t>fijar domicilio procesal para el procedimiento, de conformidad con el numeral 1 del artículo 442</w:t>
       </w:r>
@@ -2545,7 +2545,7 @@
           <w:color w:val="000000"/>
           <w:kern w:val="0"/>
           <w:lang w:eastAsia="es-PE"/>
-          <w14:ligatures w14:val="none"/>
+          <ns2:ligatures ns2:val="none"/>
         </w:rPr>
         <w:t/>
       </w:r>
@@ -2555,7 +2555,7 @@
           <w:color w:val="000000"/>
           <w:kern w:val="0"/>
           <w:lang w:eastAsia="es-PE"/>
-          <w14:ligatures w14:val="none"/>
+          <ns2:ligatures ns2:val="none"/>
         </w:rPr>
         <w:t xml:space="preserve"> del Código Procesal Civil. </w:t>
       </w:r>
@@ -2563,7 +2563,7 @@
         <w:rPr>
           <w:rFonts w:ascii="Arial Narrow" w:eastAsia="Calibri" w:hAnsi="Arial Narrow" w:cs="Arial"/>
           <w:kern w:val="0"/>
-          <w14:ligatures w14:val="none"/>
+          <ns2:ligatures ns2:val="none"/>
         </w:rPr>
         <w:t>Para ello podrá señalar domicilio físico o una dirección electrónica a la que pueda remitirse las notificaciones</w:t>
       </w:r>
@@ -2572,12 +2572,12 @@
           <w:rFonts w:ascii="Arial Narrow" w:eastAsia="Arial" w:hAnsi="Arial Narrow" w:cs="Arial"/>
           <w:kern w:val="0"/>
           <w:lang w:val="es"/>
-          <w14:ligatures w14:val="none"/>
+          <ns2:ligatures ns2:val="none"/>
         </w:rPr>
         <w:t>;</w:t>
       </w:r>
     </w:p>
-    <w:p>
+    <w:p ns2:paraId="7C63E340" ns2:textId="77777777">
       <w:pPr>
         <w:numPr>
           <w:ilvl w:val="0"/>
@@ -2589,14 +2589,14 @@
         <w:rPr>
           <w:rFonts w:ascii="Arial Narrow" w:eastAsia="Calibri" w:hAnsi="Arial Narrow" w:cs="Arial"/>
           <w:kern w:val="0"/>
-          <w14:ligatures w14:val="none"/>
+          <ns2:ligatures ns2:val="none"/>
         </w:rPr>
       </w:pPr>
       <w:r>
         <w:rPr>
           <w:rFonts w:ascii="Arial Narrow" w:eastAsia="Calibri" w:hAnsi="Arial Narrow" w:cs="Arial"/>
           <w:kern w:val="0"/>
-          <w14:ligatures w14:val="none"/>
+          <ns2:ligatures ns2:val="none"/>
         </w:rPr>
         <w:t xml:space="preserve">en caso califique como </w:t>
       </w:r>
@@ -2605,7 +2605,7 @@
         <w:rPr>
           <w:rFonts w:ascii="Arial Narrow" w:eastAsia="Calibri" w:hAnsi="Arial Narrow" w:cs="Arial"/>
           <w:kern w:val="0"/>
-          <w14:ligatures w14:val="none"/>
+          <ns2:ligatures ns2:val="none"/>
         </w:rPr>
         <w:t>micro empresa</w:t>
       </w:r>
@@ -2614,7 +2614,7 @@
         <w:rPr>
           <w:rFonts w:ascii="Arial Narrow" w:eastAsia="Calibri" w:hAnsi="Arial Narrow" w:cs="Arial"/>
           <w:kern w:val="0"/>
-          <w14:ligatures w14:val="none"/>
+          <ns2:ligatures ns2:val="none"/>
         </w:rPr>
         <w:t xml:space="preserve"> o pequeña empresa, presentar los documentos que acrediten su volumen de ventas o ingresos brutos percibidos el año anterior relativo a todas sus actividades económicas y el número de trabajadores con el que cuenta</w:t>
       </w:r>
@@ -2624,7 +2624,7 @@
           <w:rFonts w:ascii="Arial Narrow" w:eastAsia="Calibri" w:hAnsi="Arial Narrow" w:cs="Arial"/>
           <w:kern w:val="0"/>
           <w:vertAlign w:val="superscript"/>
-          <w14:ligatures w14:val="none"/>
+          <ns2:ligatures ns2:val="none"/>
         </w:rPr>
         <w:footnoteReference w:id="5"/>
       </w:r>
@@ -2632,7 +2632,7 @@
         <w:rPr>
           <w:rFonts w:ascii="Arial Narrow" w:eastAsia="Calibri" w:hAnsi="Arial Narrow" w:cs="Arial"/>
           <w:kern w:val="0"/>
-          <w14:ligatures w14:val="none"/>
+          <ns2:ligatures ns2:val="none"/>
         </w:rPr>
         <w:t>. Ello, a fin de que la Comisión pueda meritar dicha documentación, conforme lo establece el artículo 110</w:t>
       </w:r>
@@ -2642,7 +2642,7 @@
           <w:color w:val="000000"/>
           <w:kern w:val="0"/>
           <w:lang w:eastAsia="es-PE"/>
-          <w14:ligatures w14:val="none"/>
+          <ns2:ligatures ns2:val="none"/>
         </w:rPr>
         <w:t/>
       </w:r>
@@ -2650,7 +2650,7 @@
         <w:rPr>
           <w:rFonts w:ascii="Arial Narrow" w:eastAsia="Calibri" w:hAnsi="Arial Narrow" w:cs="Arial"/>
           <w:kern w:val="0"/>
-          <w14:ligatures w14:val="none"/>
+          <ns2:ligatures ns2:val="none"/>
         </w:rPr>
         <w:t xml:space="preserve"> del </w:t>
       </w:r>
@@ -2659,7 +2659,7 @@
           <w:rFonts w:ascii="Arial Narrow" w:eastAsia="Calibri" w:hAnsi="Arial Narrow" w:cs="Arial"/>
           <w:spacing w:val="-2"/>
           <w:kern w:val="0"/>
-          <w14:ligatures w14:val="none"/>
+          <ns2:ligatures ns2:val="none"/>
         </w:rPr>
         <w:t>Código</w:t>
       </w:r>
@@ -2670,7 +2670,7 @@
           <w:spacing w:val="-2"/>
           <w:kern w:val="0"/>
           <w:vertAlign w:val="superscript"/>
-          <w14:ligatures w14:val="none"/>
+          <ns2:ligatures ns2:val="none"/>
         </w:rPr>
         <w:footnoteReference w:id="6"/>
       </w:r>
@@ -2679,12 +2679,12 @@
           <w:rFonts w:ascii="Arial Narrow" w:eastAsia="Calibri" w:hAnsi="Arial Narrow" w:cs="Arial"/>
           <w:spacing w:val="-2"/>
           <w:kern w:val="0"/>
-          <w14:ligatures w14:val="none"/>
+          <ns2:ligatures ns2:val="none"/>
         </w:rPr>
         <w:t>.</w:t>
       </w:r>
     </w:p>
-    <w:p>
+    <w:p ns2:paraId="1F11FE32" ns2:textId="77777777">
       <w:pPr>
         <w:spacing w:after="0" w:line="240" w:lineRule="auto"/>
         <w:ind w:left="567"/>
@@ -2694,52 +2694,87 @@
           <w:color w:val="000000"/>
           <w:kern w:val="0"/>
           <w:lang w:eastAsia="es-PE"/>
-          <w14:ligatures w14:val="none"/>
-        </w:rPr>
-      </w:pPr>
-    </w:p>
-    <w:p>
-      <w:pPr>
-        <w:spacing w:after="0" w:line="240" w:lineRule="auto"/>
-        <w:jc w:val="both"/>
-        <w:rPr>
-          <w:rFonts w:ascii="Arial Narrow" w:eastAsia="Arial Narrow" w:hAnsi="Arial Narrow" w:cs="Arial Narrow"/>
-          <w:color w:val="000000"/>
-          <w:kern w:val="0"/>
-          <w:lang w:eastAsia="es-PE"/>
-          <w14:ligatures w14:val="none"/>
-        </w:rPr>
-      </w:pPr>
-      <w:r>
-        <w:rPr>
-          <w:rFonts w:ascii="Arial Narrow" w:eastAsia="Arial Narrow" w:hAnsi="Arial Narrow" w:cs="Arial Narrow"/>
-          <w:b/>
-          <w:color w:val="000000"/>
-          <w:kern w:val="0"/>
-          <w:lang w:eastAsia="es-PE"/>
-          <w14:ligatures w14:val="none"/>
+          <ns2:ligatures ns2:val="none"/>
+        </w:rPr>
+      </w:pPr>
+    </w:p>
+    <w:p>
+      <w:pPr>
+        <w:spacing w:after="0" w:line="240" w:lineRule="auto"/>
+        <w:jc w:val="both"/>
+        <w:rPr>
+          <w:rFonts w:ascii="Arial Narrow" w:eastAsia="Arial Narrow" w:hAnsi="Arial Narrow" w:cs="Arial Narrow"/>
+          <w:color w:val="000000"/>
+          <w:kern w:val="0"/>
+          <w:lang w:eastAsia="es-PE"/>
+          <ns2:ligatures ns2:val="none"/>
+        </w:rPr>
+      </w:pPr>
+      <w:r>
+        <w:rPr>
+          <w:rFonts w:ascii="Arial Narrow" w:hAnsi="Arial Narrow" w:cs="Arial Narrow"/>
+          <w:b w:val="1"/>
+          <w:bCs w:val="1"/>
+          <w:sz w:val="20"/>
+          <w:szCs w:val="20"/>
         </w:rPr>
         <w:t xml:space="preserve">CUARTO: </w:t>
       </w:r>
       <w:r>
         <w:rPr>
-          <w:rFonts w:ascii="Arial Narrow" w:eastAsia="Arial Narrow" w:hAnsi="Arial Narrow" w:cs="Arial Narrow"/>
-          <w:color w:val="000000"/>
-          <w:kern w:val="0"/>
-          <w:lang w:eastAsia="es-PE"/>
-          <w14:ligatures w14:val="none"/>
-        </w:rPr>
-        <w:t xml:space="preserve">correr traslado de la denuncia interpuesta </w:t>
-      </w:r>
-      <w:r>
+          <w:rFonts w:ascii="Arial Narrow" w:hAnsi="Arial Narrow" w:cs="Arial Narrow"/>
+          <w:sz w:val="20"/>
+          <w:szCs w:val="20"/>
+        </w:rPr>
+        <w:t xml:space="preserve">correr traslado de la presente resolución a Pacífico Compañía de Seguros y Reaseguros S.A para que, de conformidad con lo dispuesto por el artículo 26° de la Ley sobre Facultades, Normas y Organización del Indecopi, aprobado por Decreto Legislativo N° 8079, presenten sus descargos sobre la imputación de cargos realizada en un plazo no mayor a cinco (5) días hábiles contado a partir del día siguiente de la notificación de la presente resolución, vencido el cual, el Secretario Técnico declarará en rebeldía a los denunciados que no lo hubieran presentado. Debe precisarse que de conformidad con lo establecido por el artículo 223° del Texto Único Ordenado de la Ley N° 27444, Ley del Procedimiento Administrativo General, las alegaciones y los hechos relevantes de la reclamación, salvo que hayan sido específicamente negadas en la contestación, se tendrán por aceptadas o meritadas como ciertas.</w:t>
+      </w:r>
+    </w:p>
+    <w:p ns2:paraId="228F876C" ns2:textId="77777777">
+      <w:pPr>
+        <w:spacing w:after="0" w:line="240" w:lineRule="auto"/>
+        <w:jc w:val="both"/>
+        <w:rPr>
+          <w:rFonts w:ascii="Arial Narrow" w:eastAsia="Arial Narrow" w:hAnsi="Arial Narrow" w:cs="Arial Narrow"/>
+          <w:color w:val="000000"/>
+          <w:kern w:val="0"/>
+          <w:lang w:eastAsia="es-PE"/>
+          <ns2:ligatures ns2:val="none"/>
+        </w:rPr>
+      </w:pPr>
+    </w:p>
+    <w:p ns2:paraId="774AFBA5" ns2:textId="5A37EBFA">
+      <w:pPr>
+        <w:spacing w:after="0" w:line="240" w:lineRule="auto"/>
+        <w:jc w:val="both"/>
         <w:rPr>
           <w:rFonts w:ascii="Arial Narrow" w:eastAsia="Times New Roman" w:hAnsi="Arial Narrow" w:cs="Arial"/>
           <w:color w:val="000000"/>
           <w:kern w:val="0"/>
           <w:lang w:val="es-ES" w:eastAsia="es-ES"/>
-          <w14:ligatures w14:val="none"/>
-        </w:rPr>
-        <w:t xml:space="preserve">el </w:t>
+          <ns2:ligatures ns2:val="none"/>
+        </w:rPr>
+      </w:pPr>
+      <w:r>
+        <w:rPr>
+          <w:rFonts w:ascii="Arial Narrow" w:eastAsia="Arial Narrow" w:hAnsi="Arial Narrow" w:cs="Arial Narrow"/>
+          <w:b/>
+          <w:color w:val="000000"/>
+          <w:kern w:val="0"/>
+          <w:lang w:eastAsia="es-PE"/>
+          <ns2:ligatures ns2:val="none"/>
+        </w:rPr>
+        <w:t xml:space="preserve">QUINTO: </w:t>
+      </w:r>
+      <w:bookmarkStart w:id="5" w:name="_Hlk188286813"/>
+      <w:r>
+        <w:rPr>
+          <w:rFonts w:ascii="Arial Narrow" w:eastAsia="Times New Roman" w:hAnsi="Arial Narrow" w:cs="Arial"/>
+          <w:color w:val="000000"/>
+          <w:kern w:val="0"/>
+          <w:lang w:eastAsia="es-ES"/>
+          <ns2:ligatures ns2:val="none"/>
+        </w:rPr>
+        <w:t xml:space="preserve">requerir </w:t>
       </w:r>
       <w:r>
         <w:rPr>
@@ -2747,28 +2782,32 @@
           <w:color w:val="000000"/>
           <w:kern w:val="0"/>
           <w:lang w:val="es-ES" w:eastAsia="es-ES"/>
-          <w14:ligatures w14:val="none"/>
-        </w:rPr>
-        <w:t>6 de setiembre de 2025</w:t>
-      </w:r>
-      <w:r>
-        <w:rPr>
-          <w:rFonts w:ascii="Arial Narrow" w:eastAsia="Calibri" w:hAnsi="Arial Narrow" w:cs="Arial"/>
-          <w:kern w:val="0"/>
-          <w14:ligatures w14:val="none"/>
+          <ns2:ligatures ns2:val="none"/>
+        </w:rPr>
+        <w:t xml:space="preserve">que, en un </w:t>
+      </w:r>
+      <w:r>
+        <w:rPr>
+          <w:rFonts w:ascii="Arial Narrow" w:eastAsia="Times New Roman" w:hAnsi="Arial Narrow" w:cs="Arial"/>
+          <w:color w:val="000000"/>
+          <w:kern w:val="0"/>
+          <w:lang w:eastAsia="es-ES"/>
+          <ns2:ligatures ns2:val="none"/>
+        </w:rPr>
+        <w:t>plazo no mayor de cinco (5) días hábiles contado a partir del día siguiente de la notificación de la presente resolución</w:t>
+      </w:r>
+      <w:bookmarkEnd w:id="5"/>
+      <w:r>
+        <w:rPr>
+          <w:rFonts w:ascii="Arial Narrow" w:eastAsia="Times New Roman" w:hAnsi="Arial Narrow" w:cs="Arial"/>
+          <w:color w:val="000000"/>
+          <w:kern w:val="0"/>
+          <w:lang w:eastAsia="es-ES"/>
+          <ns2:ligatures ns2:val="none"/>
         </w:rPr>
         <w:t xml:space="preserve">, </w:t>
       </w:r>
-      <w:r>
-        <w:rPr>
-          <w:rFonts w:ascii="Arial Narrow" w:eastAsia="Arial Narrow" w:hAnsi="Arial Narrow" w:cs="Arial Narrow"/>
-          <w:color w:val="000000"/>
-          <w:kern w:val="0"/>
-          <w:lang w:eastAsia="es-PE"/>
-          <w14:ligatures w14:val="none"/>
-        </w:rPr>
-        <w:t>a</w:t>
-      </w:r>
+      <w:bookmarkStart w:id="6" w:name="_Hlk188286828"/>
       <w:r>
         <w:rPr>
           <w:rFonts w:ascii="Arial Narrow" w:eastAsia="Times New Roman" w:hAnsi="Arial Narrow" w:cs="Times New Roman"/>
@@ -2776,78 +2815,153 @@
           <w:kern w:val="0"/>
           <w:shd w:val="clear" w:color="auto" w:fill="FFFFFF"/>
           <w:lang w:eastAsia="es-PE"/>
-          <w14:ligatures w14:val="none"/>
+          <ns2:ligatures ns2:val="none"/>
+        </w:rPr>
+        <w:t>el proveedor denunciado</w:t>
+      </w:r>
+      <w:r>
+        <w:rPr>
+          <w:rFonts w:ascii="Arial Narrow" w:eastAsia="Times New Roman" w:hAnsi="Arial Narrow" w:cs="Arial"/>
+          <w:color w:val="000000"/>
+          <w:kern w:val="0"/>
+          <w:lang w:eastAsia="es-ES"/>
+          <ns2:ligatures ns2:val="none"/>
         </w:rPr>
         <w:t xml:space="preserve"> </w:t>
       </w:r>
-      <w:r>
-        <w:rPr>
-          <w:rFonts w:ascii="Arial Narrow" w:eastAsia="Arial Narrow" w:hAnsi="Arial Narrow" w:cs="Arial Narrow"/>
-          <w:bCs/>
-        </w:rPr>
-        <w:t>Pa</w:t>
-      </w:r>
-      <w:r>
-        <w:rPr>
-          <w:rFonts w:ascii="Arial Narrow" w:eastAsia="Arial Narrow" w:hAnsi="Arial Narrow" w:cs="Arial Narrow"/>
-          <w:bCs/>
-        </w:rPr>
-        <w:t xml:space="preserve">cífico Compañía </w:t>
-      </w:r>
-      <w:r>
-        <w:rPr>
-          <w:rFonts w:ascii="Arial Narrow" w:eastAsia="Arial Narrow" w:hAnsi="Arial Narrow" w:cs="Arial Narrow"/>
-          <w:bCs/>
-        </w:rPr>
-        <w:t>d</w:t>
-      </w:r>
-      <w:r>
-        <w:rPr>
-          <w:rFonts w:ascii="Arial Narrow" w:eastAsia="Arial Narrow" w:hAnsi="Arial Narrow" w:cs="Arial Narrow"/>
-          <w:bCs/>
-        </w:rPr>
-        <w:t xml:space="preserve">e </w:t>
-      </w:r>
-      <w:r>
-        <w:rPr>
-          <w:rFonts w:ascii="Arial Narrow" w:eastAsia="Arial Narrow" w:hAnsi="Arial Narrow" w:cs="Arial Narrow"/>
-          <w:bCs/>
-        </w:rPr>
-        <w:t>Seguros y Reaseguros</w:t>
-      </w:r>
-      <w:r>
-        <w:rPr>
-          <w:rFonts w:ascii="Arial Narrow" w:eastAsia="Arial Narrow" w:hAnsi="Arial Narrow" w:cs="Arial Narrow"/>
-          <w:bCs/>
-        </w:rPr>
-        <w:t xml:space="preserve"> S.</w:t>
-      </w:r>
-      <w:r>
-        <w:rPr>
-          <w:rFonts w:ascii="Arial Narrow" w:eastAsia="Arial Narrow" w:hAnsi="Arial Narrow" w:cs="Arial Narrow"/>
-          <w:bCs/>
-        </w:rPr>
-        <w:t>A.</w:t>
-      </w:r>
-      <w:r>
-        <w:rPr>
-          <w:rFonts w:ascii="Arial Narrow" w:eastAsia="Arial Narrow" w:hAnsi="Arial Narrow" w:cs="Arial Narrow"/>
-          <w:color w:val="000000"/>
-          <w:kern w:val="0"/>
-          <w:lang w:eastAsia="es-PE"/>
-          <w14:ligatures w14:val="none"/>
-        </w:rPr>
-        <w:t>, para</w:t>
-      </w:r>
-      <w:r>
-        <w:rPr>
-          <w:rFonts w:ascii="Arial Narrow" w:eastAsia="Arial Narrow" w:hAnsi="Arial Narrow" w:cs="Arial Narrow"/>
-          <w:color w:val="000000"/>
-          <w:kern w:val="0"/>
-          <w:lang w:eastAsia="es-PE"/>
-          <w14:ligatures w14:val="none"/>
-        </w:rPr>
-        <w:t xml:space="preserve"> que, de conformidad con lo dispuesto por el artículo 26</w:t>
+      <w:bookmarkEnd w:id="6"/>
+      <w:r>
+        <w:rPr>
+          <w:rFonts w:ascii="Arial Narrow" w:eastAsia="Times New Roman" w:hAnsi="Arial Narrow" w:cs="Arial"/>
+          <w:color w:val="000000"/>
+          <w:kern w:val="0"/>
+          <w:lang w:val="es-ES" w:eastAsia="es-ES"/>
+          <ns2:ligatures ns2:val="none"/>
+        </w:rPr>
+        <w:t>cumpla con:</w:t>
+      </w:r>
+      <w:r>
+        <w:rPr>
+          <w:rFonts w:ascii="Arial Narrow" w:eastAsia="Times New Roman" w:hAnsi="Arial Narrow" w:cs="Arial"/>
+          <w:color w:val="000000"/>
+          <w:kern w:val="0"/>
+          <w:lang w:val="es-ES" w:eastAsia="es-ES"/>
+          <ns2:ligatures ns2:val="none"/>
+        </w:rPr>
+        <w:t xml:space="preserve"> (i) presentar una copia completa, legible y debidamente suscrita de la Póliza 1000001429 del Seguro de Protección de Tarjetas, así como el cargo de remisión de la póliza; (</w:t>
+      </w:r>
+      <w:proofErr w:type="spellStart"/>
+      <w:r>
+        <w:rPr>
+          <w:rFonts w:ascii="Arial Narrow" w:eastAsia="Times New Roman" w:hAnsi="Arial Narrow" w:cs="Arial"/>
+          <w:color w:val="000000"/>
+          <w:kern w:val="0"/>
+          <w:lang w:val="es-ES" w:eastAsia="es-ES"/>
+          <ns2:ligatures ns2:val="none"/>
+        </w:rPr>
+        <w:t>ii</w:t>
+      </w:r>
+      <w:proofErr w:type="spellEnd"/>
+      <w:r>
+        <w:rPr>
+          <w:rFonts w:ascii="Arial Narrow" w:eastAsia="Times New Roman" w:hAnsi="Arial Narrow" w:cs="Arial"/>
+          <w:color w:val="000000"/>
+          <w:kern w:val="0"/>
+          <w:lang w:val="es-ES" w:eastAsia="es-ES"/>
+          <ns2:ligatures ns2:val="none"/>
+        </w:rPr>
+        <w:t>) presentar los medios probatorios que acrediten que la negativa de otorgamiento de cobertura fue justificado; y, (</w:t>
+      </w:r>
+      <w:proofErr w:type="spellStart"/>
+      <w:r>
+        <w:rPr>
+          <w:rFonts w:ascii="Arial Narrow" w:eastAsia="Times New Roman" w:hAnsi="Arial Narrow" w:cs="Arial"/>
+          <w:color w:val="000000"/>
+          <w:kern w:val="0"/>
+          <w:lang w:val="es-ES" w:eastAsia="es-ES"/>
+          <ns2:ligatures ns2:val="none"/>
+        </w:rPr>
+        <w:t>iii</w:t>
+      </w:r>
+      <w:proofErr w:type="spellEnd"/>
+      <w:r>
+        <w:rPr>
+          <w:rFonts w:ascii="Arial Narrow" w:eastAsia="Times New Roman" w:hAnsi="Arial Narrow" w:cs="Arial"/>
+          <w:color w:val="000000"/>
+          <w:kern w:val="0"/>
+          <w:lang w:val="es-ES" w:eastAsia="es-ES"/>
+          <ns2:ligatures ns2:val="none"/>
+        </w:rPr>
+        <w:t>) presentar todas las comunicaciones cursadas con la parte denunciante en virtud del hecho materia de denuncia</w:t>
+      </w:r>
+      <w:r>
+        <w:rPr>
+          <w:rFonts w:ascii="Arial Narrow" w:eastAsia="Times New Roman" w:hAnsi="Arial Narrow" w:cs="Arial"/>
+          <w:color w:val="000000"/>
+          <w:kern w:val="0"/>
+          <w:lang w:val="es-ES" w:eastAsia="es-ES"/>
+          <ns2:ligatures ns2:val="none"/>
+        </w:rPr>
+        <w:t>.</w:t>
+      </w:r>
+    </w:p>
+    <w:p ns2:paraId="12A4D8BD" ns2:textId="77777777">
+      <w:pPr>
+        <w:spacing w:after="0" w:line="240" w:lineRule="auto"/>
+        <w:jc w:val="both"/>
+        <w:rPr>
+          <w:rFonts w:ascii="Arial Narrow" w:eastAsia="Arial Narrow" w:hAnsi="Arial Narrow" w:cs="Arial Narrow"/>
+          <w:b/>
+          <w:color w:val="000000"/>
+          <w:kern w:val="0"/>
+          <w:lang w:val="es-ES" w:eastAsia="es-PE"/>
+          <ns2:ligatures ns2:val="none"/>
+        </w:rPr>
+      </w:pPr>
+    </w:p>
+    <w:p ns2:paraId="591B7E6F" ns2:textId="77777777">
+      <w:pPr>
+        <w:spacing w:after="0" w:line="240" w:lineRule="auto"/>
+        <w:jc w:val="both"/>
+        <w:rPr>
+          <w:rFonts w:ascii="Arial Narrow" w:eastAsia="Arial Narrow" w:hAnsi="Arial Narrow" w:cs="Arial Narrow"/>
+          <w:color w:val="000000"/>
+          <w:kern w:val="0"/>
+          <w:lang w:eastAsia="es-PE"/>
+          <ns2:ligatures ns2:val="none"/>
+        </w:rPr>
+      </w:pPr>
+      <w:r>
+        <w:rPr>
+          <w:rFonts w:ascii="Arial Narrow" w:eastAsia="Arial Narrow" w:hAnsi="Arial Narrow" w:cs="Arial Narrow"/>
+          <w:b/>
+          <w:color w:val="000000"/>
+          <w:kern w:val="0"/>
+          <w:lang w:eastAsia="es-PE"/>
+          <ns2:ligatures ns2:val="none"/>
+        </w:rPr>
+        <w:t>SEXTO:</w:t>
+      </w:r>
+      <w:r>
+        <w:rPr>
+          <w:rFonts w:ascii="Arial Narrow" w:eastAsia="Arial Narrow" w:hAnsi="Arial Narrow" w:cs="Arial Narrow"/>
+          <w:color w:val="000000"/>
+          <w:kern w:val="0"/>
+          <w:lang w:eastAsia="es-PE"/>
+          <ns2:ligatures ns2:val="none"/>
+        </w:rPr>
+        <w:t xml:space="preserve"> </w:t>
+      </w:r>
+      <w:bookmarkStart w:id="7" w:name="_Hlk188286915"/>
+      <w:r>
+        <w:rPr>
+          <w:rFonts w:ascii="Arial Narrow" w:eastAsia="Arial Narrow" w:hAnsi="Arial Narrow" w:cs="Arial Narrow"/>
+          <w:color w:val="000000"/>
+          <w:kern w:val="0"/>
+          <w:lang w:eastAsia="es-PE"/>
+          <ns2:ligatures ns2:val="none"/>
+        </w:rPr>
+        <w:t>informar a las partes que el artículo 110</w:t>
       </w:r>
       <w:r>
         <w:rPr>
@@ -2855,7 +2969,7 @@
           <w:color w:val="000000"/>
           <w:kern w:val="0"/>
           <w:lang w:eastAsia="es-PE"/>
-          <w14:ligatures w14:val="none"/>
+          <ns2:ligatures ns2:val="none"/>
         </w:rPr>
         <w:t/>
       </w:r>
@@ -2865,262 +2979,7 @@
           <w:color w:val="000000"/>
           <w:kern w:val="0"/>
           <w:lang w:eastAsia="es-PE"/>
-          <w14:ligatures w14:val="none"/>
-        </w:rPr>
-        <w:t xml:space="preserve"> de la Ley sobre Facultades, Normas y Organización del Indecopi, aprobada por Decreto Legislativo 807, presente sus descargos en un plazo no mayor de cinco (5) días hábiles contados desde la notificación. </w:t>
-      </w:r>
-    </w:p>
-    <w:p>
-      <w:pPr>
-        <w:spacing w:after="0" w:line="240" w:lineRule="auto"/>
-        <w:jc w:val="both"/>
-        <w:rPr>
-          <w:rFonts w:ascii="Arial Narrow" w:eastAsia="Arial Narrow" w:hAnsi="Arial Narrow" w:cs="Arial Narrow"/>
-          <w:color w:val="000000"/>
-          <w:kern w:val="0"/>
-          <w:lang w:eastAsia="es-PE"/>
-          <w14:ligatures w14:val="none"/>
-        </w:rPr>
-      </w:pPr>
-    </w:p>
-    <w:p>
-      <w:pPr>
-        <w:spacing w:after="0" w:line="240" w:lineRule="auto"/>
-        <w:jc w:val="both"/>
-        <w:rPr>
-          <w:rFonts w:ascii="Arial Narrow" w:eastAsia="Times New Roman" w:hAnsi="Arial Narrow" w:cs="Arial"/>
-          <w:color w:val="000000"/>
-          <w:kern w:val="0"/>
-          <w:lang w:val="es-ES" w:eastAsia="es-ES"/>
-          <w14:ligatures w14:val="none"/>
-        </w:rPr>
-      </w:pPr>
-      <w:r>
-        <w:rPr>
-          <w:rFonts w:ascii="Arial Narrow" w:eastAsia="Arial Narrow" w:hAnsi="Arial Narrow" w:cs="Arial Narrow"/>
-          <w:b/>
-          <w:color w:val="000000"/>
-          <w:kern w:val="0"/>
-          <w:lang w:eastAsia="es-PE"/>
-          <w14:ligatures w14:val="none"/>
-        </w:rPr>
-        <w:t xml:space="preserve">QUINTO: </w:t>
-      </w:r>
-      <w:bookmarkStart w:id="5" w:name="_Hlk188286813"/>
-      <w:r>
-        <w:rPr>
-          <w:rFonts w:ascii="Arial Narrow" w:eastAsia="Times New Roman" w:hAnsi="Arial Narrow" w:cs="Arial"/>
-          <w:color w:val="000000"/>
-          <w:kern w:val="0"/>
-          <w:lang w:eastAsia="es-ES"/>
-          <w14:ligatures w14:val="none"/>
-        </w:rPr>
-        <w:t xml:space="preserve">requerir </w:t>
-      </w:r>
-      <w:r>
-        <w:rPr>
-          <w:rFonts w:ascii="Arial Narrow" w:eastAsia="Times New Roman" w:hAnsi="Arial Narrow" w:cs="Arial"/>
-          <w:color w:val="000000"/>
-          <w:kern w:val="0"/>
-          <w:lang w:val="es-ES" w:eastAsia="es-ES"/>
-          <w14:ligatures w14:val="none"/>
-        </w:rPr>
-        <w:t xml:space="preserve">que, en un </w:t>
-      </w:r>
-      <w:r>
-        <w:rPr>
-          <w:rFonts w:ascii="Arial Narrow" w:eastAsia="Times New Roman" w:hAnsi="Arial Narrow" w:cs="Arial"/>
-          <w:color w:val="000000"/>
-          <w:kern w:val="0"/>
-          <w:lang w:eastAsia="es-ES"/>
-          <w14:ligatures w14:val="none"/>
-        </w:rPr>
-        <w:t>plazo no mayor de cinco (5) días hábiles contado a partir del día siguiente de la notificación de la presente resolución</w:t>
-      </w:r>
-      <w:bookmarkEnd w:id="5"/>
-      <w:r>
-        <w:rPr>
-          <w:rFonts w:ascii="Arial Narrow" w:eastAsia="Times New Roman" w:hAnsi="Arial Narrow" w:cs="Arial"/>
-          <w:color w:val="000000"/>
-          <w:kern w:val="0"/>
-          <w:lang w:eastAsia="es-ES"/>
-          <w14:ligatures w14:val="none"/>
-        </w:rPr>
-        <w:t xml:space="preserve">, </w:t>
-      </w:r>
-      <w:bookmarkStart w:id="6" w:name="_Hlk188286828"/>
-      <w:r>
-        <w:rPr>
-          <w:rFonts w:ascii="Arial Narrow" w:eastAsia="Times New Roman" w:hAnsi="Arial Narrow" w:cs="Times New Roman"/>
-          <w:color w:val="000000"/>
-          <w:kern w:val="0"/>
-          <w:shd w:val="clear" w:color="auto" w:fill="FFFFFF"/>
-          <w:lang w:eastAsia="es-PE"/>
-          <w14:ligatures w14:val="none"/>
-        </w:rPr>
-        <w:t>el proveedor denunciado</w:t>
-      </w:r>
-      <w:r>
-        <w:rPr>
-          <w:rFonts w:ascii="Arial Narrow" w:eastAsia="Times New Roman" w:hAnsi="Arial Narrow" w:cs="Arial"/>
-          <w:color w:val="000000"/>
-          <w:kern w:val="0"/>
-          <w:lang w:eastAsia="es-ES"/>
-          <w14:ligatures w14:val="none"/>
-        </w:rPr>
-        <w:t xml:space="preserve"> </w:t>
-      </w:r>
-      <w:bookmarkEnd w:id="6"/>
-      <w:r>
-        <w:rPr>
-          <w:rFonts w:ascii="Arial Narrow" w:eastAsia="Times New Roman" w:hAnsi="Arial Narrow" w:cs="Arial"/>
-          <w:color w:val="000000"/>
-          <w:kern w:val="0"/>
-          <w:lang w:val="es-ES" w:eastAsia="es-ES"/>
-          <w14:ligatures w14:val="none"/>
-        </w:rPr>
-        <w:t>cumpla con:</w:t>
-      </w:r>
-      <w:r>
-        <w:rPr>
-          <w:rFonts w:ascii="Arial Narrow" w:eastAsia="Times New Roman" w:hAnsi="Arial Narrow" w:cs="Arial"/>
-          <w:color w:val="000000"/>
-          <w:kern w:val="0"/>
-          <w:lang w:val="es-ES" w:eastAsia="es-ES"/>
-          <w14:ligatures w14:val="none"/>
-        </w:rPr>
-        <w:t xml:space="preserve"> (i) presentar una copia completa, legible y debidamente suscrita de la Póliza 1000001429 del Seguro de Protección de Tarjetas, así como el cargo de remisión de la póliza; (</w:t>
-      </w:r>
-      <w:proofErr w:type="spellStart"/>
-      <w:r>
-        <w:rPr>
-          <w:rFonts w:ascii="Arial Narrow" w:eastAsia="Times New Roman" w:hAnsi="Arial Narrow" w:cs="Arial"/>
-          <w:color w:val="000000"/>
-          <w:kern w:val="0"/>
-          <w:lang w:val="es-ES" w:eastAsia="es-ES"/>
-          <w14:ligatures w14:val="none"/>
-        </w:rPr>
-        <w:t>ii</w:t>
-      </w:r>
-      <w:proofErr w:type="spellEnd"/>
-      <w:r>
-        <w:rPr>
-          <w:rFonts w:ascii="Arial Narrow" w:eastAsia="Times New Roman" w:hAnsi="Arial Narrow" w:cs="Arial"/>
-          <w:color w:val="000000"/>
-          <w:kern w:val="0"/>
-          <w:lang w:val="es-ES" w:eastAsia="es-ES"/>
-          <w14:ligatures w14:val="none"/>
-        </w:rPr>
-        <w:t>) presentar los medios probatorios que acrediten que la negativa de otorgamiento de cobertura fue justificado; y, (</w:t>
-      </w:r>
-      <w:proofErr w:type="spellStart"/>
-      <w:r>
-        <w:rPr>
-          <w:rFonts w:ascii="Arial Narrow" w:eastAsia="Times New Roman" w:hAnsi="Arial Narrow" w:cs="Arial"/>
-          <w:color w:val="000000"/>
-          <w:kern w:val="0"/>
-          <w:lang w:val="es-ES" w:eastAsia="es-ES"/>
-          <w14:ligatures w14:val="none"/>
-        </w:rPr>
-        <w:t>iii</w:t>
-      </w:r>
-      <w:proofErr w:type="spellEnd"/>
-      <w:r>
-        <w:rPr>
-          <w:rFonts w:ascii="Arial Narrow" w:eastAsia="Times New Roman" w:hAnsi="Arial Narrow" w:cs="Arial"/>
-          <w:color w:val="000000"/>
-          <w:kern w:val="0"/>
-          <w:lang w:val="es-ES" w:eastAsia="es-ES"/>
-          <w14:ligatures w14:val="none"/>
-        </w:rPr>
-        <w:t>) presentar todas las comunicaciones cursadas con la parte denunciante en virtud del hecho materia de denuncia</w:t>
-      </w:r>
-      <w:r>
-        <w:rPr>
-          <w:rFonts w:ascii="Arial Narrow" w:eastAsia="Times New Roman" w:hAnsi="Arial Narrow" w:cs="Arial"/>
-          <w:color w:val="000000"/>
-          <w:kern w:val="0"/>
-          <w:lang w:val="es-ES" w:eastAsia="es-ES"/>
-          <w14:ligatures w14:val="none"/>
-        </w:rPr>
-        <w:t>.</w:t>
-      </w:r>
-    </w:p>
-    <w:p>
-      <w:pPr>
-        <w:spacing w:after="0" w:line="240" w:lineRule="auto"/>
-        <w:jc w:val="both"/>
-        <w:rPr>
-          <w:rFonts w:ascii="Arial Narrow" w:eastAsia="Arial Narrow" w:hAnsi="Arial Narrow" w:cs="Arial Narrow"/>
-          <w:b/>
-          <w:color w:val="000000"/>
-          <w:kern w:val="0"/>
-          <w:lang w:val="es-ES" w:eastAsia="es-PE"/>
-          <w14:ligatures w14:val="none"/>
-        </w:rPr>
-      </w:pPr>
-    </w:p>
-    <w:p>
-      <w:pPr>
-        <w:spacing w:after="0" w:line="240" w:lineRule="auto"/>
-        <w:jc w:val="both"/>
-        <w:rPr>
-          <w:rFonts w:ascii="Arial Narrow" w:eastAsia="Arial Narrow" w:hAnsi="Arial Narrow" w:cs="Arial Narrow"/>
-          <w:color w:val="000000"/>
-          <w:kern w:val="0"/>
-          <w:lang w:eastAsia="es-PE"/>
-          <w14:ligatures w14:val="none"/>
-        </w:rPr>
-      </w:pPr>
-      <w:r>
-        <w:rPr>
-          <w:rFonts w:ascii="Arial Narrow" w:eastAsia="Arial Narrow" w:hAnsi="Arial Narrow" w:cs="Arial Narrow"/>
-          <w:b/>
-          <w:color w:val="000000"/>
-          <w:kern w:val="0"/>
-          <w:lang w:eastAsia="es-PE"/>
-          <w14:ligatures w14:val="none"/>
-        </w:rPr>
-        <w:t>SEXTO:</w:t>
-      </w:r>
-      <w:r>
-        <w:rPr>
-          <w:rFonts w:ascii="Arial Narrow" w:eastAsia="Arial Narrow" w:hAnsi="Arial Narrow" w:cs="Arial Narrow"/>
-          <w:color w:val="000000"/>
-          <w:kern w:val="0"/>
-          <w:lang w:eastAsia="es-PE"/>
-          <w14:ligatures w14:val="none"/>
-        </w:rPr>
-        <w:t xml:space="preserve"> </w:t>
-      </w:r>
-      <w:bookmarkStart w:id="7" w:name="_Hlk188286915"/>
-      <w:r>
-        <w:rPr>
-          <w:rFonts w:ascii="Arial Narrow" w:eastAsia="Arial Narrow" w:hAnsi="Arial Narrow" w:cs="Arial Narrow"/>
-          <w:color w:val="000000"/>
-          <w:kern w:val="0"/>
-          <w:lang w:eastAsia="es-PE"/>
-          <w14:ligatures w14:val="none"/>
-        </w:rPr>
-        <w:t>informar a las partes que el artículo 110</w:t>
-      </w:r>
-      <w:r>
-        <w:rPr>
-          <w:rFonts w:ascii="Arial Narrow" w:eastAsia="Times New Roman" w:hAnsi="Arial Narrow" w:cs="Segoe UI"/>
-          <w:color w:val="000000"/>
-          <w:kern w:val="0"/>
-          <w:lang w:eastAsia="es-PE"/>
-          <w14:ligatures w14:val="none"/>
-        </w:rPr>
-        <w:t/>
-      </w:r>
-      <w:r>
-        <w:rPr>
-          <w:rFonts w:ascii="Arial Narrow" w:eastAsia="Arial Narrow" w:hAnsi="Arial Narrow" w:cs="Arial Narrow"/>
-          <w:color w:val="000000"/>
-          <w:kern w:val="0"/>
-          <w:lang w:eastAsia="es-PE"/>
-          <w14:ligatures w14:val="none"/>
+          <ns2:ligatures ns2:val="none"/>
         </w:rPr>
         <w:t xml:space="preserve"> de la Ley 29571, Código de Protección y Defensa del Consumidor</w:t>
       </w:r>
@@ -3132,7 +2991,7 @@
           <w:kern w:val="0"/>
           <w:vertAlign w:val="superscript"/>
           <w:lang w:eastAsia="es-PE"/>
-          <w14:ligatures w14:val="none"/>
+          <ns2:ligatures ns2:val="none"/>
         </w:rPr>
         <w:footnoteReference w:id="7"/>
       </w:r>
@@ -3142,7 +3001,7 @@
           <w:color w:val="000000"/>
           <w:kern w:val="0"/>
           <w:lang w:eastAsia="es-PE"/>
-          <w14:ligatures w14:val="none"/>
+          <ns2:ligatures ns2:val="none"/>
         </w:rPr>
         <w:t xml:space="preserve">, faculta a la Comisión a calificar las infracciones de la referida norma como leves, graves o </w:t>
       </w:r>
@@ -3152,7 +3011,7 @@
           <w:color w:val="000000"/>
           <w:kern w:val="0"/>
           <w:lang w:eastAsia="es-PE"/>
-          <w14:ligatures w14:val="none"/>
+          <ns2:ligatures ns2:val="none"/>
         </w:rPr>
         <w:lastRenderedPageBreak/>
         <w:t>muy graves e imponer sanciones que van desde una amonestación hasta una multa por un máximo de 450 Unidades Impositivas Tributarias, sin perjuicio de las medidas correctivas, reparadoras y complementarias, que puedan ordenarse de acuerdo a lo estipulado en los artículos 114</w:t>
@@ -3163,7 +3022,7 @@
           <w:color w:val="000000"/>
           <w:kern w:val="0"/>
           <w:lang w:eastAsia="es-PE"/>
-          <w14:ligatures w14:val="none"/>
+          <ns2:ligatures ns2:val="none"/>
         </w:rPr>
         <w:t/>
       </w:r>
@@ -3173,7 +3032,7 @@
           <w:color w:val="000000"/>
           <w:kern w:val="0"/>
           <w:lang w:eastAsia="es-PE"/>
-          <w14:ligatures w14:val="none"/>
+          <ns2:ligatures ns2:val="none"/>
         </w:rPr>
         <w:t>, 115</w:t>
       </w:r>
@@ -3183,7 +3042,7 @@
           <w:color w:val="000000"/>
           <w:kern w:val="0"/>
           <w:lang w:eastAsia="es-PE"/>
-          <w14:ligatures w14:val="none"/>
+          <ns2:ligatures ns2:val="none"/>
         </w:rPr>
         <w:t/>
       </w:r>
@@ -3193,7 +3052,7 @@
           <w:color w:val="000000"/>
           <w:kern w:val="0"/>
           <w:lang w:eastAsia="es-PE"/>
-          <w14:ligatures w14:val="none"/>
+          <ns2:ligatures ns2:val="none"/>
         </w:rPr>
         <w:t xml:space="preserve"> y 116</w:t>
       </w:r>
@@ -3203,7 +3062,7 @@
           <w:color w:val="000000"/>
           <w:kern w:val="0"/>
           <w:lang w:eastAsia="es-PE"/>
-          <w14:ligatures w14:val="none"/>
+          <ns2:ligatures ns2:val="none"/>
         </w:rPr>
         <w:t/>
       </w:r>
@@ -3213,7 +3072,7 @@
           <w:color w:val="000000"/>
           <w:kern w:val="0"/>
           <w:lang w:eastAsia="es-PE"/>
-          <w14:ligatures w14:val="none"/>
+          <ns2:ligatures ns2:val="none"/>
         </w:rPr>
         <w:t xml:space="preserve"> de la referida norma</w:t>
       </w:r>
@@ -3225,7 +3084,7 @@
           <w:kern w:val="0"/>
           <w:vertAlign w:val="superscript"/>
           <w:lang w:eastAsia="es-PE"/>
-          <w14:ligatures w14:val="none"/>
+          <ns2:ligatures ns2:val="none"/>
         </w:rPr>
         <w:footnoteReference w:id="8"/>
       </w:r>
@@ -3235,7 +3094,7 @@
           <w:color w:val="000000"/>
           <w:kern w:val="0"/>
           <w:lang w:eastAsia="es-PE"/>
-          <w14:ligatures w14:val="none"/>
+          <ns2:ligatures ns2:val="none"/>
         </w:rPr>
         <w:t xml:space="preserve">. </w:t>
       </w:r>
@@ -3246,7 +3105,7 @@
           <w:color w:val="000000"/>
           <w:kern w:val="0"/>
           <w:lang w:eastAsia="es-PE"/>
-          <w14:ligatures w14:val="none"/>
+          <ns2:ligatures ns2:val="none"/>
         </w:rPr>
         <w:lastRenderedPageBreak/>
         <w:t>Asimismo, se consideran circunstancias atenuantes para la graduación de la sanción, el allanamiento de la denuncia o el reconocimiento de las pretensiones en ella contenidas, de acuerdo con el artículo 112</w:t>
@@ -3257,7 +3116,7 @@
           <w:color w:val="000000"/>
           <w:kern w:val="0"/>
           <w:lang w:eastAsia="es-PE"/>
-          <w14:ligatures w14:val="none"/>
+          <ns2:ligatures ns2:val="none"/>
         </w:rPr>
         <w:t/>
       </w:r>
@@ -3267,7 +3126,7 @@
           <w:color w:val="000000"/>
           <w:kern w:val="0"/>
           <w:lang w:eastAsia="es-PE"/>
-          <w14:ligatures w14:val="none"/>
+          <ns2:ligatures ns2:val="none"/>
         </w:rPr>
         <w:t xml:space="preserve"> del Código</w:t>
       </w:r>
@@ -3279,7 +3138,7 @@
           <w:kern w:val="0"/>
           <w:vertAlign w:val="superscript"/>
           <w:lang w:eastAsia="es-PE"/>
-          <w14:ligatures w14:val="none"/>
+          <ns2:ligatures ns2:val="none"/>
         </w:rPr>
         <w:footnoteReference w:id="9"/>
       </w:r>
@@ -3289,12 +3148,12 @@
           <w:color w:val="000000"/>
           <w:kern w:val="0"/>
           <w:lang w:eastAsia="es-PE"/>
-          <w14:ligatures w14:val="none"/>
+          <ns2:ligatures ns2:val="none"/>
         </w:rPr>
         <w:t>.</w:t>
       </w:r>
     </w:p>
-    <w:p>
+    <w:p ns2:paraId="0ECE55DF" ns2:textId="77777777">
       <w:pPr>
         <w:shd w:val="clear" w:color="auto" w:fill="FFFFFF"/>
         <w:spacing w:after="0" w:line="240" w:lineRule="auto"/>
@@ -3305,11 +3164,11 @@
           <w:color w:val="000000"/>
           <w:kern w:val="0"/>
           <w:lang w:eastAsia="es-PE"/>
-          <w14:ligatures w14:val="none"/>
-        </w:rPr>
-      </w:pPr>
-    </w:p>
-    <w:p>
+          <ns2:ligatures ns2:val="none"/>
+        </w:rPr>
+      </w:pPr>
+    </w:p>
+    <w:p ns2:paraId="1CC114EB" ns2:textId="77777777">
       <w:pPr>
         <w:shd w:val="clear" w:color="auto" w:fill="FFFFFF"/>
         <w:spacing w:after="0" w:line="240" w:lineRule="auto"/>
@@ -3319,17 +3178,17 @@
           <w:color w:val="000000"/>
           <w:kern w:val="0"/>
           <w:lang w:eastAsia="es-PE"/>
-          <w14:ligatures w14:val="none"/>
-        </w:rPr>
-      </w:pPr>
-      <w:r>
-        <w:rPr>
-          <w:rFonts w:ascii="Arial Narrow" w:eastAsia="Arial Narrow" w:hAnsi="Arial Narrow" w:cs="Arial Narrow"/>
-          <w:b/>
-          <w:color w:val="000000"/>
-          <w:kern w:val="0"/>
-          <w:lang w:eastAsia="es-PE"/>
-          <w14:ligatures w14:val="none"/>
+          <ns2:ligatures ns2:val="none"/>
+        </w:rPr>
+      </w:pPr>
+      <w:r>
+        <w:rPr>
+          <w:rFonts w:ascii="Arial Narrow" w:eastAsia="Arial Narrow" w:hAnsi="Arial Narrow" w:cs="Arial Narrow"/>
+          <w:b/>
+          <w:color w:val="000000"/>
+          <w:kern w:val="0"/>
+          <w:lang w:eastAsia="es-PE"/>
+          <ns2:ligatures ns2:val="none"/>
         </w:rPr>
         <w:t>SÉTIMO:</w:t>
       </w:r>
@@ -3339,7 +3198,7 @@
           <w:color w:val="000000"/>
           <w:kern w:val="0"/>
           <w:lang w:eastAsia="es-PE"/>
-          <w14:ligatures w14:val="none"/>
+          <ns2:ligatures ns2:val="none"/>
         </w:rPr>
         <w:t xml:space="preserve"> informar a las partes que conforme a lo establecido en el artículo 39</w:t>
       </w:r>
@@ -3349,7 +3208,7 @@
           <w:color w:val="000000"/>
           <w:kern w:val="0"/>
           <w:lang w:eastAsia="es-PE"/>
-          <w14:ligatures w14:val="none"/>
+          <ns2:ligatures ns2:val="none"/>
         </w:rPr>
         <w:t/>
       </w:r>
@@ -3359,12 +3218,12 @@
           <w:color w:val="000000"/>
           <w:kern w:val="0"/>
           <w:lang w:eastAsia="es-PE"/>
-          <w14:ligatures w14:val="none"/>
+          <ns2:ligatures ns2:val="none"/>
         </w:rPr>
         <w:t xml:space="preserve"> de la Ley sobre Facultades, Normas y Organización del Indecopi, aprobada por Decreto Legislativo 807, los gastos por los peritajes realizados, actuación de pruebas, inspecciones y otros derivados de la tramitación del proceso serán de cargo de la parte que solicita la prueba, salvo pacto en contrario. En todos los casos, la resolución final determinará si los gastos deben ser asumidos por alguna de las partes, o reembolsados a la otra parte o al Indecopi, según sea el caso, de manera adicional a la sanción que haya podido imponerse. </w:t>
       </w:r>
     </w:p>
-    <w:p>
+    <w:p ns2:paraId="364C4B19" ns2:textId="77777777">
       <w:pPr>
         <w:shd w:val="clear" w:color="auto" w:fill="FFFFFF"/>
         <w:spacing w:after="0" w:line="240" w:lineRule="auto"/>
@@ -3374,11 +3233,11 @@
           <w:color w:val="000000"/>
           <w:kern w:val="0"/>
           <w:lang w:eastAsia="es-PE"/>
-          <w14:ligatures w14:val="none"/>
-        </w:rPr>
-      </w:pPr>
-    </w:p>
-    <w:p>
+          <ns2:ligatures ns2:val="none"/>
+        </w:rPr>
+      </w:pPr>
+    </w:p>
+    <w:p ns2:paraId="27E9BBC0" ns2:textId="77777777">
       <w:pPr>
         <w:suppressAutoHyphens/>
         <w:spacing w:after="0" w:line="240" w:lineRule="auto"/>
@@ -3387,7 +3246,7 @@
           <w:rFonts w:ascii="Arial Narrow" w:eastAsia="Calibri" w:hAnsi="Arial Narrow" w:cs="Arial"/>
           <w:kern w:val="0"/>
           <w:u w:val="single"/>
-          <w14:ligatures w14:val="none"/>
+          <ns2:ligatures ns2:val="none"/>
         </w:rPr>
       </w:pPr>
       <w:r>
@@ -3396,7 +3255,7 @@
           <w:b/>
           <w:bCs/>
           <w:kern w:val="0"/>
-          <w14:ligatures w14:val="none"/>
+          <ns2:ligatures ns2:val="none"/>
         </w:rPr>
         <w:t>OCTAVO</w:t>
       </w:r>
@@ -3405,7 +3264,7 @@
           <w:rFonts w:ascii="Arial Narrow" w:eastAsia="Calibri" w:hAnsi="Arial Narrow" w:cs="Arial"/>
           <w:b/>
           <w:kern w:val="0"/>
-          <w14:ligatures w14:val="none"/>
+          <ns2:ligatures ns2:val="none"/>
         </w:rPr>
         <w:t>:</w:t>
       </w:r>
@@ -3413,7 +3272,7 @@
         <w:rPr>
           <w:rFonts w:ascii="Arial Narrow" w:eastAsia="Calibri" w:hAnsi="Arial Narrow" w:cs="Arial"/>
           <w:kern w:val="0"/>
-          <w14:ligatures w14:val="none"/>
+          <ns2:ligatures ns2:val="none"/>
         </w:rPr>
         <w:t xml:space="preserve"> comunicar a las partes que, </w:t>
       </w:r>
@@ -3422,7 +3281,7 @@
         <w:rPr>
           <w:rFonts w:ascii="Arial Narrow" w:eastAsia="Calibri" w:hAnsi="Arial Narrow" w:cs="Arial"/>
           <w:kern w:val="0"/>
-          <w14:ligatures w14:val="none"/>
+          <ns2:ligatures ns2:val="none"/>
         </w:rPr>
         <w:t>de acuerdo a</w:t>
       </w:r>
@@ -3431,7 +3290,7 @@
         <w:rPr>
           <w:rFonts w:ascii="Arial Narrow" w:eastAsia="Calibri" w:hAnsi="Arial Narrow" w:cs="Arial"/>
           <w:kern w:val="0"/>
-          <w14:ligatures w14:val="none"/>
+          <ns2:ligatures ns2:val="none"/>
         </w:rPr>
         <w:t xml:space="preserve"> lo señalado por el artículo 29</w:t>
       </w:r>
@@ -3441,7 +3300,7 @@
           <w:color w:val="000000"/>
           <w:kern w:val="0"/>
           <w:lang w:eastAsia="es-PE"/>
-          <w14:ligatures w14:val="none"/>
+          <ns2:ligatures ns2:val="none"/>
         </w:rPr>
         <w:t/>
       </w:r>
@@ -3449,7 +3308,7 @@
         <w:rPr>
           <w:rFonts w:ascii="Arial Narrow" w:eastAsia="Calibri" w:hAnsi="Arial Narrow" w:cs="Arial"/>
           <w:kern w:val="0"/>
-          <w14:ligatures w14:val="none"/>
+          <ns2:ligatures ns2:val="none"/>
         </w:rPr>
         <w:t xml:space="preserve"> del Decreto Legislativo 807</w:t>
       </w:r>
@@ -3459,7 +3318,7 @@
           <w:rFonts w:ascii="Arial Narrow" w:eastAsia="Calibri" w:hAnsi="Arial Narrow" w:cs="Arial"/>
           <w:kern w:val="0"/>
           <w:vertAlign w:val="superscript"/>
-          <w14:ligatures w14:val="none"/>
+          <ns2:ligatures ns2:val="none"/>
         </w:rPr>
         <w:footnoteReference w:id="10"/>
       </w:r>
@@ -3467,7 +3326,7 @@
         <w:rPr>
           <w:rFonts w:ascii="Arial Narrow" w:eastAsia="Calibri" w:hAnsi="Arial Narrow" w:cs="Arial"/>
           <w:kern w:val="0"/>
-          <w14:ligatures w14:val="none"/>
+          <ns2:ligatures ns2:val="none"/>
         </w:rPr>
         <w:t xml:space="preserve">, hasta antes de la emisión de la Resolución Final tienen la posibilidad de solicitar una audiencia de conciliación. En caso deleguen a favor de una tercera persona su actuación en la diligencia programada, esta deberá presentar un poder especial con firma legalizada ante Notario Público, donde conste </w:t>
       </w:r>
@@ -3476,7 +3335,7 @@
           <w:rFonts w:ascii="Arial Narrow" w:eastAsia="Calibri" w:hAnsi="Arial Narrow" w:cs="Arial"/>
           <w:kern w:val="0"/>
           <w:u w:val="single"/>
-          <w14:ligatures w14:val="none"/>
+          <ns2:ligatures ns2:val="none"/>
         </w:rPr>
         <w:t>expresamente su facultad para asistir y conciliar en su representación</w:t>
       </w:r>
@@ -3485,7 +3344,7 @@
           <w:rFonts w:ascii="Arial Narrow" w:eastAsia="Calibri" w:hAnsi="Arial Narrow" w:cs="Arial"/>
           <w:bCs/>
           <w:kern w:val="0"/>
-          <w14:ligatures w14:val="none"/>
+          <ns2:ligatures ns2:val="none"/>
         </w:rPr>
         <w:t>.</w:t>
       </w:r>
@@ -3495,7 +3354,7 @@
           <w:b/>
           <w:bCs/>
           <w:kern w:val="0"/>
-          <w14:ligatures w14:val="none"/>
+          <ns2:ligatures ns2:val="none"/>
         </w:rPr>
         <w:t xml:space="preserve"> </w:t>
       </w:r>
@@ -3504,12 +3363,12 @@
           <w:rFonts w:ascii="Arial Narrow" w:eastAsia="Calibri" w:hAnsi="Arial Narrow" w:cs="Arial"/>
           <w:kern w:val="0"/>
           <w:u w:val="single"/>
-          <w14:ligatures w14:val="none"/>
+          <ns2:ligatures ns2:val="none"/>
         </w:rPr>
         <w:t xml:space="preserve">Ello bajo apercibimiento de no realizar la audiencia de conciliación y levantar el acta de inasistencia correspondiente. </w:t>
       </w:r>
     </w:p>
-    <w:p>
+    <w:p ns2:paraId="4CD47B08" ns2:textId="77777777">
       <w:pPr>
         <w:suppressAutoHyphens/>
         <w:spacing w:after="0" w:line="240" w:lineRule="auto"/>
@@ -3518,11 +3377,11 @@
           <w:rFonts w:ascii="Arial Narrow" w:eastAsia="Calibri" w:hAnsi="Arial Narrow" w:cs="Arial"/>
           <w:kern w:val="0"/>
           <w:u w:val="single"/>
-          <w14:ligatures w14:val="none"/>
-        </w:rPr>
-      </w:pPr>
-    </w:p>
-    <w:p>
+          <ns2:ligatures ns2:val="none"/>
+        </w:rPr>
+      </w:pPr>
+    </w:p>
+    <w:p ns2:paraId="0E80CA49" ns2:textId="77777777">
       <w:pPr>
         <w:suppressAutoHyphens/>
         <w:spacing w:after="0" w:line="240" w:lineRule="auto"/>
@@ -3532,7 +3391,7 @@
           <w:color w:val="000000"/>
           <w:kern w:val="0"/>
           <w:lang w:eastAsia="es-PE"/>
-          <w14:ligatures w14:val="none"/>
+          <ns2:ligatures ns2:val="none"/>
         </w:rPr>
       </w:pPr>
       <w:r>
@@ -3542,7 +3401,7 @@
           <w:color w:val="000000"/>
           <w:kern w:val="0"/>
           <w:lang w:eastAsia="es-PE"/>
-          <w14:ligatures w14:val="none"/>
+          <ns2:ligatures ns2:val="none"/>
         </w:rPr>
         <w:t>NOVENO:</w:t>
       </w:r>
@@ -3552,14 +3411,14 @@
           <w:color w:val="000000"/>
           <w:kern w:val="0"/>
           <w:lang w:eastAsia="es-PE"/>
-          <w14:ligatures w14:val="none"/>
+          <ns2:ligatures ns2:val="none"/>
         </w:rPr>
         <w:t xml:space="preserve"> poner en conocimiento de las partes que, antes de la emisión de la Resolución Final, tienen la posibilidad de formular su desistimiento o presentar el acuerdo arribado mediante la conciliación, mediación, transacción o cualquier otro que, de forma indubitable, deje constancia que se ha solucionado la controversia materia de denuncia.</w:t>
       </w:r>
       <w:bookmarkStart w:id="8" w:name="h.gjdgxs" w:colFirst="0" w:colLast="0"/>
       <w:bookmarkEnd w:id="8"/>
     </w:p>
-    <w:p>
+    <w:p ns2:paraId="7DDD06F7" ns2:textId="77777777">
       <w:pPr>
         <w:suppressAutoHyphens/>
         <w:spacing w:after="0" w:line="240" w:lineRule="auto"/>
@@ -3569,11 +3428,11 @@
           <w:color w:val="000000"/>
           <w:kern w:val="0"/>
           <w:lang w:eastAsia="es-PE"/>
-          <w14:ligatures w14:val="none"/>
-        </w:rPr>
-      </w:pPr>
-    </w:p>
-    <w:p>
+          <ns2:ligatures ns2:val="none"/>
+        </w:rPr>
+      </w:pPr>
+    </w:p>
+    <w:p ns2:paraId="236137A1" ns2:textId="5911A043">
       <w:pPr>
         <w:suppressAutoHyphens/>
         <w:spacing w:after="0" w:line="240" w:lineRule="auto"/>
@@ -3596,7 +3455,7 @@
           <w:b/>
           <w:spacing w:val="-3"/>
           <w:kern w:val="0"/>
-          <w14:ligatures w14:val="none"/>
+          <ns2:ligatures ns2:val="none"/>
         </w:rPr>
         <w:t/>
       </w:r>
@@ -3606,7 +3465,7 @@
           <w:bCs/>
           <w:spacing w:val="-3"/>
           <w:kern w:val="0"/>
-          <w14:ligatures w14:val="none"/>
+          <ns2:ligatures ns2:val="none"/>
         </w:rPr>
         <w:t xml:space="preserve"/>
       </w:r>
@@ -3616,7 +3475,7 @@
           <w:bCs/>
           <w:spacing w:val="-3"/>
           <w:kern w:val="0"/>
-          <w14:ligatures w14:val="none"/>
+          <ns2:ligatures ns2:val="none"/>
         </w:rPr>
         <w:t xml:space="preserve"/>
       </w:r>
@@ -3627,7 +3486,7 @@
           <w:kern w:val="0"/>
           <w:shd w:val="clear" w:color="auto" w:fill="FFFFFF"/>
           <w:lang w:eastAsia="es-PE"/>
-          <w14:ligatures w14:val="none"/>
+          <ns2:ligatures ns2:val="none"/>
         </w:rPr>
         <w:t xml:space="preserve"/>
       </w:r>
@@ -3673,7 +3532,7 @@
           <w:color w:val="000000"/>
           <w:kern w:val="0"/>
           <w:lang w:eastAsia="es-PE"/>
-          <w14:ligatures w14:val="none"/>
+          <ns2:ligatures ns2:val="none"/>
         </w:rPr>
         <w:t/>
       </w:r>
@@ -3690,7 +3549,7 @@
           <w:color w:val="000000"/>
           <w:kern w:val="0"/>
           <w:lang w:eastAsia="es-PE"/>
-          <w14:ligatures w14:val="none"/>
+          <ns2:ligatures ns2:val="none"/>
         </w:rPr>
         <w:t/>
       </w:r>
@@ -3716,7 +3575,7 @@
         <w:t/>
       </w:r>
     </w:p>
-    <w:p>
+    <w:p ns2:paraId="639FE5BE" ns2:textId="77777777">
       <w:pPr>
         <w:suppressAutoHyphens/>
         <w:spacing w:after="0" w:line="240" w:lineRule="auto"/>
@@ -3726,7 +3585,7 @@
         </w:rPr>
       </w:pPr>
     </w:p>
-    <w:p>
+    <w:p ns2:paraId="083D8417" ns2:textId="1D4672E4">
       <w:pPr>
         <w:suppressAutoHyphens/>
         <w:spacing w:line="240" w:lineRule="auto"/>
@@ -3844,7 +3703,7 @@
       <w:bookmarkStart w:id="9" w:name="_Hlk198890962"/>
     </w:p>
     <w:bookmarkEnd w:id="9"/>
-    <w:p>
+    <w:p ns2:paraId="23716787" ns2:textId="77777777">
       <w:pPr>
         <w:suppressAutoHyphens/>
         <w:spacing w:after="0" w:line="240" w:lineRule="auto"/>
@@ -3854,64 +3713,64 @@
         </w:rPr>
       </w:pPr>
     </w:p>
-    <w:p>
-      <w:pPr>
-        <w:spacing w:after="0" w:line="240" w:lineRule="auto"/>
-        <w:jc w:val="both"/>
-        <w:rPr>
-          <w:rFonts w:ascii="Arial Narrow" w:eastAsia="Arial Narrow" w:hAnsi="Arial Narrow" w:cs="Arial Narrow"/>
-          <w:b/>
-          <w:color w:val="000000"/>
-          <w:kern w:val="0"/>
-          <w:lang w:eastAsia="es-PE"/>
-          <w14:ligatures w14:val="none"/>
-        </w:rPr>
-      </w:pPr>
-    </w:p>
-    <w:p>
-      <w:pPr>
-        <w:spacing w:after="0" w:line="240" w:lineRule="auto"/>
-        <w:jc w:val="both"/>
-        <w:rPr>
-          <w:rFonts w:ascii="Arial Narrow" w:eastAsia="Arial Narrow" w:hAnsi="Arial Narrow" w:cs="Arial Narrow"/>
-          <w:b/>
-          <w:color w:val="000000"/>
-          <w:kern w:val="0"/>
-          <w:lang w:eastAsia="es-PE"/>
-          <w14:ligatures w14:val="none"/>
-        </w:rPr>
-      </w:pPr>
-    </w:p>
-    <w:p>
-      <w:pPr>
-        <w:spacing w:after="0" w:line="240" w:lineRule="auto"/>
-        <w:jc w:val="both"/>
-        <w:rPr>
-          <w:rFonts w:ascii="Arial Narrow" w:eastAsia="Arial Narrow" w:hAnsi="Arial Narrow" w:cs="Arial Narrow"/>
-          <w:b/>
-          <w:color w:val="000000"/>
-          <w:kern w:val="0"/>
-          <w:lang w:eastAsia="es-PE"/>
-          <w14:ligatures w14:val="none"/>
-        </w:rPr>
-      </w:pPr>
-    </w:p>
-    <w:p>
-      <w:pPr>
-        <w:spacing w:after="0" w:line="240" w:lineRule="auto"/>
-        <w:jc w:val="both"/>
-        <w:rPr>
-          <w:rFonts w:ascii="Arial Narrow" w:eastAsia="Arial Narrow" w:hAnsi="Arial Narrow" w:cs="Arial Narrow"/>
-          <w:b/>
-          <w:color w:val="000000"/>
-          <w:kern w:val="0"/>
-          <w:lang w:eastAsia="es-PE"/>
-          <w14:ligatures w14:val="none"/>
+    <w:p ns2:paraId="509D673B" ns2:textId="77777777">
+      <w:pPr>
+        <w:spacing w:after="0" w:line="240" w:lineRule="auto"/>
+        <w:jc w:val="both"/>
+        <w:rPr>
+          <w:rFonts w:ascii="Arial Narrow" w:eastAsia="Arial Narrow" w:hAnsi="Arial Narrow" w:cs="Arial Narrow"/>
+          <w:b/>
+          <w:color w:val="000000"/>
+          <w:kern w:val="0"/>
+          <w:lang w:eastAsia="es-PE"/>
+          <ns2:ligatures ns2:val="none"/>
+        </w:rPr>
+      </w:pPr>
+    </w:p>
+    <w:p ns2:paraId="418E1D52" ns2:textId="77777777">
+      <w:pPr>
+        <w:spacing w:after="0" w:line="240" w:lineRule="auto"/>
+        <w:jc w:val="both"/>
+        <w:rPr>
+          <w:rFonts w:ascii="Arial Narrow" w:eastAsia="Arial Narrow" w:hAnsi="Arial Narrow" w:cs="Arial Narrow"/>
+          <w:b/>
+          <w:color w:val="000000"/>
+          <w:kern w:val="0"/>
+          <w:lang w:eastAsia="es-PE"/>
+          <ns2:ligatures ns2:val="none"/>
+        </w:rPr>
+      </w:pPr>
+    </w:p>
+    <w:p ns2:paraId="0407B94C" ns2:textId="77777777">
+      <w:pPr>
+        <w:spacing w:after="0" w:line="240" w:lineRule="auto"/>
+        <w:jc w:val="both"/>
+        <w:rPr>
+          <w:rFonts w:ascii="Arial Narrow" w:eastAsia="Arial Narrow" w:hAnsi="Arial Narrow" w:cs="Arial Narrow"/>
+          <w:b/>
+          <w:color w:val="000000"/>
+          <w:kern w:val="0"/>
+          <w:lang w:eastAsia="es-PE"/>
+          <ns2:ligatures ns2:val="none"/>
+        </w:rPr>
+      </w:pPr>
+    </w:p>
+    <w:p ns2:paraId="375C384E" ns2:textId="77777777">
+      <w:pPr>
+        <w:spacing w:after="0" w:line="240" w:lineRule="auto"/>
+        <w:jc w:val="both"/>
+        <w:rPr>
+          <w:rFonts w:ascii="Arial Narrow" w:eastAsia="Arial Narrow" w:hAnsi="Arial Narrow" w:cs="Arial Narrow"/>
+          <w:b/>
+          <w:color w:val="000000"/>
+          <w:kern w:val="0"/>
+          <w:lang w:eastAsia="es-PE"/>
+          <ns2:ligatures ns2:val="none"/>
         </w:rPr>
       </w:pPr>
     </w:p>
     <w:bookmarkEnd w:id="0"/>
-    <w:p>
+    <w:p ns2:paraId="038EB208" ns2:textId="77777777">
       <w:pPr>
         <w:shd w:val="clear" w:color="auto" w:fill="FFFFFF"/>
         <w:spacing w:after="0" w:line="240" w:lineRule="auto"/>
@@ -3922,7 +3781,7 @@
           <w:bCs/>
           <w:color w:val="000000"/>
           <w:kern w:val="0"/>
-          <w14:ligatures w14:val="none"/>
+          <ns2:ligatures ns2:val="none"/>
         </w:rPr>
       </w:pPr>
       <w:r>
@@ -3932,12 +3791,12 @@
           <w:bCs/>
           <w:color w:val="000000"/>
           <w:kern w:val="0"/>
-          <w14:ligatures w14:val="none"/>
+          <ns2:ligatures ns2:val="none"/>
         </w:rPr>
         <w:t>JUDITH ALCALDE BRICEÑO</w:t>
       </w:r>
     </w:p>
-    <w:p>
+    <w:p ns2:paraId="1450903C" ns2:textId="77777777">
       <w:pPr>
         <w:shd w:val="clear" w:color="auto" w:fill="FFFFFF"/>
         <w:spacing w:after="0" w:line="240" w:lineRule="auto"/>
@@ -3948,7 +3807,7 @@
           <w:bCs/>
           <w:color w:val="000000"/>
           <w:kern w:val="0"/>
-          <w14:ligatures w14:val="none"/>
+          <ns2:ligatures ns2:val="none"/>
         </w:rPr>
       </w:pPr>
       <w:r>
@@ -3958,12 +3817,12 @@
           <w:bCs/>
           <w:color w:val="000000"/>
           <w:kern w:val="0"/>
-          <w14:ligatures w14:val="none"/>
+          <ns2:ligatures ns2:val="none"/>
         </w:rPr>
         <w:t>Secretaria Técnica (e)</w:t>
       </w:r>
     </w:p>
-    <w:p>
+    <w:p ns2:paraId="4AF3211C" ns2:textId="77777777">
       <w:pPr>
         <w:shd w:val="clear" w:color="auto" w:fill="FFFFFF"/>
         <w:spacing w:after="0" w:line="240" w:lineRule="auto"/>
@@ -3974,7 +3833,7 @@
           <w:bCs/>
           <w:color w:val="000000"/>
           <w:kern w:val="0"/>
-          <w14:ligatures w14:val="none"/>
+          <ns2:ligatures ns2:val="none"/>
         </w:rPr>
       </w:pPr>
       <w:r>
@@ -3984,7 +3843,7 @@
           <w:bCs/>
           <w:color w:val="000000"/>
           <w:kern w:val="0"/>
-          <w14:ligatures w14:val="none"/>
+          <ns2:ligatures ns2:val="none"/>
         </w:rPr>
         <w:t>Comisión </w:t>
       </w:r>
@@ -3996,7 +3855,7 @@
           <w:color w:val="000000"/>
           <w:kern w:val="0"/>
           <w:shd w:val="clear" w:color="auto" w:fill="FFFFFF"/>
-          <w14:ligatures w14:val="none"/>
+          <ns2:ligatures ns2:val="none"/>
         </w:rPr>
         <w:t>de</w:t>
       </w:r>
@@ -4007,26 +3866,26 @@
           <w:bCs/>
           <w:color w:val="000000"/>
           <w:kern w:val="0"/>
-          <w14:ligatures w14:val="none"/>
+          <ns2:ligatures ns2:val="none"/>
         </w:rPr>
         <w:t> Protección al Consumidor 1</w:t>
       </w:r>
     </w:p>
-    <w:p>
-      <w:pPr>
-        <w:spacing w:after="0" w:line="240" w:lineRule="auto"/>
-        <w:jc w:val="both"/>
-        <w:rPr>
-          <w:rFonts w:ascii="Arial Narrow" w:eastAsia="Arial Narrow" w:hAnsi="Arial Narrow" w:cs="Arial Narrow"/>
-          <w:b/>
-          <w:color w:val="000000"/>
-          <w:kern w:val="0"/>
-          <w:lang w:eastAsia="es-PE"/>
-          <w14:ligatures w14:val="none"/>
-        </w:rPr>
-      </w:pPr>
-    </w:p>
-    <w:p>
+    <w:p ns2:paraId="602C43F9" ns2:textId="77777777">
+      <w:pPr>
+        <w:spacing w:after="0" w:line="240" w:lineRule="auto"/>
+        <w:jc w:val="both"/>
+        <w:rPr>
+          <w:rFonts w:ascii="Arial Narrow" w:eastAsia="Arial Narrow" w:hAnsi="Arial Narrow" w:cs="Arial Narrow"/>
+          <w:b/>
+          <w:color w:val="000000"/>
+          <w:kern w:val="0"/>
+          <w:lang w:eastAsia="es-PE"/>
+          <ns2:ligatures ns2:val="none"/>
+        </w:rPr>
+      </w:pPr>
+    </w:p>
+    <w:p ns2:paraId="1D3884F8" ns2:textId="77777777">
       <w:pPr>
         <w:spacing w:after="0" w:line="240" w:lineRule="auto"/>
         <w:jc w:val="both"/>
@@ -4044,12 +3903,12 @@
           <w:sz w:val="16"/>
           <w:szCs w:val="16"/>
           <w:lang w:eastAsia="es-PE"/>
-          <w14:ligatures w14:val="none"/>
+          <ns2:ligatures ns2:val="none"/>
         </w:rPr>
         <w:t>LSM/JCQ</w:t>
       </w:r>
     </w:p>
-    <w:p>
+    <w:p ns2:paraId="08D2E184" ns2:textId="77777777">
       <w:pPr>
         <w:spacing w:line="240" w:lineRule="auto"/>
         <w:rPr>
@@ -4057,7 +3916,7 @@
         </w:rPr>
       </w:pPr>
     </w:p>
-    <w:p>
+    <w:p ns2:paraId="1D2233A3" ns2:textId="77777777">
       <w:pPr>
         <w:spacing w:line="240" w:lineRule="auto"/>
         <w:rPr>
@@ -4065,7 +3924,7 @@
         </w:rPr>
       </w:pPr>
     </w:p>
-    <w:p>
+    <w:p ns2:paraId="4423ADE9" ns2:textId="77777777">
       <w:pPr>
         <w:spacing w:line="240" w:lineRule="auto"/>
         <w:rPr>
@@ -4073,14 +3932,14 @@
         </w:rPr>
       </w:pPr>
     </w:p>
-    <w:p>
+    <w:p ns2:paraId="74AAB5F4" ns2:textId="77777777">
       <w:pPr>
         <w:spacing w:line="240" w:lineRule="auto"/>
       </w:pPr>
     </w:p>
     <w:sectPr>
-      <w:headerReference w:type="default" r:id="rId8"/>
-      <w:footerReference w:type="default" r:id="rId9"/>
+      <w:headerReference w:type="default" ns3:id="rId8"/>
+      <w:footerReference w:type="default" ns3:id="rId9"/>
       <w:pgSz w:w="11906" w:h="16838"/>
       <w:pgMar w:top="1417" w:right="1701" w:bottom="1417" w:left="1701" w:header="708" w:footer="708" w:gutter="0"/>
       <w:cols w:space="708"/>
